--- a/assets/word/dkp_car_ru_v1.docx
+++ b/assets/word/dkp_car_ru_v1.docx
@@ -603,7 +603,7 @@
     </w:p>
     <w:p>
       <w:r>
-        <w:t>3.2. Оплата производится [наличными или переводом; реквизиты при переводе] в срок [точная дата или согласованный момент оплаты].</w:t>
+        <w:t>3.2. Способ оплаты: [наличными или переводом; реквизиты при переводе]. Срок оплаты: [точная дата или согласованный момент оплаты].</w:t>
       </w:r>
     </w:p>
     <w:p>

--- a/assets/word/dkp_car_ru_v1.docx
+++ b/assets/word/dkp_car_ru_v1.docx
@@ -5,61 +5,63 @@
     <w:p>
       <w:pPr>
         <w:pStyle w:val="Title"/>
+        <w:widowControl/>
+        <w:jc w:val="center"/>
       </w:pPr>
       <w:r>
-        <w:t>Договор о продаже автомобиля</w:t>
+        <w:rPr>
+          <w:color w:val="000000"/>
+        </w:rPr>
+        <w:t>ДОГОВОР КУПЛИ-ПРОДАЖИ АВТОМОБИЛЯ</w:t>
       </w:r>
     </w:p>
     <w:p>
+      <w:pPr>
+        <w:widowControl/>
+      </w:pPr>
       <w:r>
+        <w:rPr>
+          <w:color w:val="000000"/>
+        </w:rPr>
         <w:t>Место заключения: [город или населённый пункт]    Дата: [дата договора]</w:t>
       </w:r>
     </w:p>
     <w:p>
       <w:pPr>
         <w:pStyle w:val="Heading1"/>
+        <w:widowControl/>
       </w:pPr>
       <w:r>
-        <w:t>1 Стороны договора</w:t>
-      </w:r>
-    </w:p>
-    <w:p>
-      <w:r>
-        <w:t>Продавец: [ФИО продавца полностью]. Паспорт: [серия, номер, кем и когда выдан, код подразделения]. Адрес регистрации: [адрес продавца].</w:t>
-      </w:r>
-    </w:p>
-    <w:p>
-      <w:r>
-        <w:t>Покупатель: [ФИО покупателя полностью]. Паспорт: [серия, номер, кем и когда выдан, код подразделения покупателя]. Адрес регистрации: [адрес покупателя].</w:t>
-      </w:r>
-    </w:p>
-    <w:p>
-      <w:r>
-        <w:t>Продавец и Покупатель заключили договор о продаже указанного ниже автомобиля. Продавец выступает собственником автомобиля и подписывает договор лично.</w:t>
-      </w:r>
-    </w:p>
-    <w:p>
-      <w:pPr>
-        <w:pStyle w:val="Heading1"/>
-      </w:pPr>
-      <w:r>
-        <w:t>2 Автомобиль</w:t>
-      </w:r>
-    </w:p>
-    <w:p>
-      <w:r>
-        <w:t>2.1. Продавец обязуется передать автомобиль в собственность Покупателя, а Покупатель — принять его и уплатить согласованную цену.</w:t>
+        <w:rPr>
+          <w:color w:val="000000"/>
+        </w:rPr>
+        <w:t>1. Стороны договора</w:t>
       </w:r>
     </w:p>
     <w:tbl>
       <w:tblPr>
         <w:tblW w:type="auto" w:w="0"/>
+        <w:jc w:val="center"/>
         <w:tblLayout w:type="fixed"/>
         <w:tblLook w:firstColumn="1" w:firstRow="1" w:lastColumn="0" w:lastRow="0" w:noHBand="0" w:noVBand="1" w:val="04A0"/>
+        <w:tblBorders>
+          <w:top w:val="single" w:sz="5" w:color="000000"/>
+          <w:left w:val="single" w:sz="5" w:color="000000"/>
+          <w:bottom w:val="single" w:sz="5" w:color="000000"/>
+          <w:right w:val="single" w:sz="5" w:color="000000"/>
+          <w:insideH w:val="single" w:sz="5" w:color="000000"/>
+          <w:insideV w:val="single" w:sz="5" w:color="000000"/>
+        </w:tblBorders>
+        <w:tblCellMar>
+          <w:top w:w="70" w:type="dxa"/>
+          <w:bottom w:w="70" w:type="dxa"/>
+          <w:left w:w="85" w:type="dxa"/>
+          <w:right w:w="85" w:type="dxa"/>
+        </w:tblCellMar>
       </w:tblPr>
       <w:tblGrid>
-        <w:gridCol w:w="2835"/>
-        <w:gridCol w:w="6803"/>
+        <w:gridCol w:w="4819"/>
+        <w:gridCol w:w="4819"/>
       </w:tblGrid>
       <w:tr>
         <w:trPr>
@@ -67,52 +69,224 @@
         </w:trPr>
         <w:tc>
           <w:tcPr>
-            <w:tcW w:type="dxa" w:w="2835"/>
-            <w:tcBorders>
-              <w:top w:val="single" w:sz="4" w:color="D9D9D9"/>
-              <w:left w:val="single" w:sz="4" w:color="D9D9D9"/>
-              <w:bottom w:val="single" w:sz="4" w:color="D9D9D9"/>
-              <w:right w:val="single" w:sz="4" w:color="D9D9D9"/>
-            </w:tcBorders>
-            <w:tcMar>
-              <w:top w:w="70" w:type="dxa"/>
-              <w:left w:w="70" w:type="dxa"/>
-              <w:bottom w:w="70" w:type="dxa"/>
-              <w:right w:w="70" w:type="dxa"/>
-            </w:tcMar>
+            <w:tcW w:type="dxa" w:w="4819"/>
             <w:vAlign w:val="center"/>
           </w:tcPr>
           <w:p>
             <w:pPr>
-              <w:spacing w:after="60" w:before="60"/>
+              <w:spacing w:after="80" w:line="240" w:lineRule="auto"/>
             </w:pPr>
             <w:r>
+              <w:rPr>
+                <w:color w:val="000000"/>
+              </w:rPr>
+            </w:r>
+            <w:r>
+              <w:rPr>
+                <w:b/>
+                <w:color w:val="000000"/>
+                <w:sz w:val="21"/>
+              </w:rPr>
+              <w:t>ПРОДАВЕЦ</w:t>
+            </w:r>
+          </w:p>
+          <w:p>
+            <w:pPr>
+              <w:spacing w:after="80" w:line="240" w:lineRule="auto"/>
+            </w:pPr>
+            <w:r>
+              <w:rPr>
+                <w:color w:val="000000"/>
+                <w:sz w:val="21"/>
+              </w:rPr>
+              <w:t>ФИО: [ФИО продавца полностью]</w:t>
+            </w:r>
+          </w:p>
+          <w:p>
+            <w:pPr>
+              <w:spacing w:after="80" w:line="240" w:lineRule="auto"/>
+            </w:pPr>
+            <w:r>
+              <w:rPr>
+                <w:color w:val="000000"/>
+                <w:sz w:val="21"/>
+              </w:rPr>
+              <w:t>Паспорт: [серия, номер, кем и когда выдан, код подразделения]</w:t>
+            </w:r>
+          </w:p>
+          <w:p>
+            <w:pPr>
+              <w:spacing w:after="80" w:line="240" w:lineRule="auto"/>
+            </w:pPr>
+            <w:r>
+              <w:rPr>
+                <w:color w:val="000000"/>
+                <w:sz w:val="21"/>
+              </w:rPr>
+              <w:t>Адрес регистрации: [адрес продавца]</w:t>
+            </w:r>
+          </w:p>
+        </w:tc>
+        <w:tc>
+          <w:tcPr>
+            <w:tcW w:type="dxa" w:w="4819"/>
+            <w:vAlign w:val="center"/>
+          </w:tcPr>
+          <w:p>
+            <w:pPr>
+              <w:spacing w:after="80" w:line="240" w:lineRule="auto"/>
+            </w:pPr>
+            <w:r>
+              <w:rPr>
+                <w:color w:val="000000"/>
+              </w:rPr>
+            </w:r>
+            <w:r>
+              <w:rPr>
+                <w:b/>
+                <w:color w:val="000000"/>
+                <w:sz w:val="21"/>
+              </w:rPr>
+              <w:t>ПОКУПАТЕЛЬ</w:t>
+            </w:r>
+          </w:p>
+          <w:p>
+            <w:pPr>
+              <w:spacing w:after="80" w:line="240" w:lineRule="auto"/>
+            </w:pPr>
+            <w:r>
+              <w:rPr>
+                <w:color w:val="000000"/>
+                <w:sz w:val="21"/>
+              </w:rPr>
+              <w:t>ФИО: [ФИО покупателя полностью]</w:t>
+            </w:r>
+          </w:p>
+          <w:p>
+            <w:pPr>
+              <w:spacing w:after="80" w:line="240" w:lineRule="auto"/>
+            </w:pPr>
+            <w:r>
+              <w:rPr>
+                <w:color w:val="000000"/>
+                <w:sz w:val="21"/>
+              </w:rPr>
+              <w:t>Паспорт: [серия, номер, кем и когда выдан, код подразделения покупателя]</w:t>
+            </w:r>
+          </w:p>
+          <w:p>
+            <w:pPr>
+              <w:spacing w:after="80" w:line="240" w:lineRule="auto"/>
+            </w:pPr>
+            <w:r>
+              <w:rPr>
+                <w:color w:val="000000"/>
+                <w:sz w:val="21"/>
+              </w:rPr>
+              <w:t>Адрес регистрации: [адрес покупателя]</w:t>
+            </w:r>
+          </w:p>
+        </w:tc>
+      </w:tr>
+    </w:tbl>
+    <w:p>
+      <w:pPr>
+        <w:widowControl/>
+        <w:spacing w:before="100"/>
+      </w:pPr>
+      <w:r>
+        <w:rPr>
+          <w:color w:val="000000"/>
+        </w:rPr>
+        <w:t>Продавец и Покупатель заключили договор о продаже указанного ниже автомобиля. Продавец выступает собственником автомобиля и подписывает договор лично.</w:t>
+      </w:r>
+    </w:p>
+    <w:p>
+      <w:pPr>
+        <w:pStyle w:val="Heading1"/>
+        <w:widowControl/>
+      </w:pPr>
+      <w:r>
+        <w:rPr>
+          <w:color w:val="000000"/>
+        </w:rPr>
+        <w:t>2. Автомобиль</w:t>
+      </w:r>
+    </w:p>
+    <w:p>
+      <w:pPr>
+        <w:widowControl/>
+      </w:pPr>
+      <w:r>
+        <w:rPr>
+          <w:color w:val="000000"/>
+        </w:rPr>
+        <w:t>2.1. Продавец обязуется передать автомобиль в собственность Покупателя, а Покупатель — принять его и уплатить согласованную цену.</w:t>
+      </w:r>
+    </w:p>
+    <w:tbl>
+      <w:tblPr>
+        <w:tblW w:type="auto" w:w="0"/>
+        <w:jc w:val="center"/>
+        <w:tblLayout w:type="fixed"/>
+        <w:tblLook w:firstColumn="1" w:firstRow="1" w:lastColumn="0" w:lastRow="0" w:noHBand="0" w:noVBand="1" w:val="04A0"/>
+        <w:tblBorders>
+          <w:top w:val="single" w:sz="5" w:color="000000"/>
+          <w:left w:val="single" w:sz="5" w:color="000000"/>
+          <w:bottom w:val="single" w:sz="5" w:color="000000"/>
+          <w:right w:val="single" w:sz="5" w:color="000000"/>
+          <w:insideH w:val="single" w:sz="5" w:color="000000"/>
+          <w:insideV w:val="single" w:sz="5" w:color="000000"/>
+        </w:tblBorders>
+        <w:tblCellMar>
+          <w:top w:w="70" w:type="dxa"/>
+          <w:bottom w:w="70" w:type="dxa"/>
+          <w:left w:w="85" w:type="dxa"/>
+          <w:right w:w="85" w:type="dxa"/>
+        </w:tblCellMar>
+      </w:tblPr>
+      <w:tblGrid>
+        <w:gridCol w:w="2721"/>
+        <w:gridCol w:w="6917"/>
+      </w:tblGrid>
+      <w:tr>
+        <w:trPr>
+          <w:cantSplit/>
+        </w:trPr>
+        <w:tc>
+          <w:tcPr>
+            <w:tcW w:type="dxa" w:w="2721"/>
+            <w:vAlign w:val="center"/>
+          </w:tcPr>
+          <w:p>
+            <w:pPr>
+              <w:spacing w:after="20" w:line="240" w:lineRule="auto"/>
+            </w:pPr>
+            <w:r>
+              <w:rPr>
+                <w:b/>
+                <w:sz w:val="21"/>
+                <w:color w:val="000000"/>
+              </w:rPr>
               <w:t>Марка и модель</w:t>
             </w:r>
           </w:p>
         </w:tc>
         <w:tc>
           <w:tcPr>
-            <w:tcW w:type="dxa" w:w="6803"/>
-            <w:tcBorders>
-              <w:top w:val="single" w:sz="4" w:color="D9D9D9"/>
-              <w:left w:val="single" w:sz="4" w:color="D9D9D9"/>
-              <w:bottom w:val="single" w:sz="4" w:color="D9D9D9"/>
-              <w:right w:val="single" w:sz="4" w:color="D9D9D9"/>
-            </w:tcBorders>
-            <w:tcMar>
-              <w:top w:w="70" w:type="dxa"/>
-              <w:left w:w="70" w:type="dxa"/>
-              <w:bottom w:w="70" w:type="dxa"/>
-              <w:right w:w="70" w:type="dxa"/>
-            </w:tcMar>
+            <w:tcW w:type="dxa" w:w="6917"/>
             <w:vAlign w:val="center"/>
           </w:tcPr>
           <w:p>
             <w:pPr>
-              <w:spacing w:after="60" w:before="60"/>
+              <w:spacing w:after="20" w:line="240" w:lineRule="auto"/>
             </w:pPr>
             <w:r>
+              <w:rPr>
+                <w:b w:val="0"/>
+                <w:sz w:val="21"/>
+                <w:color w:val="000000"/>
+              </w:rPr>
               <w:t>[марка и модель]</w:t>
             </w:r>
           </w:p>
@@ -124,52 +298,38 @@
         </w:trPr>
         <w:tc>
           <w:tcPr>
-            <w:tcW w:type="dxa" w:w="2835"/>
-            <w:tcBorders>
-              <w:top w:val="single" w:sz="4" w:color="D9D9D9"/>
-              <w:left w:val="single" w:sz="4" w:color="D9D9D9"/>
-              <w:bottom w:val="single" w:sz="4" w:color="D9D9D9"/>
-              <w:right w:val="single" w:sz="4" w:color="D9D9D9"/>
-            </w:tcBorders>
-            <w:tcMar>
-              <w:top w:w="70" w:type="dxa"/>
-              <w:left w:w="70" w:type="dxa"/>
-              <w:bottom w:w="70" w:type="dxa"/>
-              <w:right w:w="70" w:type="dxa"/>
-            </w:tcMar>
+            <w:tcW w:type="dxa" w:w="2721"/>
             <w:vAlign w:val="center"/>
           </w:tcPr>
           <w:p>
             <w:pPr>
-              <w:spacing w:after="60" w:before="60"/>
+              <w:spacing w:after="20" w:line="240" w:lineRule="auto"/>
             </w:pPr>
             <w:r>
+              <w:rPr>
+                <w:b/>
+                <w:sz w:val="21"/>
+                <w:color w:val="000000"/>
+              </w:rPr>
               <w:t>VIN</w:t>
             </w:r>
           </w:p>
         </w:tc>
         <w:tc>
           <w:tcPr>
-            <w:tcW w:type="dxa" w:w="6803"/>
-            <w:tcBorders>
-              <w:top w:val="single" w:sz="4" w:color="D9D9D9"/>
-              <w:left w:val="single" w:sz="4" w:color="D9D9D9"/>
-              <w:bottom w:val="single" w:sz="4" w:color="D9D9D9"/>
-              <w:right w:val="single" w:sz="4" w:color="D9D9D9"/>
-            </w:tcBorders>
-            <w:tcMar>
-              <w:top w:w="70" w:type="dxa"/>
-              <w:left w:w="70" w:type="dxa"/>
-              <w:bottom w:w="70" w:type="dxa"/>
-              <w:right w:w="70" w:type="dxa"/>
-            </w:tcMar>
+            <w:tcW w:type="dxa" w:w="6917"/>
             <w:vAlign w:val="center"/>
           </w:tcPr>
           <w:p>
             <w:pPr>
-              <w:spacing w:after="60" w:before="60"/>
+              <w:spacing w:after="20" w:line="240" w:lineRule="auto"/>
             </w:pPr>
             <w:r>
+              <w:rPr>
+                <w:b w:val="0"/>
+                <w:sz w:val="21"/>
+                <w:color w:val="000000"/>
+              </w:rPr>
               <w:t>[VIN либо сведения об отсутствии VIN]</w:t>
             </w:r>
           </w:p>
@@ -181,52 +341,38 @@
         </w:trPr>
         <w:tc>
           <w:tcPr>
-            <w:tcW w:type="dxa" w:w="2835"/>
-            <w:tcBorders>
-              <w:top w:val="single" w:sz="4" w:color="D9D9D9"/>
-              <w:left w:val="single" w:sz="4" w:color="D9D9D9"/>
-              <w:bottom w:val="single" w:sz="4" w:color="D9D9D9"/>
-              <w:right w:val="single" w:sz="4" w:color="D9D9D9"/>
-            </w:tcBorders>
-            <w:tcMar>
-              <w:top w:w="70" w:type="dxa"/>
-              <w:left w:w="70" w:type="dxa"/>
-              <w:bottom w:w="70" w:type="dxa"/>
-              <w:right w:w="70" w:type="dxa"/>
-            </w:tcMar>
+            <w:tcW w:type="dxa" w:w="2721"/>
             <w:vAlign w:val="center"/>
           </w:tcPr>
           <w:p>
             <w:pPr>
-              <w:spacing w:after="60" w:before="60"/>
+              <w:spacing w:after="20" w:line="240" w:lineRule="auto"/>
             </w:pPr>
             <w:r>
+              <w:rPr>
+                <w:b/>
+                <w:sz w:val="21"/>
+                <w:color w:val="000000"/>
+              </w:rPr>
               <w:t>Год выпуска и цвет</w:t>
             </w:r>
           </w:p>
         </w:tc>
         <w:tc>
           <w:tcPr>
-            <w:tcW w:type="dxa" w:w="6803"/>
-            <w:tcBorders>
-              <w:top w:val="single" w:sz="4" w:color="D9D9D9"/>
-              <w:left w:val="single" w:sz="4" w:color="D9D9D9"/>
-              <w:bottom w:val="single" w:sz="4" w:color="D9D9D9"/>
-              <w:right w:val="single" w:sz="4" w:color="D9D9D9"/>
-            </w:tcBorders>
-            <w:tcMar>
-              <w:top w:w="70" w:type="dxa"/>
-              <w:left w:w="70" w:type="dxa"/>
-              <w:bottom w:w="70" w:type="dxa"/>
-              <w:right w:w="70" w:type="dxa"/>
-            </w:tcMar>
+            <w:tcW w:type="dxa" w:w="6917"/>
             <w:vAlign w:val="center"/>
           </w:tcPr>
           <w:p>
             <w:pPr>
-              <w:spacing w:after="60" w:before="60"/>
+              <w:spacing w:after="20" w:line="240" w:lineRule="auto"/>
             </w:pPr>
             <w:r>
+              <w:rPr>
+                <w:b w:val="0"/>
+                <w:sz w:val="21"/>
+                <w:color w:val="000000"/>
+              </w:rPr>
               <w:t>[год выпуска; цвет]</w:t>
             </w:r>
           </w:p>
@@ -238,52 +384,38 @@
         </w:trPr>
         <w:tc>
           <w:tcPr>
-            <w:tcW w:type="dxa" w:w="2835"/>
-            <w:tcBorders>
-              <w:top w:val="single" w:sz="4" w:color="D9D9D9"/>
-              <w:left w:val="single" w:sz="4" w:color="D9D9D9"/>
-              <w:bottom w:val="single" w:sz="4" w:color="D9D9D9"/>
-              <w:right w:val="single" w:sz="4" w:color="D9D9D9"/>
-            </w:tcBorders>
-            <w:tcMar>
-              <w:top w:w="70" w:type="dxa"/>
-              <w:left w:w="70" w:type="dxa"/>
-              <w:bottom w:w="70" w:type="dxa"/>
-              <w:right w:w="70" w:type="dxa"/>
-            </w:tcMar>
+            <w:tcW w:type="dxa" w:w="2721"/>
             <w:vAlign w:val="center"/>
           </w:tcPr>
           <w:p>
             <w:pPr>
-              <w:spacing w:after="60" w:before="60"/>
+              <w:spacing w:after="20" w:line="240" w:lineRule="auto"/>
             </w:pPr>
             <w:r>
+              <w:rPr>
+                <w:b/>
+                <w:sz w:val="21"/>
+                <w:color w:val="000000"/>
+              </w:rPr>
               <w:t>Тип и категория ТС</w:t>
             </w:r>
           </w:p>
         </w:tc>
         <w:tc>
           <w:tcPr>
-            <w:tcW w:type="dxa" w:w="6803"/>
-            <w:tcBorders>
-              <w:top w:val="single" w:sz="4" w:color="D9D9D9"/>
-              <w:left w:val="single" w:sz="4" w:color="D9D9D9"/>
-              <w:bottom w:val="single" w:sz="4" w:color="D9D9D9"/>
-              <w:right w:val="single" w:sz="4" w:color="D9D9D9"/>
-            </w:tcBorders>
-            <w:tcMar>
-              <w:top w:w="70" w:type="dxa"/>
-              <w:left w:w="70" w:type="dxa"/>
-              <w:bottom w:w="70" w:type="dxa"/>
-              <w:right w:w="70" w:type="dxa"/>
-            </w:tcMar>
+            <w:tcW w:type="dxa" w:w="6917"/>
             <w:vAlign w:val="center"/>
           </w:tcPr>
           <w:p>
             <w:pPr>
-              <w:spacing w:after="60" w:before="60"/>
+              <w:spacing w:after="20" w:line="240" w:lineRule="auto"/>
             </w:pPr>
             <w:r>
+              <w:rPr>
+                <w:b w:val="0"/>
+                <w:sz w:val="21"/>
+                <w:color w:val="000000"/>
+              </w:rPr>
               <w:t>[тип; категория по документам]</w:t>
             </w:r>
           </w:p>
@@ -295,52 +427,38 @@
         </w:trPr>
         <w:tc>
           <w:tcPr>
-            <w:tcW w:type="dxa" w:w="2835"/>
-            <w:tcBorders>
-              <w:top w:val="single" w:sz="4" w:color="D9D9D9"/>
-              <w:left w:val="single" w:sz="4" w:color="D9D9D9"/>
-              <w:bottom w:val="single" w:sz="4" w:color="D9D9D9"/>
-              <w:right w:val="single" w:sz="4" w:color="D9D9D9"/>
-            </w:tcBorders>
-            <w:tcMar>
-              <w:top w:w="70" w:type="dxa"/>
-              <w:left w:w="70" w:type="dxa"/>
-              <w:bottom w:w="70" w:type="dxa"/>
-              <w:right w:w="70" w:type="dxa"/>
-            </w:tcMar>
+            <w:tcW w:type="dxa" w:w="2721"/>
             <w:vAlign w:val="center"/>
           </w:tcPr>
           <w:p>
             <w:pPr>
-              <w:spacing w:after="60" w:before="60"/>
+              <w:spacing w:after="20" w:line="240" w:lineRule="auto"/>
             </w:pPr>
             <w:r>
+              <w:rPr>
+                <w:b/>
+                <w:sz w:val="21"/>
+                <w:color w:val="000000"/>
+              </w:rPr>
               <w:t>Кузов и шасси</w:t>
             </w:r>
           </w:p>
         </w:tc>
         <w:tc>
           <w:tcPr>
-            <w:tcW w:type="dxa" w:w="6803"/>
-            <w:tcBorders>
-              <w:top w:val="single" w:sz="4" w:color="D9D9D9"/>
-              <w:left w:val="single" w:sz="4" w:color="D9D9D9"/>
-              <w:bottom w:val="single" w:sz="4" w:color="D9D9D9"/>
-              <w:right w:val="single" w:sz="4" w:color="D9D9D9"/>
-            </w:tcBorders>
-            <w:tcMar>
-              <w:top w:w="70" w:type="dxa"/>
-              <w:left w:w="70" w:type="dxa"/>
-              <w:bottom w:w="70" w:type="dxa"/>
-              <w:right w:w="70" w:type="dxa"/>
-            </w:tcMar>
+            <w:tcW w:type="dxa" w:w="6917"/>
             <w:vAlign w:val="center"/>
           </w:tcPr>
           <w:p>
             <w:pPr>
-              <w:spacing w:after="60" w:before="60"/>
+              <w:spacing w:after="20" w:line="240" w:lineRule="auto"/>
             </w:pPr>
             <w:r>
+              <w:rPr>
+                <w:b w:val="0"/>
+                <w:sz w:val="21"/>
+                <w:color w:val="000000"/>
+              </w:rPr>
               <w:t>[номера кузова и шасси либо отсутствует]</w:t>
             </w:r>
           </w:p>
@@ -352,52 +470,38 @@
         </w:trPr>
         <w:tc>
           <w:tcPr>
-            <w:tcW w:type="dxa" w:w="2835"/>
-            <w:tcBorders>
-              <w:top w:val="single" w:sz="4" w:color="D9D9D9"/>
-              <w:left w:val="single" w:sz="4" w:color="D9D9D9"/>
-              <w:bottom w:val="single" w:sz="4" w:color="D9D9D9"/>
-              <w:right w:val="single" w:sz="4" w:color="D9D9D9"/>
-            </w:tcBorders>
-            <w:tcMar>
-              <w:top w:w="70" w:type="dxa"/>
-              <w:left w:w="70" w:type="dxa"/>
-              <w:bottom w:w="70" w:type="dxa"/>
-              <w:right w:w="70" w:type="dxa"/>
-            </w:tcMar>
+            <w:tcW w:type="dxa" w:w="2721"/>
             <w:vAlign w:val="center"/>
           </w:tcPr>
           <w:p>
             <w:pPr>
-              <w:spacing w:after="60" w:before="60"/>
+              <w:spacing w:after="20" w:line="240" w:lineRule="auto"/>
             </w:pPr>
             <w:r>
+              <w:rPr>
+                <w:b/>
+                <w:sz w:val="21"/>
+                <w:color w:val="000000"/>
+              </w:rPr>
               <w:t>Государственный номер</w:t>
             </w:r>
           </w:p>
         </w:tc>
         <w:tc>
           <w:tcPr>
-            <w:tcW w:type="dxa" w:w="6803"/>
-            <w:tcBorders>
-              <w:top w:val="single" w:sz="4" w:color="D9D9D9"/>
-              <w:left w:val="single" w:sz="4" w:color="D9D9D9"/>
-              <w:bottom w:val="single" w:sz="4" w:color="D9D9D9"/>
-              <w:right w:val="single" w:sz="4" w:color="D9D9D9"/>
-            </w:tcBorders>
-            <w:tcMar>
-              <w:top w:w="70" w:type="dxa"/>
-              <w:left w:w="70" w:type="dxa"/>
-              <w:bottom w:w="70" w:type="dxa"/>
-              <w:right w:w="70" w:type="dxa"/>
-            </w:tcMar>
+            <w:tcW w:type="dxa" w:w="6917"/>
             <w:vAlign w:val="center"/>
           </w:tcPr>
           <w:p>
             <w:pPr>
-              <w:spacing w:after="60" w:before="60"/>
+              <w:spacing w:after="20" w:line="240" w:lineRule="auto"/>
             </w:pPr>
             <w:r>
+              <w:rPr>
+                <w:b w:val="0"/>
+                <w:sz w:val="21"/>
+                <w:color w:val="000000"/>
+              </w:rPr>
               <w:t>[регистрационный знак либо отсутствует]</w:t>
             </w:r>
           </w:p>
@@ -409,52 +513,38 @@
         </w:trPr>
         <w:tc>
           <w:tcPr>
-            <w:tcW w:type="dxa" w:w="2835"/>
-            <w:tcBorders>
-              <w:top w:val="single" w:sz="4" w:color="D9D9D9"/>
-              <w:left w:val="single" w:sz="4" w:color="D9D9D9"/>
-              <w:bottom w:val="single" w:sz="4" w:color="D9D9D9"/>
-              <w:right w:val="single" w:sz="4" w:color="D9D9D9"/>
-            </w:tcBorders>
-            <w:tcMar>
-              <w:top w:w="70" w:type="dxa"/>
-              <w:left w:w="70" w:type="dxa"/>
-              <w:bottom w:w="70" w:type="dxa"/>
-              <w:right w:w="70" w:type="dxa"/>
-            </w:tcMar>
+            <w:tcW w:type="dxa" w:w="2721"/>
             <w:vAlign w:val="center"/>
           </w:tcPr>
           <w:p>
             <w:pPr>
-              <w:spacing w:after="60" w:before="60"/>
+              <w:spacing w:after="20" w:line="240" w:lineRule="auto"/>
             </w:pPr>
             <w:r>
+              <w:rPr>
+                <w:b/>
+                <w:sz w:val="21"/>
+                <w:color w:val="000000"/>
+              </w:rPr>
               <w:t>ПТС или ЭПТС</w:t>
             </w:r>
           </w:p>
         </w:tc>
         <w:tc>
           <w:tcPr>
-            <w:tcW w:type="dxa" w:w="6803"/>
-            <w:tcBorders>
-              <w:top w:val="single" w:sz="4" w:color="D9D9D9"/>
-              <w:left w:val="single" w:sz="4" w:color="D9D9D9"/>
-              <w:bottom w:val="single" w:sz="4" w:color="D9D9D9"/>
-              <w:right w:val="single" w:sz="4" w:color="D9D9D9"/>
-            </w:tcBorders>
-            <w:tcMar>
-              <w:top w:w="70" w:type="dxa"/>
-              <w:left w:w="70" w:type="dxa"/>
-              <w:bottom w:w="70" w:type="dxa"/>
-              <w:right w:w="70" w:type="dxa"/>
-            </w:tcMar>
+            <w:tcW w:type="dxa" w:w="6917"/>
             <w:vAlign w:val="center"/>
           </w:tcPr>
           <w:p>
             <w:pPr>
-              <w:spacing w:after="60" w:before="60"/>
+              <w:spacing w:after="20" w:line="240" w:lineRule="auto"/>
             </w:pPr>
             <w:r>
+              <w:rPr>
+                <w:b w:val="0"/>
+                <w:sz w:val="21"/>
+                <w:color w:val="000000"/>
+              </w:rPr>
               <w:t>[вид документа, номер, дата; для бумажного ПТС — серия и кем выдан]</w:t>
             </w:r>
           </w:p>
@@ -466,52 +556,38 @@
         </w:trPr>
         <w:tc>
           <w:tcPr>
-            <w:tcW w:type="dxa" w:w="2835"/>
-            <w:tcBorders>
-              <w:top w:val="single" w:sz="4" w:color="D9D9D9"/>
-              <w:left w:val="single" w:sz="4" w:color="D9D9D9"/>
-              <w:bottom w:val="single" w:sz="4" w:color="D9D9D9"/>
-              <w:right w:val="single" w:sz="4" w:color="D9D9D9"/>
-            </w:tcBorders>
-            <w:tcMar>
-              <w:top w:w="70" w:type="dxa"/>
-              <w:left w:w="70" w:type="dxa"/>
-              <w:bottom w:w="70" w:type="dxa"/>
-              <w:right w:w="70" w:type="dxa"/>
-            </w:tcMar>
+            <w:tcW w:type="dxa" w:w="2721"/>
             <w:vAlign w:val="center"/>
           </w:tcPr>
           <w:p>
             <w:pPr>
-              <w:spacing w:after="60" w:before="60"/>
+              <w:spacing w:after="20" w:line="240" w:lineRule="auto"/>
             </w:pPr>
             <w:r>
+              <w:rPr>
+                <w:b/>
+                <w:sz w:val="21"/>
+                <w:color w:val="000000"/>
+              </w:rPr>
               <w:t>СТС</w:t>
             </w:r>
           </w:p>
         </w:tc>
         <w:tc>
           <w:tcPr>
-            <w:tcW w:type="dxa" w:w="6803"/>
-            <w:tcBorders>
-              <w:top w:val="single" w:sz="4" w:color="D9D9D9"/>
-              <w:left w:val="single" w:sz="4" w:color="D9D9D9"/>
-              <w:bottom w:val="single" w:sz="4" w:color="D9D9D9"/>
-              <w:right w:val="single" w:sz="4" w:color="D9D9D9"/>
-            </w:tcBorders>
-            <w:tcMar>
-              <w:top w:w="70" w:type="dxa"/>
-              <w:left w:w="70" w:type="dxa"/>
-              <w:bottom w:w="70" w:type="dxa"/>
-              <w:right w:w="70" w:type="dxa"/>
-            </w:tcMar>
+            <w:tcW w:type="dxa" w:w="6917"/>
             <w:vAlign w:val="center"/>
           </w:tcPr>
           <w:p>
             <w:pPr>
-              <w:spacing w:after="60" w:before="60"/>
+              <w:spacing w:after="20" w:line="240" w:lineRule="auto"/>
             </w:pPr>
             <w:r>
+              <w:rPr>
+                <w:b w:val="0"/>
+                <w:sz w:val="21"/>
+                <w:color w:val="000000"/>
+              </w:rPr>
               <w:t>[серия, номер, дата выдачи либо отсутствует]</w:t>
             </w:r>
           </w:p>
@@ -523,52 +599,38 @@
         </w:trPr>
         <w:tc>
           <w:tcPr>
-            <w:tcW w:type="dxa" w:w="2835"/>
-            <w:tcBorders>
-              <w:top w:val="single" w:sz="4" w:color="D9D9D9"/>
-              <w:left w:val="single" w:sz="4" w:color="D9D9D9"/>
-              <w:bottom w:val="single" w:sz="4" w:color="D9D9D9"/>
-              <w:right w:val="single" w:sz="4" w:color="D9D9D9"/>
-            </w:tcBorders>
-            <w:tcMar>
-              <w:top w:w="70" w:type="dxa"/>
-              <w:left w:w="70" w:type="dxa"/>
-              <w:bottom w:w="70" w:type="dxa"/>
-              <w:right w:w="70" w:type="dxa"/>
-            </w:tcMar>
+            <w:tcW w:type="dxa" w:w="2721"/>
             <w:vAlign w:val="center"/>
           </w:tcPr>
           <w:p>
             <w:pPr>
-              <w:spacing w:after="60" w:before="60"/>
+              <w:spacing w:after="20" w:line="240" w:lineRule="auto"/>
             </w:pPr>
             <w:r>
+              <w:rPr>
+                <w:b/>
+                <w:sz w:val="21"/>
+                <w:color w:val="000000"/>
+              </w:rPr>
               <w:t>Показания одометра</w:t>
             </w:r>
           </w:p>
         </w:tc>
         <w:tc>
           <w:tcPr>
-            <w:tcW w:type="dxa" w:w="6803"/>
-            <w:tcBorders>
-              <w:top w:val="single" w:sz="4" w:color="D9D9D9"/>
-              <w:left w:val="single" w:sz="4" w:color="D9D9D9"/>
-              <w:bottom w:val="single" w:sz="4" w:color="D9D9D9"/>
-              <w:right w:val="single" w:sz="4" w:color="D9D9D9"/>
-            </w:tcBorders>
-            <w:tcMar>
-              <w:top w:w="70" w:type="dxa"/>
-              <w:left w:w="70" w:type="dxa"/>
-              <w:bottom w:w="70" w:type="dxa"/>
-              <w:right w:w="70" w:type="dxa"/>
-            </w:tcMar>
+            <w:tcW w:type="dxa" w:w="6917"/>
             <w:vAlign w:val="center"/>
           </w:tcPr>
           <w:p>
             <w:pPr>
-              <w:spacing w:after="60" w:before="60"/>
+              <w:spacing w:after="20" w:line="240" w:lineRule="auto"/>
             </w:pPr>
             <w:r>
+              <w:rPr>
+                <w:b w:val="0"/>
+                <w:sz w:val="21"/>
+                <w:color w:val="000000"/>
+              </w:rPr>
               <w:t>[показание в километрах на дату осмотра]</w:t>
             </w:r>
           </w:p>
@@ -577,151 +639,508 @@
     </w:tbl>
     <w:p>
       <w:pPr>
-        <w:spacing w:before="120"/>
+        <w:widowControl/>
+        <w:spacing w:before="100"/>
       </w:pPr>
       <w:r>
+        <w:rPr>
+          <w:color w:val="000000"/>
+        </w:rPr>
         <w:t>2.2. Основание приобретения автомобиля Продавцом: [документ, его дата и номер при наличии].</w:t>
       </w:r>
     </w:p>
     <w:p>
+      <w:pPr>
+        <w:widowControl/>
+      </w:pPr>
       <w:r>
+        <w:rPr>
+          <w:color w:val="000000"/>
+        </w:rPr>
         <w:t>2.3. Известные недостатки и особенности состояния: [перечень; если не выявлены — прямо указать это]. Покупатель ознакомлен с указанными сведениями. Это не исключает предусмотренных законом требований по неоговорённым недостаткам.</w:t>
       </w:r>
     </w:p>
     <w:p>
       <w:pPr>
         <w:pStyle w:val="Heading1"/>
+        <w:widowControl/>
       </w:pPr>
       <w:r>
-        <w:t>3 Цена и расчёты</w:t>
+        <w:rPr>
+          <w:color w:val="000000"/>
+        </w:rPr>
+        <w:t>3. Цена и расчёты</w:t>
       </w:r>
     </w:p>
     <w:p>
+      <w:pPr>
+        <w:widowControl/>
+      </w:pPr>
       <w:r>
+        <w:rPr>
+          <w:color w:val="000000"/>
+        </w:rPr>
         <w:t>3.1. Цена автомобиля: [сумма цифрами] ([сумма прописью]) рублей.</w:t>
       </w:r>
     </w:p>
     <w:p>
+      <w:pPr>
+        <w:widowControl/>
+      </w:pPr>
       <w:r>
+        <w:rPr>
+          <w:color w:val="000000"/>
+        </w:rPr>
         <w:t>3.2. Способ оплаты: [наличными или переводом; реквизиты при переводе]. Срок оплаты: [точная дата или согласованный момент оплаты].</w:t>
       </w:r>
     </w:p>
     <w:p>
       <w:r>
+        <w:rPr>
+          <w:color w:val="000000"/>
+        </w:rPr>
         <w:br w:type="page"/>
       </w:r>
     </w:p>
     <w:p>
       <w:pPr>
         <w:pStyle w:val="Heading1"/>
+        <w:widowControl/>
       </w:pPr>
       <w:r>
-        <w:t>4 Передача автомобиля</w:t>
+        <w:rPr>
+          <w:color w:val="000000"/>
+        </w:rPr>
+        <w:t>4. Передача автомобиля</w:t>
       </w:r>
     </w:p>
     <w:p>
+      <w:pPr>
+        <w:widowControl/>
+      </w:pPr>
       <w:r>
+        <w:rPr>
+          <w:color w:val="000000"/>
+        </w:rPr>
         <w:t>4.1. Срок передачи: [дата и при необходимости время]. Место передачи: [адрес].</w:t>
       </w:r>
     </w:p>
     <w:p>
+      <w:pPr>
+        <w:widowControl/>
+      </w:pPr>
       <w:r>
+        <w:rPr>
+          <w:color w:val="000000"/>
+        </w:rPr>
         <w:t>4.2. Вместе с автомобилем передаются: [документы, количество комплектов ключей, оборудование и принадлежности]. При наличии ЭПТС стороны совершают необходимые действия для внесения сведений о новом собственнике в систему электронных паспортов.</w:t>
       </w:r>
     </w:p>
     <w:p>
+      <w:pPr>
+        <w:widowControl/>
+      </w:pPr>
       <w:r>
+        <w:rPr>
+          <w:color w:val="000000"/>
+        </w:rPr>
         <w:t>4.3. Право собственности и риск случайной гибели или случайного повреждения автомобиля переходят к Покупателю при фактической передаче автомобиля. Передача подтверждается подписями в разделе 7 либо отдельным актом с указанием автомобиля и настоящего договора.</w:t>
       </w:r>
     </w:p>
     <w:p>
       <w:pPr>
         <w:pStyle w:val="Heading1"/>
+        <w:widowControl/>
       </w:pPr>
       <w:r>
-        <w:t>5 Заверения и ответственность</w:t>
+        <w:rPr>
+          <w:color w:val="000000"/>
+        </w:rPr>
+        <w:t>5. Заверения и ответственность</w:t>
       </w:r>
     </w:p>
     <w:p>
+      <w:pPr>
+        <w:widowControl/>
+      </w:pPr>
       <w:r>
+        <w:rPr>
+          <w:color w:val="000000"/>
+        </w:rPr>
         <w:t>5.1. Продавец подтверждает, что вправе продать автомобиль, автомобиль не заложен, не находится под арестом или запретом регистрационных действий и свободен от прав и притязаний третьих лиц. Если имеются такие обстоятельства, условия сделки требуют отдельного согласования до подписания договора.</w:t>
       </w:r>
     </w:p>
     <w:p>
+      <w:pPr>
+        <w:widowControl/>
+      </w:pPr>
       <w:r>
+        <w:rPr>
+          <w:color w:val="000000"/>
+        </w:rPr>
         <w:t>5.2. Стороны отвечают за нарушение договора в соответствии с законодательством Российской Федерации. Подписание договора само по себе не подтверждает получение денег или передачу автомобиля.</w:t>
       </w:r>
     </w:p>
     <w:p>
+      <w:pPr>
+        <w:widowControl/>
+      </w:pPr>
       <w:r>
+        <w:rPr>
+          <w:color w:val="000000"/>
+        </w:rPr>
         <w:t>5.3. Дополнительные условия: [согласованные условия либо нет]. Изменения оформляются письменно и подписываются обеими сторонами.</w:t>
       </w:r>
     </w:p>
     <w:p>
       <w:pPr>
         <w:pStyle w:val="Heading1"/>
+        <w:widowControl/>
       </w:pPr>
       <w:r>
-        <w:t>6 Подписи сторон</w:t>
-      </w:r>
-    </w:p>
-    <w:p>
-      <w:r>
-        <w:t>Договор составлен в [количество] экземплярах одинакового содержания. Каждая сторона получает подписанный экземпляр.</w:t>
-      </w:r>
-    </w:p>
-    <w:p>
-      <w:r>
-        <w:t>Продавец: __________________ / [ФИО продавца] /</w:t>
-      </w:r>
-    </w:p>
-    <w:p>
-      <w:r>
-        <w:t>Покупатель: _________________ / [ФИО покупателя] /</w:t>
+        <w:rPr>
+          <w:color w:val="000000"/>
+        </w:rPr>
+        <w:t>6. Подписи сторон</w:t>
       </w:r>
     </w:p>
     <w:p>
       <w:pPr>
-        <w:pStyle w:val="Heading1"/>
+        <w:widowControl/>
       </w:pPr>
       <w:r>
-        <w:t>7 Подтверждение исполнения</w:t>
+        <w:rPr>
+          <w:color w:val="000000"/>
+        </w:rPr>
+        <w:t>Договор составлен в [количество] экземплярах одинакового содержания. Каждая сторона получает подписанный экземпляр.</w:t>
+      </w:r>
+    </w:p>
+    <w:tbl>
+      <w:tblPr>
+        <w:tblW w:type="auto" w:w="0"/>
+        <w:jc w:val="center"/>
+        <w:tblLayout w:type="fixed"/>
+        <w:tblLook w:firstColumn="1" w:firstRow="1" w:lastColumn="0" w:lastRow="0" w:noHBand="0" w:noVBand="1" w:val="04A0"/>
+        <w:tblBorders>
+          <w:top w:val="single" w:sz="5" w:color="000000"/>
+          <w:left w:val="single" w:sz="5" w:color="000000"/>
+          <w:bottom w:val="single" w:sz="5" w:color="000000"/>
+          <w:right w:val="single" w:sz="5" w:color="000000"/>
+          <w:insideH w:val="single" w:sz="5" w:color="000000"/>
+          <w:insideV w:val="single" w:sz="5" w:color="000000"/>
+        </w:tblBorders>
+        <w:tblCellMar>
+          <w:top w:w="70" w:type="dxa"/>
+          <w:bottom w:w="70" w:type="dxa"/>
+          <w:left w:w="85" w:type="dxa"/>
+          <w:right w:w="85" w:type="dxa"/>
+        </w:tblCellMar>
+      </w:tblPr>
+      <w:tblGrid>
+        <w:gridCol w:w="4819"/>
+        <w:gridCol w:w="4819"/>
+      </w:tblGrid>
+      <w:tr>
+        <w:trPr>
+          <w:cantSplit/>
+        </w:trPr>
+        <w:tc>
+          <w:tcPr>
+            <w:tcW w:type="dxa" w:w="4819"/>
+            <w:vAlign w:val="center"/>
+          </w:tcPr>
+          <w:p>
+            <w:pPr>
+              <w:spacing w:after="80" w:line="240" w:lineRule="auto"/>
+            </w:pPr>
+            <w:r>
+              <w:rPr>
+                <w:color w:val="000000"/>
+              </w:rPr>
+            </w:r>
+            <w:r>
+              <w:rPr>
+                <w:b/>
+                <w:color w:val="000000"/>
+                <w:sz w:val="21"/>
+              </w:rPr>
+              <w:t>ПРОДАВЕЦ</w:t>
+            </w:r>
+          </w:p>
+          <w:p>
+            <w:pPr>
+              <w:spacing w:after="80" w:line="240" w:lineRule="auto"/>
+            </w:pPr>
+            <w:r>
+              <w:rPr>
+                <w:color w:val="000000"/>
+                <w:sz w:val="21"/>
+              </w:rPr>
+              <w:t>________________ / [ФИО продавца] /</w:t>
+            </w:r>
+          </w:p>
+        </w:tc>
+        <w:tc>
+          <w:tcPr>
+            <w:tcW w:type="dxa" w:w="4819"/>
+            <w:vAlign w:val="center"/>
+          </w:tcPr>
+          <w:p>
+            <w:pPr>
+              <w:spacing w:after="80" w:line="240" w:lineRule="auto"/>
+            </w:pPr>
+            <w:r>
+              <w:rPr>
+                <w:color w:val="000000"/>
+              </w:rPr>
+            </w:r>
+            <w:r>
+              <w:rPr>
+                <w:b/>
+                <w:color w:val="000000"/>
+                <w:sz w:val="21"/>
+              </w:rPr>
+              <w:t>ПОКУПАТЕЛЬ</w:t>
+            </w:r>
+          </w:p>
+          <w:p>
+            <w:pPr>
+              <w:spacing w:after="80" w:line="240" w:lineRule="auto"/>
+            </w:pPr>
+            <w:r>
+              <w:rPr>
+                <w:color w:val="000000"/>
+                <w:sz w:val="21"/>
+              </w:rPr>
+              <w:t>________________ / [ФИО покупателя] /</w:t>
+            </w:r>
+          </w:p>
+        </w:tc>
+      </w:tr>
+    </w:tbl>
+    <w:p>
+      <w:pPr>
+        <w:pStyle w:val="Heading1"/>
+        <w:widowControl/>
+      </w:pPr>
+      <w:r>
+        <w:rPr>
+          <w:color w:val="000000"/>
+        </w:rPr>
+        <w:t>7. Подтверждение исполнения</w:t>
       </w:r>
     </w:p>
     <w:p>
+      <w:pPr>
+        <w:widowControl/>
+      </w:pPr>
       <w:r>
+        <w:rPr>
+          <w:color w:val="000000"/>
+        </w:rPr>
         <w:t>Этот раздел заполняется и подписывается по факту передачи денег и автомобиля. Если оформлены отдельные документы, здесь указываются их реквизиты.</w:t>
       </w:r>
     </w:p>
     <w:p>
+      <w:pPr>
+        <w:widowControl/>
+      </w:pPr>
       <w:r>
+        <w:rPr>
+          <w:b/>
+          <w:color w:val="000000"/>
+        </w:rPr>
+        <w:t>7.1. Получение денежных средств</w:t>
+      </w:r>
+    </w:p>
+    <w:p>
+      <w:pPr>
+        <w:widowControl/>
+      </w:pPr>
+      <w:r>
+        <w:rPr>
+          <w:color w:val="000000"/>
+        </w:rPr>
         <w:t>Получение денег. Продавец получил от Покупателя [сумма цифрами и прописью] рублей по настоящему договору. Неоплаченный остаток: [сумма либо 0] рублей.</w:t>
       </w:r>
     </w:p>
     <w:p>
+      <w:pPr>
+        <w:widowControl/>
+      </w:pPr>
       <w:r>
+        <w:rPr>
+          <w:color w:val="000000"/>
+        </w:rPr>
         <w:t>Дата получения: __________________    Подпись Продавца: __________________</w:t>
       </w:r>
     </w:p>
     <w:p>
+      <w:pPr>
+        <w:widowControl/>
+      </w:pPr>
       <w:r>
+        <w:rPr>
+          <w:b/>
+          <w:color w:val="000000"/>
+        </w:rPr>
+        <w:t>7.2. Передача автомобиля</w:t>
+      </w:r>
+    </w:p>
+    <w:p>
+      <w:pPr>
+        <w:widowControl/>
+      </w:pPr>
+      <w:r>
+        <w:rPr>
+          <w:color w:val="000000"/>
+        </w:rPr>
         <w:t>Передача автомобиля. Автомобиль из раздела 2 и перечисленные в пункте 4.2 документы и принадлежности переданы Покупателю. Показания одометра: [километры]. Замечания при передаче: [описание замечаний либо нет].</w:t>
       </w:r>
     </w:p>
     <w:p>
+      <w:pPr>
+        <w:widowControl/>
+      </w:pPr>
       <w:r>
+        <w:rPr>
+          <w:color w:val="000000"/>
+        </w:rPr>
         <w:t>Дата и время передачи: __________________________________________________</w:t>
       </w:r>
     </w:p>
-    <w:p>
-      <w:r>
-        <w:t>Продавец: __________________    Покупатель: __________________</w:t>
-      </w:r>
-    </w:p>
+    <w:tbl>
+      <w:tblPr>
+        <w:tblW w:type="auto" w:w="0"/>
+        <w:jc w:val="center"/>
+        <w:tblLayout w:type="fixed"/>
+        <w:tblLook w:firstColumn="1" w:firstRow="1" w:lastColumn="0" w:lastRow="0" w:noHBand="0" w:noVBand="1" w:val="04A0"/>
+        <w:tblBorders>
+          <w:top w:val="single" w:sz="5" w:color="000000"/>
+          <w:left w:val="single" w:sz="5" w:color="000000"/>
+          <w:bottom w:val="single" w:sz="5" w:color="000000"/>
+          <w:right w:val="single" w:sz="5" w:color="000000"/>
+          <w:insideH w:val="single" w:sz="5" w:color="000000"/>
+          <w:insideV w:val="single" w:sz="5" w:color="000000"/>
+        </w:tblBorders>
+        <w:tblCellMar>
+          <w:top w:w="70" w:type="dxa"/>
+          <w:bottom w:w="70" w:type="dxa"/>
+          <w:left w:w="85" w:type="dxa"/>
+          <w:right w:w="85" w:type="dxa"/>
+        </w:tblCellMar>
+      </w:tblPr>
+      <w:tblGrid>
+        <w:gridCol w:w="4819"/>
+        <w:gridCol w:w="4819"/>
+      </w:tblGrid>
+      <w:tr>
+        <w:trPr>
+          <w:cantSplit/>
+        </w:trPr>
+        <w:tc>
+          <w:tcPr>
+            <w:tcW w:type="dxa" w:w="4819"/>
+            <w:vAlign w:val="center"/>
+          </w:tcPr>
+          <w:p>
+            <w:pPr>
+              <w:spacing w:after="80" w:line="240" w:lineRule="auto"/>
+            </w:pPr>
+            <w:r>
+              <w:rPr>
+                <w:color w:val="000000"/>
+              </w:rPr>
+            </w:r>
+            <w:r>
+              <w:rPr>
+                <w:b/>
+                <w:color w:val="000000"/>
+                <w:sz w:val="21"/>
+              </w:rPr>
+              <w:t>АВТОМОБИЛЬ ПЕРЕДАЛ</w:t>
+            </w:r>
+          </w:p>
+          <w:p>
+            <w:pPr>
+              <w:spacing w:after="80" w:line="240" w:lineRule="auto"/>
+            </w:pPr>
+            <w:r>
+              <w:rPr>
+                <w:color w:val="000000"/>
+                <w:sz w:val="21"/>
+              </w:rPr>
+              <w:t>Продавец: ____________________</w:t>
+            </w:r>
+          </w:p>
+          <w:p>
+            <w:pPr>
+              <w:spacing w:after="80" w:line="240" w:lineRule="auto"/>
+            </w:pPr>
+            <w:r>
+              <w:rPr>
+                <w:color w:val="000000"/>
+                <w:sz w:val="21"/>
+              </w:rPr>
+              <w:t>ФИО: [ФИО продавца]</w:t>
+            </w:r>
+          </w:p>
+        </w:tc>
+        <w:tc>
+          <w:tcPr>
+            <w:tcW w:type="dxa" w:w="4819"/>
+            <w:vAlign w:val="center"/>
+          </w:tcPr>
+          <w:p>
+            <w:pPr>
+              <w:spacing w:after="80" w:line="240" w:lineRule="auto"/>
+            </w:pPr>
+            <w:r>
+              <w:rPr>
+                <w:color w:val="000000"/>
+              </w:rPr>
+            </w:r>
+            <w:r>
+              <w:rPr>
+                <w:b/>
+                <w:color w:val="000000"/>
+                <w:sz w:val="21"/>
+              </w:rPr>
+              <w:t>АВТОМОБИЛЬ ПРИНЯЛ</w:t>
+            </w:r>
+          </w:p>
+          <w:p>
+            <w:pPr>
+              <w:spacing w:after="80" w:line="240" w:lineRule="auto"/>
+            </w:pPr>
+            <w:r>
+              <w:rPr>
+                <w:color w:val="000000"/>
+                <w:sz w:val="21"/>
+              </w:rPr>
+              <w:t>Покупатель: __________________</w:t>
+            </w:r>
+          </w:p>
+          <w:p>
+            <w:pPr>
+              <w:spacing w:after="80" w:line="240" w:lineRule="auto"/>
+            </w:pPr>
+            <w:r>
+              <w:rPr>
+                <w:color w:val="000000"/>
+                <w:sz w:val="21"/>
+              </w:rPr>
+              <w:t>ФИО: [ФИО покупателя]</w:t>
+            </w:r>
+          </w:p>
+        </w:tc>
+      </w:tr>
+    </w:tbl>
     <w:sectPr>
       <w:footerReference w:type="default" r:id="rId9"/>
+      <w:headerReference w:type="default" r:id="rId10"/>
       <w:pgSz w:w="11906" w:h="16838"/>
-      <w:pgMar w:top="964" w:right="1134" w:bottom="907" w:left="1134" w:header="720" w:footer="425" w:gutter="0"/>
+      <w:pgMar w:top="1020" w:right="1134" w:bottom="1020" w:left="1134" w:header="720" w:footer="720" w:gutter="0"/>
       <w:cols w:space="720"/>
       <w:docGrid w:linePitch="360"/>
     </w:sectPr>
@@ -736,10 +1155,26 @@
       <w:pStyle w:val="Footer"/>
       <w:jc w:val="center"/>
     </w:pPr>
-    <w:r/>
+    <w:r>
+      <w:rPr>
+        <w:rFonts w:ascii="Times New Roman" w:hAnsi="Times New Roman"/>
+        <w:color w:val="000000"/>
+        <w:sz w:val="18"/>
+      </w:rPr>
+    </w:r>
     <w:fldSimple w:instr="PAGE"/>
   </w:p>
 </w:ftr>
+</file>
+
+<file path=word/header1.xml><?xml version="1.0" encoding="utf-8"?>
+<w:hdr xmlns:m="http://schemas.openxmlformats.org/officeDocument/2006/math" xmlns:mc="http://schemas.openxmlformats.org/markup-compatibility/2006" xmlns:mo="http://schemas.microsoft.com/office/mac/office/2008/main" xmlns:mv="urn:schemas-microsoft-com:mac:vml" xmlns:o="urn:schemas-microsoft-com:office:office" xmlns:r="http://schemas.openxmlformats.org/officeDocument/2006/relationships" xmlns:v="urn:schemas-microsoft-com:vml" xmlns:w10="urn:schemas-microsoft-com:office:word" xmlns:w14="http://schemas.microsoft.com/office/word/2010/wordml" xmlns:w="http://schemas.openxmlformats.org/wordprocessingml/2006/main" xmlns:wne="http://schemas.microsoft.com/office/word/2006/wordml" xmlns:wp14="http://schemas.microsoft.com/office/word/2010/wordprocessingDrawing" xmlns:wp="http://schemas.openxmlformats.org/drawingml/2006/wordprocessingDrawing" xmlns:wpc="http://schemas.microsoft.com/office/word/2010/wordprocessingCanvas" xmlns:wpg="http://schemas.microsoft.com/office/word/2010/wordprocessingGroup" xmlns:wpi="http://schemas.microsoft.com/office/word/2010/wordprocessingInk" xmlns:wps="http://schemas.microsoft.com/office/word/2010/wordprocessingShape" mc:Ignorable="w14 wp14">
+  <w:p>
+    <w:pPr>
+      <w:pStyle w:val="Header"/>
+    </w:pPr>
+  </w:p>
+</w:hdr>
 </file>
 
 <file path=word/numbering.xml><?xml version="1.0" encoding="utf-8"?>
@@ -1106,7 +1541,7 @@
     <w:qFormat/>
     <w:rsid w:val="00FC693F"/>
     <w:pPr>
-      <w:spacing w:after="100" w:line="250" w:lineRule="auto"/>
+      <w:spacing w:after="60" w:line="240" w:lineRule="auto"/>
     </w:pPr>
     <w:rPr>
       <w:rFonts w:ascii="Times New Roman" w:hAnsi="Times New Roman" w:eastAsia="Times New Roman" w:cs="Times New Roman"/>
@@ -1169,7 +1604,7 @@
     <w:pPr>
       <w:keepNext/>
       <w:keepLines/>
-      <w:spacing w:before="160" w:after="100" w:line="250" w:lineRule="auto"/>
+      <w:spacing w:before="160" w:after="100" w:line="240" w:lineRule="auto"/>
       <w:outlineLvl w:val="0"/>
     </w:pPr>
     <w:rPr>
@@ -1177,7 +1612,7 @@
       <w:b/>
       <w:bCs/>
       <w:color w:val="000000"/>
-      <w:sz w:val="24"/>
+      <w:sz w:val="22"/>
       <w:szCs w:val="28"/>
     </w:rPr>
   </w:style>
@@ -1193,15 +1628,15 @@
     <w:pPr>
       <w:keepNext/>
       <w:keepLines/>
-      <w:spacing w:before="200" w:after="0"/>
+      <w:spacing w:before="200" w:after="60" w:line="240" w:lineRule="auto"/>
       <w:outlineLvl w:val="1"/>
     </w:pPr>
     <w:rPr>
-      <w:rFonts w:asciiTheme="majorHAnsi" w:eastAsiaTheme="majorEastAsia" w:hAnsiTheme="majorHAnsi" w:cstheme="majorBidi"/>
+      <w:rFonts w:ascii="Times New Roman" w:hAnsi="Times New Roman" w:eastAsia="Times New Roman" w:cs="Times New Roman"/>
       <w:b/>
       <w:bCs/>
-      <w:color w:val="4F81BD" w:themeColor="accent1"/>
-      <w:sz w:val="26"/>
+      <w:color w:val="000000"/>
+      <w:sz w:val="22"/>
       <w:szCs w:val="26"/>
     </w:rPr>
   </w:style>
@@ -1224,7 +1659,7 @@
       <w:rFonts w:asciiTheme="majorHAnsi" w:eastAsiaTheme="majorEastAsia" w:hAnsiTheme="majorHAnsi" w:cstheme="majorBidi"/>
       <w:b/>
       <w:bCs/>
-      <w:color w:val="4F81BD" w:themeColor="accent1"/>
+      <w:color w:val="000000"/>
     </w:rPr>
   </w:style>
   <w:style w:type="paragraph" w:styleId="Heading4">
@@ -1249,7 +1684,7 @@
       <w:bCs/>
       <w:i/>
       <w:iCs/>
-      <w:color w:val="4F81BD" w:themeColor="accent1"/>
+      <w:color w:val="000000"/>
     </w:rPr>
   </w:style>
   <w:style w:type="paragraph" w:styleId="Heading5">
@@ -1270,7 +1705,7 @@
     </w:pPr>
     <w:rPr>
       <w:rFonts w:asciiTheme="majorHAnsi" w:eastAsiaTheme="majorEastAsia" w:hAnsiTheme="majorHAnsi" w:cstheme="majorBidi"/>
-      <w:color w:val="243F60" w:themeColor="accent1" w:themeShade="7F"/>
+      <w:color w:val="000000"/>
     </w:rPr>
   </w:style>
   <w:style w:type="paragraph" w:styleId="Heading6">
@@ -1293,7 +1728,7 @@
       <w:rFonts w:asciiTheme="majorHAnsi" w:eastAsiaTheme="majorEastAsia" w:hAnsiTheme="majorHAnsi" w:cstheme="majorBidi"/>
       <w:i/>
       <w:iCs/>
-      <w:color w:val="243F60" w:themeColor="accent1" w:themeShade="7F"/>
+      <w:color w:val="000000"/>
     </w:rPr>
   </w:style>
   <w:style w:type="paragraph" w:styleId="Heading7">
@@ -1316,7 +1751,7 @@
       <w:rFonts w:asciiTheme="majorHAnsi" w:eastAsiaTheme="majorEastAsia" w:hAnsiTheme="majorHAnsi" w:cstheme="majorBidi"/>
       <w:i/>
       <w:iCs/>
-      <w:color w:val="404040" w:themeColor="text1" w:themeTint="BF"/>
+      <w:color w:val="000000"/>
     </w:rPr>
   </w:style>
   <w:style w:type="paragraph" w:styleId="Heading8">
@@ -1337,7 +1772,7 @@
     </w:pPr>
     <w:rPr>
       <w:rFonts w:asciiTheme="majorHAnsi" w:eastAsiaTheme="majorEastAsia" w:hAnsiTheme="majorHAnsi" w:cstheme="majorBidi"/>
-      <w:color w:val="4F81BD" w:themeColor="accent1"/>
+      <w:color w:val="000000"/>
       <w:sz w:val="20"/>
       <w:szCs w:val="20"/>
     </w:rPr>
@@ -1362,7 +1797,7 @@
       <w:rFonts w:asciiTheme="majorHAnsi" w:eastAsiaTheme="majorEastAsia" w:hAnsiTheme="majorHAnsi" w:cstheme="majorBidi"/>
       <w:i/>
       <w:iCs/>
-      <w:color w:val="404040" w:themeColor="text1" w:themeTint="BF"/>
+      <w:color w:val="000000"/>
       <w:sz w:val="20"/>
       <w:szCs w:val="20"/>
     </w:rPr>
@@ -1413,7 +1848,7 @@
       <w:rFonts w:asciiTheme="majorHAnsi" w:eastAsiaTheme="majorEastAsia" w:hAnsiTheme="majorHAnsi" w:cstheme="majorBidi"/>
       <w:b/>
       <w:bCs/>
-      <w:color w:val="365F91" w:themeColor="accent1" w:themeShade="BF"/>
+      <w:color w:val="000000"/>
       <w:sz w:val="28"/>
       <w:szCs w:val="28"/>
     </w:rPr>
@@ -1428,7 +1863,7 @@
       <w:rFonts w:asciiTheme="majorHAnsi" w:eastAsiaTheme="majorEastAsia" w:hAnsiTheme="majorHAnsi" w:cstheme="majorBidi"/>
       <w:b/>
       <w:bCs/>
-      <w:color w:val="4F81BD" w:themeColor="accent1"/>
+      <w:color w:val="000000"/>
       <w:sz w:val="26"/>
       <w:szCs w:val="26"/>
     </w:rPr>
@@ -1443,7 +1878,7 @@
       <w:rFonts w:asciiTheme="majorHAnsi" w:eastAsiaTheme="majorEastAsia" w:hAnsiTheme="majorHAnsi" w:cstheme="majorBidi"/>
       <w:b/>
       <w:bCs/>
-      <w:color w:val="4F81BD" w:themeColor="accent1"/>
+      <w:color w:val="000000"/>
     </w:rPr>
   </w:style>
   <w:style w:type="paragraph" w:styleId="Title">
@@ -1455,7 +1890,7 @@
     <w:qFormat/>
     <w:rsid w:val="00FC693F"/>
     <w:pPr>
-      <w:spacing w:after="100" w:line="250" w:lineRule="auto"/>
+      <w:spacing w:after="160" w:line="240" w:lineRule="auto"/>
       <w:contextualSpacing/>
     </w:pPr>
     <w:rPr>
@@ -1464,7 +1899,7 @@
       <w:color w:val="000000"/>
       <w:spacing w:val="5"/>
       <w:kern w:val="28"/>
-      <w:sz w:val="32"/>
+      <w:sz w:val="28"/>
       <w:szCs w:val="52"/>
     </w:rPr>
   </w:style>
@@ -1476,7 +1911,7 @@
     <w:rsid w:val="00FC693F"/>
     <w:rPr>
       <w:rFonts w:asciiTheme="majorHAnsi" w:eastAsiaTheme="majorEastAsia" w:hAnsiTheme="majorHAnsi" w:cstheme="majorBidi"/>
-      <w:color w:val="17365D" w:themeColor="text2" w:themeShade="BF"/>
+      <w:color w:val="000000"/>
       <w:spacing w:val="5"/>
       <w:kern w:val="28"/>
       <w:sz w:val="52"/>
@@ -1500,7 +1935,7 @@
       <w:rFonts w:asciiTheme="majorHAnsi" w:eastAsiaTheme="majorEastAsia" w:hAnsiTheme="majorHAnsi" w:cstheme="majorBidi"/>
       <w:i/>
       <w:iCs/>
-      <w:color w:val="4F81BD" w:themeColor="accent1"/>
+      <w:color w:val="000000"/>
       <w:spacing w:val="15"/>
       <w:sz w:val="24"/>
       <w:szCs w:val="24"/>
@@ -1516,7 +1951,7 @@
       <w:rFonts w:asciiTheme="majorHAnsi" w:eastAsiaTheme="majorEastAsia" w:hAnsiTheme="majorHAnsi" w:cstheme="majorBidi"/>
       <w:i/>
       <w:iCs/>
-      <w:color w:val="4F81BD" w:themeColor="accent1"/>
+      <w:color w:val="000000"/>
       <w:spacing w:val="15"/>
       <w:sz w:val="24"/>
       <w:szCs w:val="24"/>
@@ -1788,7 +2223,7 @@
     <w:rPr>
       <w:i/>
       <w:iCs/>
-      <w:color w:val="000000" w:themeColor="text1"/>
+      <w:color w:val="000000"/>
     </w:rPr>
   </w:style>
   <w:style w:type="character" w:customStyle="1" w:styleId="QuoteChar">
@@ -1800,7 +2235,7 @@
     <w:rPr>
       <w:i/>
       <w:iCs/>
-      <w:color w:val="000000" w:themeColor="text1"/>
+      <w:color w:val="000000"/>
     </w:rPr>
   </w:style>
   <w:style w:type="character" w:customStyle="1" w:styleId="Heading4Char">
@@ -1816,7 +2251,7 @@
       <w:bCs/>
       <w:i/>
       <w:iCs/>
-      <w:color w:val="4F81BD" w:themeColor="accent1"/>
+      <w:color w:val="000000"/>
     </w:rPr>
   </w:style>
   <w:style w:type="character" w:customStyle="1" w:styleId="Heading5Char">
@@ -1828,7 +2263,7 @@
     <w:rsid w:val="00FC693F"/>
     <w:rPr>
       <w:rFonts w:asciiTheme="majorHAnsi" w:eastAsiaTheme="majorEastAsia" w:hAnsiTheme="majorHAnsi" w:cstheme="majorBidi"/>
-      <w:color w:val="243F60" w:themeColor="accent1" w:themeShade="7F"/>
+      <w:color w:val="000000"/>
     </w:rPr>
   </w:style>
   <w:style w:type="character" w:customStyle="1" w:styleId="Heading6Char">
@@ -1842,7 +2277,7 @@
       <w:rFonts w:asciiTheme="majorHAnsi" w:eastAsiaTheme="majorEastAsia" w:hAnsiTheme="majorHAnsi" w:cstheme="majorBidi"/>
       <w:i/>
       <w:iCs/>
-      <w:color w:val="243F60" w:themeColor="accent1" w:themeShade="7F"/>
+      <w:color w:val="000000"/>
     </w:rPr>
   </w:style>
   <w:style w:type="character" w:customStyle="1" w:styleId="Heading7Char">
@@ -1856,7 +2291,7 @@
       <w:rFonts w:asciiTheme="majorHAnsi" w:eastAsiaTheme="majorEastAsia" w:hAnsiTheme="majorHAnsi" w:cstheme="majorBidi"/>
       <w:i/>
       <w:iCs/>
-      <w:color w:val="404040" w:themeColor="text1" w:themeTint="BF"/>
+      <w:color w:val="000000"/>
     </w:rPr>
   </w:style>
   <w:style w:type="character" w:customStyle="1" w:styleId="Heading8Char">
@@ -1868,7 +2303,7 @@
     <w:rsid w:val="00FC693F"/>
     <w:rPr>
       <w:rFonts w:asciiTheme="majorHAnsi" w:eastAsiaTheme="majorEastAsia" w:hAnsiTheme="majorHAnsi" w:cstheme="majorBidi"/>
-      <w:color w:val="4F81BD" w:themeColor="accent1"/>
+      <w:color w:val="000000"/>
       <w:sz w:val="20"/>
       <w:szCs w:val="20"/>
     </w:rPr>
@@ -1884,7 +2319,7 @@
       <w:rFonts w:asciiTheme="majorHAnsi" w:eastAsiaTheme="majorEastAsia" w:hAnsiTheme="majorHAnsi" w:cstheme="majorBidi"/>
       <w:i/>
       <w:iCs/>
-      <w:color w:val="404040" w:themeColor="text1" w:themeTint="BF"/>
+      <w:color w:val="000000"/>
       <w:sz w:val="20"/>
       <w:szCs w:val="20"/>
     </w:rPr>
@@ -1904,7 +2339,7 @@
     <w:rPr>
       <w:b/>
       <w:bCs/>
-      <w:color w:val="4F81BD" w:themeColor="accent1"/>
+      <w:color w:val="000000"/>
       <w:sz w:val="18"/>
       <w:szCs w:val="18"/>
     </w:rPr>
@@ -1940,9 +2375,6 @@
     <w:qFormat/>
     <w:rsid w:val="00FC693F"/>
     <w:pPr>
-      <w:pBdr>
-        <w:bottom w:val="single" w:sz="4" w:space="4" w:color="4F81BD" w:themeColor="accent1"/>
-      </w:pBdr>
       <w:spacing w:before="200" w:after="280"/>
       <w:ind w:left="936" w:right="936"/>
     </w:pPr>
@@ -1951,7 +2383,7 @@
       <w:bCs/>
       <w:i/>
       <w:iCs/>
-      <w:color w:val="4F81BD" w:themeColor="accent1"/>
+      <w:color w:val="000000"/>
     </w:rPr>
   </w:style>
   <w:style w:type="character" w:customStyle="1" w:styleId="IntenseQuoteChar">
@@ -1965,7 +2397,7 @@
       <w:bCs/>
       <w:i/>
       <w:iCs/>
-      <w:color w:val="4F81BD" w:themeColor="accent1"/>
+      <w:color w:val="000000"/>
     </w:rPr>
   </w:style>
   <w:style w:type="character" w:styleId="SubtleEmphasis">
@@ -1977,7 +2409,7 @@
     <w:rPr>
       <w:i/>
       <w:iCs/>
-      <w:color w:val="808080" w:themeColor="text1" w:themeTint="7F"/>
+      <w:color w:val="000000"/>
     </w:rPr>
   </w:style>
   <w:style w:type="character" w:styleId="IntenseEmphasis">
@@ -1991,7 +2423,7 @@
       <w:bCs/>
       <w:i/>
       <w:iCs/>
-      <w:color w:val="4F81BD" w:themeColor="accent1"/>
+      <w:color w:val="000000"/>
     </w:rPr>
   </w:style>
   <w:style w:type="character" w:styleId="SubtleReference">
@@ -2002,7 +2434,7 @@
     <w:rsid w:val="00FC693F"/>
     <w:rPr>
       <w:smallCaps/>
-      <w:color w:val="C0504D" w:themeColor="accent2"/>
+      <w:color w:val="000000"/>
       <w:u w:val="single"/>
     </w:rPr>
   </w:style>
@@ -2016,7 +2448,7 @@
       <w:b/>
       <w:bCs/>
       <w:smallCaps/>
-      <w:color w:val="C0504D" w:themeColor="accent2"/>
+      <w:color w:val="000000"/>
       <w:spacing w:val="5"/>
       <w:u w:val="single"/>
     </w:rPr>
@@ -2082,7 +2514,7 @@
       <w:spacing w:after="0" w:line="240" w:lineRule="auto"/>
     </w:pPr>
     <w:rPr>
-      <w:color w:val="000000" w:themeColor="text1" w:themeShade="BF"/>
+      <w:color w:val="000000"/>
     </w:rPr>
     <w:tblPr>
       <w:tblStyleRowBandSize w:val="1"/>
@@ -2185,7 +2617,7 @@
       <w:spacing w:after="0" w:line="240" w:lineRule="auto"/>
     </w:pPr>
     <w:rPr>
-      <w:color w:val="365F91" w:themeColor="accent1" w:themeShade="BF"/>
+      <w:color w:val="000000"/>
     </w:rPr>
     <w:tblPr>
       <w:tblStyleRowBandSize w:val="1"/>
@@ -2288,7 +2720,7 @@
       <w:spacing w:after="0" w:line="240" w:lineRule="auto"/>
     </w:pPr>
     <w:rPr>
-      <w:color w:val="943634" w:themeColor="accent2" w:themeShade="BF"/>
+      <w:color w:val="000000"/>
     </w:rPr>
     <w:tblPr>
       <w:tblStyleRowBandSize w:val="1"/>
@@ -2391,7 +2823,7 @@
       <w:spacing w:after="0" w:line="240" w:lineRule="auto"/>
     </w:pPr>
     <w:rPr>
-      <w:color w:val="76923C" w:themeColor="accent3" w:themeShade="BF"/>
+      <w:color w:val="000000"/>
     </w:rPr>
     <w:tblPr>
       <w:tblStyleRowBandSize w:val="1"/>
@@ -2494,7 +2926,7 @@
       <w:spacing w:after="0" w:line="240" w:lineRule="auto"/>
     </w:pPr>
     <w:rPr>
-      <w:color w:val="5F497A" w:themeColor="accent4" w:themeShade="BF"/>
+      <w:color w:val="000000"/>
     </w:rPr>
     <w:tblPr>
       <w:tblStyleRowBandSize w:val="1"/>
@@ -2597,7 +3029,7 @@
       <w:spacing w:after="0" w:line="240" w:lineRule="auto"/>
     </w:pPr>
     <w:rPr>
-      <w:color w:val="31849B" w:themeColor="accent5" w:themeShade="BF"/>
+      <w:color w:val="000000"/>
     </w:rPr>
     <w:tblPr>
       <w:tblStyleRowBandSize w:val="1"/>
@@ -2700,7 +3132,7 @@
       <w:spacing w:after="0" w:line="240" w:lineRule="auto"/>
     </w:pPr>
     <w:rPr>
-      <w:color w:val="E36C0A" w:themeColor="accent6" w:themeShade="BF"/>
+      <w:color w:val="000000"/>
     </w:rPr>
     <w:tblPr>
       <w:tblStyleRowBandSize w:val="1"/>
@@ -2826,7 +3258,7 @@
       <w:rPr>
         <w:b/>
         <w:bCs/>
-        <w:color w:val="FFFFFF" w:themeColor="background1"/>
+        <w:color w:val="000000"/>
       </w:rPr>
       <w:tblPr/>
       <w:tcPr>
@@ -2918,7 +3350,7 @@
       <w:rPr>
         <w:b/>
         <w:bCs/>
-        <w:color w:val="FFFFFF" w:themeColor="background1"/>
+        <w:color w:val="000000"/>
       </w:rPr>
       <w:tblPr/>
       <w:tcPr>
@@ -3010,7 +3442,7 @@
       <w:rPr>
         <w:b/>
         <w:bCs/>
-        <w:color w:val="FFFFFF" w:themeColor="background1"/>
+        <w:color w:val="000000"/>
       </w:rPr>
       <w:tblPr/>
       <w:tcPr>
@@ -3102,7 +3534,7 @@
       <w:rPr>
         <w:b/>
         <w:bCs/>
-        <w:color w:val="FFFFFF" w:themeColor="background1"/>
+        <w:color w:val="000000"/>
       </w:rPr>
       <w:tblPr/>
       <w:tcPr>
@@ -3194,7 +3626,7 @@
       <w:rPr>
         <w:b/>
         <w:bCs/>
-        <w:color w:val="FFFFFF" w:themeColor="background1"/>
+        <w:color w:val="000000"/>
       </w:rPr>
       <w:tblPr/>
       <w:tcPr>
@@ -3286,7 +3718,7 @@
       <w:rPr>
         <w:b/>
         <w:bCs/>
-        <w:color w:val="FFFFFF" w:themeColor="background1"/>
+        <w:color w:val="000000"/>
       </w:rPr>
       <w:tblPr/>
       <w:tcPr>
@@ -3378,7 +3810,7 @@
       <w:rPr>
         <w:b/>
         <w:bCs/>
-        <w:color w:val="FFFFFF" w:themeColor="background1"/>
+        <w:color w:val="000000"/>
       </w:rPr>
       <w:tblPr/>
       <w:tcPr>
@@ -4381,7 +4813,7 @@
       <w:rPr>
         <w:b/>
         <w:bCs/>
-        <w:color w:val="FFFFFF" w:themeColor="background1"/>
+        <w:color w:val="000000"/>
       </w:rPr>
       <w:tblPr/>
       <w:tcPr>
@@ -4487,7 +4919,7 @@
       <w:rPr>
         <w:b/>
         <w:bCs/>
-        <w:color w:val="FFFFFF" w:themeColor="background1"/>
+        <w:color w:val="000000"/>
       </w:rPr>
       <w:tblPr/>
       <w:tcPr>
@@ -4593,7 +5025,7 @@
       <w:rPr>
         <w:b/>
         <w:bCs/>
-        <w:color w:val="FFFFFF" w:themeColor="background1"/>
+        <w:color w:val="000000"/>
       </w:rPr>
       <w:tblPr/>
       <w:tcPr>
@@ -4699,7 +5131,7 @@
       <w:rPr>
         <w:b/>
         <w:bCs/>
-        <w:color w:val="FFFFFF" w:themeColor="background1"/>
+        <w:color w:val="000000"/>
       </w:rPr>
       <w:tblPr/>
       <w:tcPr>
@@ -4805,7 +5237,7 @@
       <w:rPr>
         <w:b/>
         <w:bCs/>
-        <w:color w:val="FFFFFF" w:themeColor="background1"/>
+        <w:color w:val="000000"/>
       </w:rPr>
       <w:tblPr/>
       <w:tcPr>
@@ -4911,7 +5343,7 @@
       <w:rPr>
         <w:b/>
         <w:bCs/>
-        <w:color w:val="FFFFFF" w:themeColor="background1"/>
+        <w:color w:val="000000"/>
       </w:rPr>
       <w:tblPr/>
       <w:tcPr>
@@ -5017,7 +5449,7 @@
       <w:rPr>
         <w:b/>
         <w:bCs/>
-        <w:color w:val="FFFFFF" w:themeColor="background1"/>
+        <w:color w:val="000000"/>
       </w:rPr>
       <w:tblPr/>
       <w:tcPr>
@@ -5120,7 +5552,7 @@
       <w:rPr>
         <w:b/>
         <w:bCs/>
-        <w:color w:val="FFFFFF" w:themeColor="background1"/>
+        <w:color w:val="000000"/>
       </w:rPr>
       <w:tblPr/>
       <w:tcPr>
@@ -5140,7 +5572,7 @@
         <w:spacing w:before="0" w:after="0" w:line="240" w:lineRule="auto"/>
       </w:pPr>
       <w:rPr>
-        <w:color w:val="auto"/>
+        <w:color w:val="000000"/>
       </w:rPr>
       <w:tblPr/>
       <w:tcPr>
@@ -5159,7 +5591,7 @@
       <w:rPr>
         <w:b/>
         <w:bCs/>
-        <w:color w:val="FFFFFF" w:themeColor="background1"/>
+        <w:color w:val="000000"/>
       </w:rPr>
       <w:tblPr/>
       <w:tcPr>
@@ -5178,7 +5610,7 @@
       <w:rPr>
         <w:b/>
         <w:bCs/>
-        <w:color w:val="FFFFFF" w:themeColor="background1"/>
+        <w:color w:val="000000"/>
       </w:rPr>
       <w:tblPr/>
       <w:tcPr>
@@ -5224,7 +5656,7 @@
     </w:tblStylePr>
     <w:tblStylePr w:type="nwCell">
       <w:rPr>
-        <w:color w:val="FFFFFF" w:themeColor="background1"/>
+        <w:color w:val="000000"/>
       </w:rPr>
       <w:tblPr/>
       <w:tcPr>
@@ -5269,7 +5701,7 @@
       <w:rPr>
         <w:b/>
         <w:bCs/>
-        <w:color w:val="FFFFFF" w:themeColor="background1"/>
+        <w:color w:val="000000"/>
       </w:rPr>
       <w:tblPr/>
       <w:tcPr>
@@ -5289,7 +5721,7 @@
         <w:spacing w:before="0" w:after="0" w:line="240" w:lineRule="auto"/>
       </w:pPr>
       <w:rPr>
-        <w:color w:val="auto"/>
+        <w:color w:val="000000"/>
       </w:rPr>
       <w:tblPr/>
       <w:tcPr>
@@ -5308,7 +5740,7 @@
       <w:rPr>
         <w:b/>
         <w:bCs/>
-        <w:color w:val="FFFFFF" w:themeColor="background1"/>
+        <w:color w:val="000000"/>
       </w:rPr>
       <w:tblPr/>
       <w:tcPr>
@@ -5327,7 +5759,7 @@
       <w:rPr>
         <w:b/>
         <w:bCs/>
-        <w:color w:val="FFFFFF" w:themeColor="background1"/>
+        <w:color w:val="000000"/>
       </w:rPr>
       <w:tblPr/>
       <w:tcPr>
@@ -5373,7 +5805,7 @@
     </w:tblStylePr>
     <w:tblStylePr w:type="nwCell">
       <w:rPr>
-        <w:color w:val="FFFFFF" w:themeColor="background1"/>
+        <w:color w:val="000000"/>
       </w:rPr>
       <w:tblPr/>
       <w:tcPr>
@@ -5418,7 +5850,7 @@
       <w:rPr>
         <w:b/>
         <w:bCs/>
-        <w:color w:val="FFFFFF" w:themeColor="background1"/>
+        <w:color w:val="000000"/>
       </w:rPr>
       <w:tblPr/>
       <w:tcPr>
@@ -5438,7 +5870,7 @@
         <w:spacing w:before="0" w:after="0" w:line="240" w:lineRule="auto"/>
       </w:pPr>
       <w:rPr>
-        <w:color w:val="auto"/>
+        <w:color w:val="000000"/>
       </w:rPr>
       <w:tblPr/>
       <w:tcPr>
@@ -5457,7 +5889,7 @@
       <w:rPr>
         <w:b/>
         <w:bCs/>
-        <w:color w:val="FFFFFF" w:themeColor="background1"/>
+        <w:color w:val="000000"/>
       </w:rPr>
       <w:tblPr/>
       <w:tcPr>
@@ -5476,7 +5908,7 @@
       <w:rPr>
         <w:b/>
         <w:bCs/>
-        <w:color w:val="FFFFFF" w:themeColor="background1"/>
+        <w:color w:val="000000"/>
       </w:rPr>
       <w:tblPr/>
       <w:tcPr>
@@ -5522,7 +5954,7 @@
     </w:tblStylePr>
     <w:tblStylePr w:type="nwCell">
       <w:rPr>
-        <w:color w:val="FFFFFF" w:themeColor="background1"/>
+        <w:color w:val="000000"/>
       </w:rPr>
       <w:tblPr/>
       <w:tcPr>
@@ -5567,7 +5999,7 @@
       <w:rPr>
         <w:b/>
         <w:bCs/>
-        <w:color w:val="FFFFFF" w:themeColor="background1"/>
+        <w:color w:val="000000"/>
       </w:rPr>
       <w:tblPr/>
       <w:tcPr>
@@ -5587,7 +6019,7 @@
         <w:spacing w:before="0" w:after="0" w:line="240" w:lineRule="auto"/>
       </w:pPr>
       <w:rPr>
-        <w:color w:val="auto"/>
+        <w:color w:val="000000"/>
       </w:rPr>
       <w:tblPr/>
       <w:tcPr>
@@ -5606,7 +6038,7 @@
       <w:rPr>
         <w:b/>
         <w:bCs/>
-        <w:color w:val="FFFFFF" w:themeColor="background1"/>
+        <w:color w:val="000000"/>
       </w:rPr>
       <w:tblPr/>
       <w:tcPr>
@@ -5625,7 +6057,7 @@
       <w:rPr>
         <w:b/>
         <w:bCs/>
-        <w:color w:val="FFFFFF" w:themeColor="background1"/>
+        <w:color w:val="000000"/>
       </w:rPr>
       <w:tblPr/>
       <w:tcPr>
@@ -5671,7 +6103,7 @@
     </w:tblStylePr>
     <w:tblStylePr w:type="nwCell">
       <w:rPr>
-        <w:color w:val="FFFFFF" w:themeColor="background1"/>
+        <w:color w:val="000000"/>
       </w:rPr>
       <w:tblPr/>
       <w:tcPr>
@@ -5716,7 +6148,7 @@
       <w:rPr>
         <w:b/>
         <w:bCs/>
-        <w:color w:val="FFFFFF" w:themeColor="background1"/>
+        <w:color w:val="000000"/>
       </w:rPr>
       <w:tblPr/>
       <w:tcPr>
@@ -5736,7 +6168,7 @@
         <w:spacing w:before="0" w:after="0" w:line="240" w:lineRule="auto"/>
       </w:pPr>
       <w:rPr>
-        <w:color w:val="auto"/>
+        <w:color w:val="000000"/>
       </w:rPr>
       <w:tblPr/>
       <w:tcPr>
@@ -5755,7 +6187,7 @@
       <w:rPr>
         <w:b/>
         <w:bCs/>
-        <w:color w:val="FFFFFF" w:themeColor="background1"/>
+        <w:color w:val="000000"/>
       </w:rPr>
       <w:tblPr/>
       <w:tcPr>
@@ -5774,7 +6206,7 @@
       <w:rPr>
         <w:b/>
         <w:bCs/>
-        <w:color w:val="FFFFFF" w:themeColor="background1"/>
+        <w:color w:val="000000"/>
       </w:rPr>
       <w:tblPr/>
       <w:tcPr>
@@ -5820,7 +6252,7 @@
     </w:tblStylePr>
     <w:tblStylePr w:type="nwCell">
       <w:rPr>
-        <w:color w:val="FFFFFF" w:themeColor="background1"/>
+        <w:color w:val="000000"/>
       </w:rPr>
       <w:tblPr/>
       <w:tcPr>
@@ -5865,7 +6297,7 @@
       <w:rPr>
         <w:b/>
         <w:bCs/>
-        <w:color w:val="FFFFFF" w:themeColor="background1"/>
+        <w:color w:val="000000"/>
       </w:rPr>
       <w:tblPr/>
       <w:tcPr>
@@ -5885,7 +6317,7 @@
         <w:spacing w:before="0" w:after="0" w:line="240" w:lineRule="auto"/>
       </w:pPr>
       <w:rPr>
-        <w:color w:val="auto"/>
+        <w:color w:val="000000"/>
       </w:rPr>
       <w:tblPr/>
       <w:tcPr>
@@ -5904,7 +6336,7 @@
       <w:rPr>
         <w:b/>
         <w:bCs/>
-        <w:color w:val="FFFFFF" w:themeColor="background1"/>
+        <w:color w:val="000000"/>
       </w:rPr>
       <w:tblPr/>
       <w:tcPr>
@@ -5923,7 +6355,7 @@
       <w:rPr>
         <w:b/>
         <w:bCs/>
-        <w:color w:val="FFFFFF" w:themeColor="background1"/>
+        <w:color w:val="000000"/>
       </w:rPr>
       <w:tblPr/>
       <w:tcPr>
@@ -5969,7 +6401,7 @@
     </w:tblStylePr>
     <w:tblStylePr w:type="nwCell">
       <w:rPr>
-        <w:color w:val="FFFFFF" w:themeColor="background1"/>
+        <w:color w:val="000000"/>
       </w:rPr>
       <w:tblPr/>
       <w:tcPr>
@@ -6014,7 +6446,7 @@
       <w:rPr>
         <w:b/>
         <w:bCs/>
-        <w:color w:val="FFFFFF" w:themeColor="background1"/>
+        <w:color w:val="000000"/>
       </w:rPr>
       <w:tblPr/>
       <w:tcPr>
@@ -6034,7 +6466,7 @@
         <w:spacing w:before="0" w:after="0" w:line="240" w:lineRule="auto"/>
       </w:pPr>
       <w:rPr>
-        <w:color w:val="auto"/>
+        <w:color w:val="000000"/>
       </w:rPr>
       <w:tblPr/>
       <w:tcPr>
@@ -6053,7 +6485,7 @@
       <w:rPr>
         <w:b/>
         <w:bCs/>
-        <w:color w:val="FFFFFF" w:themeColor="background1"/>
+        <w:color w:val="000000"/>
       </w:rPr>
       <w:tblPr/>
       <w:tcPr>
@@ -6072,7 +6504,7 @@
       <w:rPr>
         <w:b/>
         <w:bCs/>
-        <w:color w:val="FFFFFF" w:themeColor="background1"/>
+        <w:color w:val="000000"/>
       </w:rPr>
       <w:tblPr/>
       <w:tcPr>
@@ -6118,7 +6550,7 @@
     </w:tblStylePr>
     <w:tblStylePr w:type="nwCell">
       <w:rPr>
-        <w:color w:val="FFFFFF" w:themeColor="background1"/>
+        <w:color w:val="000000"/>
       </w:rPr>
       <w:tblPr/>
       <w:tcPr>
@@ -6142,7 +6574,7 @@
       <w:spacing w:after="0" w:line="240" w:lineRule="auto"/>
     </w:pPr>
     <w:rPr>
-      <w:color w:val="000000" w:themeColor="text1"/>
+      <w:color w:val="000000"/>
     </w:rPr>
     <w:tblPr>
       <w:tblStyleRowBandSize w:val="1"/>
@@ -6175,7 +6607,7 @@
       <w:rPr>
         <w:b/>
         <w:bCs/>
-        <w:color w:val="1F497D" w:themeColor="text2"/>
+        <w:color w:val="000000"/>
       </w:rPr>
       <w:tblPr/>
       <w:tcPr>
@@ -6226,7 +6658,7 @@
       <w:spacing w:after="0" w:line="240" w:lineRule="auto"/>
     </w:pPr>
     <w:rPr>
-      <w:color w:val="000000" w:themeColor="text1"/>
+      <w:color w:val="000000"/>
     </w:rPr>
     <w:tblPr>
       <w:tblStyleRowBandSize w:val="1"/>
@@ -6259,7 +6691,7 @@
       <w:rPr>
         <w:b/>
         <w:bCs/>
-        <w:color w:val="1F497D" w:themeColor="text2"/>
+        <w:color w:val="000000"/>
       </w:rPr>
       <w:tblPr/>
       <w:tcPr>
@@ -6310,7 +6742,7 @@
       <w:spacing w:after="0" w:line="240" w:lineRule="auto"/>
     </w:pPr>
     <w:rPr>
-      <w:color w:val="000000" w:themeColor="text1"/>
+      <w:color w:val="000000"/>
     </w:rPr>
     <w:tblPr>
       <w:tblStyleRowBandSize w:val="1"/>
@@ -6343,7 +6775,7 @@
       <w:rPr>
         <w:b/>
         <w:bCs/>
-        <w:color w:val="1F497D" w:themeColor="text2"/>
+        <w:color w:val="000000"/>
       </w:rPr>
       <w:tblPr/>
       <w:tcPr>
@@ -6394,7 +6826,7 @@
       <w:spacing w:after="0" w:line="240" w:lineRule="auto"/>
     </w:pPr>
     <w:rPr>
-      <w:color w:val="000000" w:themeColor="text1"/>
+      <w:color w:val="000000"/>
     </w:rPr>
     <w:tblPr>
       <w:tblStyleRowBandSize w:val="1"/>
@@ -6427,7 +6859,7 @@
       <w:rPr>
         <w:b/>
         <w:bCs/>
-        <w:color w:val="1F497D" w:themeColor="text2"/>
+        <w:color w:val="000000"/>
       </w:rPr>
       <w:tblPr/>
       <w:tcPr>
@@ -6478,7 +6910,7 @@
       <w:spacing w:after="0" w:line="240" w:lineRule="auto"/>
     </w:pPr>
     <w:rPr>
-      <w:color w:val="000000" w:themeColor="text1"/>
+      <w:color w:val="000000"/>
     </w:rPr>
     <w:tblPr>
       <w:tblStyleRowBandSize w:val="1"/>
@@ -6511,7 +6943,7 @@
       <w:rPr>
         <w:b/>
         <w:bCs/>
-        <w:color w:val="1F497D" w:themeColor="text2"/>
+        <w:color w:val="000000"/>
       </w:rPr>
       <w:tblPr/>
       <w:tcPr>
@@ -6562,7 +6994,7 @@
       <w:spacing w:after="0" w:line="240" w:lineRule="auto"/>
     </w:pPr>
     <w:rPr>
-      <w:color w:val="000000" w:themeColor="text1"/>
+      <w:color w:val="000000"/>
     </w:rPr>
     <w:tblPr>
       <w:tblStyleRowBandSize w:val="1"/>
@@ -6595,7 +7027,7 @@
       <w:rPr>
         <w:b/>
         <w:bCs/>
-        <w:color w:val="1F497D" w:themeColor="text2"/>
+        <w:color w:val="000000"/>
       </w:rPr>
       <w:tblPr/>
       <w:tcPr>
@@ -6646,7 +7078,7 @@
       <w:spacing w:after="0" w:line="240" w:lineRule="auto"/>
     </w:pPr>
     <w:rPr>
-      <w:color w:val="000000" w:themeColor="text1"/>
+      <w:color w:val="000000"/>
     </w:rPr>
     <w:tblPr>
       <w:tblStyleRowBandSize w:val="1"/>
@@ -6679,7 +7111,7 @@
       <w:rPr>
         <w:b/>
         <w:bCs/>
-        <w:color w:val="1F497D" w:themeColor="text2"/>
+        <w:color w:val="000000"/>
       </w:rPr>
       <w:tblPr/>
       <w:tcPr>
@@ -6731,7 +7163,7 @@
     </w:pPr>
     <w:rPr>
       <w:rFonts w:asciiTheme="majorHAnsi" w:eastAsiaTheme="majorEastAsia" w:hAnsiTheme="majorHAnsi" w:cstheme="majorBidi"/>
-      <w:color w:val="000000" w:themeColor="text1"/>
+      <w:color w:val="000000"/>
     </w:rPr>
     <w:tblPr>
       <w:tblStyleRowBandSize w:val="1"/>
@@ -6859,7 +7291,7 @@
     </w:pPr>
     <w:rPr>
       <w:rFonts w:asciiTheme="majorHAnsi" w:eastAsiaTheme="majorEastAsia" w:hAnsiTheme="majorHAnsi" w:cstheme="majorBidi"/>
-      <w:color w:val="000000" w:themeColor="text1"/>
+      <w:color w:val="000000"/>
     </w:rPr>
     <w:tblPr>
       <w:tblStyleRowBandSize w:val="1"/>
@@ -6987,7 +7419,7 @@
     </w:pPr>
     <w:rPr>
       <w:rFonts w:asciiTheme="majorHAnsi" w:eastAsiaTheme="majorEastAsia" w:hAnsiTheme="majorHAnsi" w:cstheme="majorBidi"/>
-      <w:color w:val="000000" w:themeColor="text1"/>
+      <w:color w:val="000000"/>
     </w:rPr>
     <w:tblPr>
       <w:tblStyleRowBandSize w:val="1"/>
@@ -7115,7 +7547,7 @@
     </w:pPr>
     <w:rPr>
       <w:rFonts w:asciiTheme="majorHAnsi" w:eastAsiaTheme="majorEastAsia" w:hAnsiTheme="majorHAnsi" w:cstheme="majorBidi"/>
-      <w:color w:val="000000" w:themeColor="text1"/>
+      <w:color w:val="000000"/>
     </w:rPr>
     <w:tblPr>
       <w:tblStyleRowBandSize w:val="1"/>
@@ -7243,7 +7675,7 @@
     </w:pPr>
     <w:rPr>
       <w:rFonts w:asciiTheme="majorHAnsi" w:eastAsiaTheme="majorEastAsia" w:hAnsiTheme="majorHAnsi" w:cstheme="majorBidi"/>
-      <w:color w:val="000000" w:themeColor="text1"/>
+      <w:color w:val="000000"/>
     </w:rPr>
     <w:tblPr>
       <w:tblStyleRowBandSize w:val="1"/>
@@ -7371,7 +7803,7 @@
     </w:pPr>
     <w:rPr>
       <w:rFonts w:asciiTheme="majorHAnsi" w:eastAsiaTheme="majorEastAsia" w:hAnsiTheme="majorHAnsi" w:cstheme="majorBidi"/>
-      <w:color w:val="000000" w:themeColor="text1"/>
+      <w:color w:val="000000"/>
     </w:rPr>
     <w:tblPr>
       <w:tblStyleRowBandSize w:val="1"/>
@@ -7499,7 +7931,7 @@
     </w:pPr>
     <w:rPr>
       <w:rFonts w:asciiTheme="majorHAnsi" w:eastAsiaTheme="majorEastAsia" w:hAnsiTheme="majorHAnsi" w:cstheme="majorBidi"/>
-      <w:color w:val="000000" w:themeColor="text1"/>
+      <w:color w:val="000000"/>
     </w:rPr>
     <w:tblPr>
       <w:tblStyleRowBandSize w:val="1"/>
@@ -8138,7 +8570,7 @@
     </w:pPr>
     <w:rPr>
       <w:rFonts w:asciiTheme="majorHAnsi" w:eastAsiaTheme="majorEastAsia" w:hAnsiTheme="majorHAnsi" w:cstheme="majorBidi"/>
-      <w:color w:val="000000" w:themeColor="text1"/>
+      <w:color w:val="000000"/>
     </w:rPr>
     <w:tblPr>
       <w:tblStyleRowBandSize w:val="1"/>
@@ -8166,7 +8598,7 @@
       <w:rPr>
         <w:b/>
         <w:bCs/>
-        <w:color w:val="000000" w:themeColor="text1"/>
+        <w:color w:val="000000"/>
       </w:rPr>
       <w:tblPr/>
       <w:tcPr>
@@ -8177,7 +8609,7 @@
       <w:rPr>
         <w:b/>
         <w:bCs/>
-        <w:color w:val="000000" w:themeColor="text1"/>
+        <w:color w:val="000000"/>
       </w:rPr>
       <w:tblPr/>
       <w:tcPr>
@@ -8196,7 +8628,7 @@
       <w:rPr>
         <w:b/>
         <w:bCs/>
-        <w:color w:val="000000" w:themeColor="text1"/>
+        <w:color w:val="000000"/>
       </w:rPr>
       <w:tblPr/>
       <w:tcPr>
@@ -8215,7 +8647,7 @@
       <w:rPr>
         <w:b w:val="0"/>
         <w:bCs w:val="0"/>
-        <w:color w:val="000000" w:themeColor="text1"/>
+        <w:color w:val="000000"/>
       </w:rPr>
       <w:tblPr/>
       <w:tcPr>
@@ -8263,7 +8695,7 @@
     </w:pPr>
     <w:rPr>
       <w:rFonts w:asciiTheme="majorHAnsi" w:eastAsiaTheme="majorEastAsia" w:hAnsiTheme="majorHAnsi" w:cstheme="majorBidi"/>
-      <w:color w:val="000000" w:themeColor="text1"/>
+      <w:color w:val="000000"/>
     </w:rPr>
     <w:tblPr>
       <w:tblStyleRowBandSize w:val="1"/>
@@ -8291,7 +8723,7 @@
       <w:rPr>
         <w:b/>
         <w:bCs/>
-        <w:color w:val="000000" w:themeColor="text1"/>
+        <w:color w:val="000000"/>
       </w:rPr>
       <w:tblPr/>
       <w:tcPr>
@@ -8302,7 +8734,7 @@
       <w:rPr>
         <w:b/>
         <w:bCs/>
-        <w:color w:val="000000" w:themeColor="text1"/>
+        <w:color w:val="000000"/>
       </w:rPr>
       <w:tblPr/>
       <w:tcPr>
@@ -8321,7 +8753,7 @@
       <w:rPr>
         <w:b/>
         <w:bCs/>
-        <w:color w:val="000000" w:themeColor="text1"/>
+        <w:color w:val="000000"/>
       </w:rPr>
       <w:tblPr/>
       <w:tcPr>
@@ -8340,7 +8772,7 @@
       <w:rPr>
         <w:b w:val="0"/>
         <w:bCs w:val="0"/>
-        <w:color w:val="000000" w:themeColor="text1"/>
+        <w:color w:val="000000"/>
       </w:rPr>
       <w:tblPr/>
       <w:tcPr>
@@ -8388,7 +8820,7 @@
     </w:pPr>
     <w:rPr>
       <w:rFonts w:asciiTheme="majorHAnsi" w:eastAsiaTheme="majorEastAsia" w:hAnsiTheme="majorHAnsi" w:cstheme="majorBidi"/>
-      <w:color w:val="000000" w:themeColor="text1"/>
+      <w:color w:val="000000"/>
     </w:rPr>
     <w:tblPr>
       <w:tblStyleRowBandSize w:val="1"/>
@@ -8416,7 +8848,7 @@
       <w:rPr>
         <w:b/>
         <w:bCs/>
-        <w:color w:val="000000" w:themeColor="text1"/>
+        <w:color w:val="000000"/>
       </w:rPr>
       <w:tblPr/>
       <w:tcPr>
@@ -8427,7 +8859,7 @@
       <w:rPr>
         <w:b/>
         <w:bCs/>
-        <w:color w:val="000000" w:themeColor="text1"/>
+        <w:color w:val="000000"/>
       </w:rPr>
       <w:tblPr/>
       <w:tcPr>
@@ -8446,7 +8878,7 @@
       <w:rPr>
         <w:b/>
         <w:bCs/>
-        <w:color w:val="000000" w:themeColor="text1"/>
+        <w:color w:val="000000"/>
       </w:rPr>
       <w:tblPr/>
       <w:tcPr>
@@ -8465,7 +8897,7 @@
       <w:rPr>
         <w:b w:val="0"/>
         <w:bCs w:val="0"/>
-        <w:color w:val="000000" w:themeColor="text1"/>
+        <w:color w:val="000000"/>
       </w:rPr>
       <w:tblPr/>
       <w:tcPr>
@@ -8513,7 +8945,7 @@
     </w:pPr>
     <w:rPr>
       <w:rFonts w:asciiTheme="majorHAnsi" w:eastAsiaTheme="majorEastAsia" w:hAnsiTheme="majorHAnsi" w:cstheme="majorBidi"/>
-      <w:color w:val="000000" w:themeColor="text1"/>
+      <w:color w:val="000000"/>
     </w:rPr>
     <w:tblPr>
       <w:tblStyleRowBandSize w:val="1"/>
@@ -8541,7 +8973,7 @@
       <w:rPr>
         <w:b/>
         <w:bCs/>
-        <w:color w:val="000000" w:themeColor="text1"/>
+        <w:color w:val="000000"/>
       </w:rPr>
       <w:tblPr/>
       <w:tcPr>
@@ -8552,7 +8984,7 @@
       <w:rPr>
         <w:b/>
         <w:bCs/>
-        <w:color w:val="000000" w:themeColor="text1"/>
+        <w:color w:val="000000"/>
       </w:rPr>
       <w:tblPr/>
       <w:tcPr>
@@ -8571,7 +9003,7 @@
       <w:rPr>
         <w:b/>
         <w:bCs/>
-        <w:color w:val="000000" w:themeColor="text1"/>
+        <w:color w:val="000000"/>
       </w:rPr>
       <w:tblPr/>
       <w:tcPr>
@@ -8590,7 +9022,7 @@
       <w:rPr>
         <w:b w:val="0"/>
         <w:bCs w:val="0"/>
-        <w:color w:val="000000" w:themeColor="text1"/>
+        <w:color w:val="000000"/>
       </w:rPr>
       <w:tblPr/>
       <w:tcPr>
@@ -8638,7 +9070,7 @@
     </w:pPr>
     <w:rPr>
       <w:rFonts w:asciiTheme="majorHAnsi" w:eastAsiaTheme="majorEastAsia" w:hAnsiTheme="majorHAnsi" w:cstheme="majorBidi"/>
-      <w:color w:val="000000" w:themeColor="text1"/>
+      <w:color w:val="000000"/>
     </w:rPr>
     <w:tblPr>
       <w:tblStyleRowBandSize w:val="1"/>
@@ -8666,7 +9098,7 @@
       <w:rPr>
         <w:b/>
         <w:bCs/>
-        <w:color w:val="000000" w:themeColor="text1"/>
+        <w:color w:val="000000"/>
       </w:rPr>
       <w:tblPr/>
       <w:tcPr>
@@ -8677,7 +9109,7 @@
       <w:rPr>
         <w:b/>
         <w:bCs/>
-        <w:color w:val="000000" w:themeColor="text1"/>
+        <w:color w:val="000000"/>
       </w:rPr>
       <w:tblPr/>
       <w:tcPr>
@@ -8696,7 +9128,7 @@
       <w:rPr>
         <w:b/>
         <w:bCs/>
-        <w:color w:val="000000" w:themeColor="text1"/>
+        <w:color w:val="000000"/>
       </w:rPr>
       <w:tblPr/>
       <w:tcPr>
@@ -8715,7 +9147,7 @@
       <w:rPr>
         <w:b w:val="0"/>
         <w:bCs w:val="0"/>
-        <w:color w:val="000000" w:themeColor="text1"/>
+        <w:color w:val="000000"/>
       </w:rPr>
       <w:tblPr/>
       <w:tcPr>
@@ -8763,7 +9195,7 @@
     </w:pPr>
     <w:rPr>
       <w:rFonts w:asciiTheme="majorHAnsi" w:eastAsiaTheme="majorEastAsia" w:hAnsiTheme="majorHAnsi" w:cstheme="majorBidi"/>
-      <w:color w:val="000000" w:themeColor="text1"/>
+      <w:color w:val="000000"/>
     </w:rPr>
     <w:tblPr>
       <w:tblStyleRowBandSize w:val="1"/>
@@ -8791,7 +9223,7 @@
       <w:rPr>
         <w:b/>
         <w:bCs/>
-        <w:color w:val="000000" w:themeColor="text1"/>
+        <w:color w:val="000000"/>
       </w:rPr>
       <w:tblPr/>
       <w:tcPr>
@@ -8802,7 +9234,7 @@
       <w:rPr>
         <w:b/>
         <w:bCs/>
-        <w:color w:val="000000" w:themeColor="text1"/>
+        <w:color w:val="000000"/>
       </w:rPr>
       <w:tblPr/>
       <w:tcPr>
@@ -8821,7 +9253,7 @@
       <w:rPr>
         <w:b/>
         <w:bCs/>
-        <w:color w:val="000000" w:themeColor="text1"/>
+        <w:color w:val="000000"/>
       </w:rPr>
       <w:tblPr/>
       <w:tcPr>
@@ -8840,7 +9272,7 @@
       <w:rPr>
         <w:b w:val="0"/>
         <w:bCs w:val="0"/>
-        <w:color w:val="000000" w:themeColor="text1"/>
+        <w:color w:val="000000"/>
       </w:rPr>
       <w:tblPr/>
       <w:tcPr>
@@ -8888,7 +9320,7 @@
     </w:pPr>
     <w:rPr>
       <w:rFonts w:asciiTheme="majorHAnsi" w:eastAsiaTheme="majorEastAsia" w:hAnsiTheme="majorHAnsi" w:cstheme="majorBidi"/>
-      <w:color w:val="000000" w:themeColor="text1"/>
+      <w:color w:val="000000"/>
     </w:rPr>
     <w:tblPr>
       <w:tblStyleRowBandSize w:val="1"/>
@@ -8916,7 +9348,7 @@
       <w:rPr>
         <w:b/>
         <w:bCs/>
-        <w:color w:val="000000" w:themeColor="text1"/>
+        <w:color w:val="000000"/>
       </w:rPr>
       <w:tblPr/>
       <w:tcPr>
@@ -8927,7 +9359,7 @@
       <w:rPr>
         <w:b/>
         <w:bCs/>
-        <w:color w:val="000000" w:themeColor="text1"/>
+        <w:color w:val="000000"/>
       </w:rPr>
       <w:tblPr/>
       <w:tcPr>
@@ -8946,7 +9378,7 @@
       <w:rPr>
         <w:b/>
         <w:bCs/>
-        <w:color w:val="000000" w:themeColor="text1"/>
+        <w:color w:val="000000"/>
       </w:rPr>
       <w:tblPr/>
       <w:tcPr>
@@ -8965,7 +9397,7 @@
       <w:rPr>
         <w:b w:val="0"/>
         <w:bCs w:val="0"/>
-        <w:color w:val="000000" w:themeColor="text1"/>
+        <w:color w:val="000000"/>
       </w:rPr>
       <w:tblPr/>
       <w:tcPr>
@@ -9039,7 +9471,7 @@
         <w:bCs/>
         <w:i w:val="0"/>
         <w:iCs w:val="0"/>
-        <w:color w:val="FFFFFF" w:themeColor="background1"/>
+        <w:color w:val="000000"/>
       </w:rPr>
       <w:tblPr/>
       <w:tcPr>
@@ -9060,7 +9492,7 @@
         <w:bCs/>
         <w:i w:val="0"/>
         <w:iCs w:val="0"/>
-        <w:color w:val="FFFFFF" w:themeColor="background1"/>
+        <w:color w:val="000000"/>
       </w:rPr>
       <w:tblPr/>
       <w:tcPr>
@@ -9081,7 +9513,7 @@
         <w:bCs/>
         <w:i w:val="0"/>
         <w:iCs w:val="0"/>
-        <w:color w:val="FFFFFF" w:themeColor="background1"/>
+        <w:color w:val="000000"/>
       </w:rPr>
       <w:tblPr/>
       <w:tcPr>
@@ -9100,7 +9532,7 @@
         <w:bCs/>
         <w:i w:val="0"/>
         <w:iCs w:val="0"/>
-        <w:color w:val="FFFFFF" w:themeColor="background1"/>
+        <w:color w:val="000000"/>
       </w:rPr>
       <w:tblPr/>
       <w:tcPr>
@@ -9180,7 +9612,7 @@
         <w:bCs/>
         <w:i w:val="0"/>
         <w:iCs w:val="0"/>
-        <w:color w:val="FFFFFF" w:themeColor="background1"/>
+        <w:color w:val="000000"/>
       </w:rPr>
       <w:tblPr/>
       <w:tcPr>
@@ -9201,7 +9633,7 @@
         <w:bCs/>
         <w:i w:val="0"/>
         <w:iCs w:val="0"/>
-        <w:color w:val="FFFFFF" w:themeColor="background1"/>
+        <w:color w:val="000000"/>
       </w:rPr>
       <w:tblPr/>
       <w:tcPr>
@@ -9222,7 +9654,7 @@
         <w:bCs/>
         <w:i w:val="0"/>
         <w:iCs w:val="0"/>
-        <w:color w:val="FFFFFF" w:themeColor="background1"/>
+        <w:color w:val="000000"/>
       </w:rPr>
       <w:tblPr/>
       <w:tcPr>
@@ -9241,7 +9673,7 @@
         <w:bCs/>
         <w:i w:val="0"/>
         <w:iCs w:val="0"/>
-        <w:color w:val="FFFFFF" w:themeColor="background1"/>
+        <w:color w:val="000000"/>
       </w:rPr>
       <w:tblPr/>
       <w:tcPr>
@@ -9321,7 +9753,7 @@
         <w:bCs/>
         <w:i w:val="0"/>
         <w:iCs w:val="0"/>
-        <w:color w:val="FFFFFF" w:themeColor="background1"/>
+        <w:color w:val="000000"/>
       </w:rPr>
       <w:tblPr/>
       <w:tcPr>
@@ -9342,7 +9774,7 @@
         <w:bCs/>
         <w:i w:val="0"/>
         <w:iCs w:val="0"/>
-        <w:color w:val="FFFFFF" w:themeColor="background1"/>
+        <w:color w:val="000000"/>
       </w:rPr>
       <w:tblPr/>
       <w:tcPr>
@@ -9363,7 +9795,7 @@
         <w:bCs/>
         <w:i w:val="0"/>
         <w:iCs w:val="0"/>
-        <w:color w:val="FFFFFF" w:themeColor="background1"/>
+        <w:color w:val="000000"/>
       </w:rPr>
       <w:tblPr/>
       <w:tcPr>
@@ -9382,7 +9814,7 @@
         <w:bCs/>
         <w:i w:val="0"/>
         <w:iCs w:val="0"/>
-        <w:color w:val="FFFFFF" w:themeColor="background1"/>
+        <w:color w:val="000000"/>
       </w:rPr>
       <w:tblPr/>
       <w:tcPr>
@@ -9462,7 +9894,7 @@
         <w:bCs/>
         <w:i w:val="0"/>
         <w:iCs w:val="0"/>
-        <w:color w:val="FFFFFF" w:themeColor="background1"/>
+        <w:color w:val="000000"/>
       </w:rPr>
       <w:tblPr/>
       <w:tcPr>
@@ -9483,7 +9915,7 @@
         <w:bCs/>
         <w:i w:val="0"/>
         <w:iCs w:val="0"/>
-        <w:color w:val="FFFFFF" w:themeColor="background1"/>
+        <w:color w:val="000000"/>
       </w:rPr>
       <w:tblPr/>
       <w:tcPr>
@@ -9504,7 +9936,7 @@
         <w:bCs/>
         <w:i w:val="0"/>
         <w:iCs w:val="0"/>
-        <w:color w:val="FFFFFF" w:themeColor="background1"/>
+        <w:color w:val="000000"/>
       </w:rPr>
       <w:tblPr/>
       <w:tcPr>
@@ -9523,7 +9955,7 @@
         <w:bCs/>
         <w:i w:val="0"/>
         <w:iCs w:val="0"/>
-        <w:color w:val="FFFFFF" w:themeColor="background1"/>
+        <w:color w:val="000000"/>
       </w:rPr>
       <w:tblPr/>
       <w:tcPr>
@@ -9603,7 +10035,7 @@
         <w:bCs/>
         <w:i w:val="0"/>
         <w:iCs w:val="0"/>
-        <w:color w:val="FFFFFF" w:themeColor="background1"/>
+        <w:color w:val="000000"/>
       </w:rPr>
       <w:tblPr/>
       <w:tcPr>
@@ -9624,7 +10056,7 @@
         <w:bCs/>
         <w:i w:val="0"/>
         <w:iCs w:val="0"/>
-        <w:color w:val="FFFFFF" w:themeColor="background1"/>
+        <w:color w:val="000000"/>
       </w:rPr>
       <w:tblPr/>
       <w:tcPr>
@@ -9645,7 +10077,7 @@
         <w:bCs/>
         <w:i w:val="0"/>
         <w:iCs w:val="0"/>
-        <w:color w:val="FFFFFF" w:themeColor="background1"/>
+        <w:color w:val="000000"/>
       </w:rPr>
       <w:tblPr/>
       <w:tcPr>
@@ -9664,7 +10096,7 @@
         <w:bCs/>
         <w:i w:val="0"/>
         <w:iCs w:val="0"/>
-        <w:color w:val="FFFFFF" w:themeColor="background1"/>
+        <w:color w:val="000000"/>
       </w:rPr>
       <w:tblPr/>
       <w:tcPr>
@@ -9744,7 +10176,7 @@
         <w:bCs/>
         <w:i w:val="0"/>
         <w:iCs w:val="0"/>
-        <w:color w:val="FFFFFF" w:themeColor="background1"/>
+        <w:color w:val="000000"/>
       </w:rPr>
       <w:tblPr/>
       <w:tcPr>
@@ -9765,7 +10197,7 @@
         <w:bCs/>
         <w:i w:val="0"/>
         <w:iCs w:val="0"/>
-        <w:color w:val="FFFFFF" w:themeColor="background1"/>
+        <w:color w:val="000000"/>
       </w:rPr>
       <w:tblPr/>
       <w:tcPr>
@@ -9786,7 +10218,7 @@
         <w:bCs/>
         <w:i w:val="0"/>
         <w:iCs w:val="0"/>
-        <w:color w:val="FFFFFF" w:themeColor="background1"/>
+        <w:color w:val="000000"/>
       </w:rPr>
       <w:tblPr/>
       <w:tcPr>
@@ -9805,7 +10237,7 @@
         <w:bCs/>
         <w:i w:val="0"/>
         <w:iCs w:val="0"/>
-        <w:color w:val="FFFFFF" w:themeColor="background1"/>
+        <w:color w:val="000000"/>
       </w:rPr>
       <w:tblPr/>
       <w:tcPr>
@@ -9885,7 +10317,7 @@
         <w:bCs/>
         <w:i w:val="0"/>
         <w:iCs w:val="0"/>
-        <w:color w:val="FFFFFF" w:themeColor="background1"/>
+        <w:color w:val="000000"/>
       </w:rPr>
       <w:tblPr/>
       <w:tcPr>
@@ -9906,7 +10338,7 @@
         <w:bCs/>
         <w:i w:val="0"/>
         <w:iCs w:val="0"/>
-        <w:color w:val="FFFFFF" w:themeColor="background1"/>
+        <w:color w:val="000000"/>
       </w:rPr>
       <w:tblPr/>
       <w:tcPr>
@@ -9927,7 +10359,7 @@
         <w:bCs/>
         <w:i w:val="0"/>
         <w:iCs w:val="0"/>
-        <w:color w:val="FFFFFF" w:themeColor="background1"/>
+        <w:color w:val="000000"/>
       </w:rPr>
       <w:tblPr/>
       <w:tcPr>
@@ -9946,7 +10378,7 @@
         <w:bCs/>
         <w:i w:val="0"/>
         <w:iCs w:val="0"/>
-        <w:color w:val="FFFFFF" w:themeColor="background1"/>
+        <w:color w:val="000000"/>
       </w:rPr>
       <w:tblPr/>
       <w:tcPr>
@@ -9999,7 +10431,7 @@
       <w:spacing w:after="0" w:line="240" w:lineRule="auto"/>
     </w:pPr>
     <w:rPr>
-      <w:color w:val="FFFFFF" w:themeColor="background1"/>
+      <w:color w:val="000000"/>
     </w:rPr>
     <w:tblPr>
       <w:tblStyleRowBandSize w:val="1"/>
@@ -10113,7 +10545,7 @@
       <w:spacing w:after="0" w:line="240" w:lineRule="auto"/>
     </w:pPr>
     <w:rPr>
-      <w:color w:val="FFFFFF" w:themeColor="background1"/>
+      <w:color w:val="000000"/>
     </w:rPr>
     <w:tblPr>
       <w:tblStyleRowBandSize w:val="1"/>
@@ -10227,7 +10659,7 @@
       <w:spacing w:after="0" w:line="240" w:lineRule="auto"/>
     </w:pPr>
     <w:rPr>
-      <w:color w:val="FFFFFF" w:themeColor="background1"/>
+      <w:color w:val="000000"/>
     </w:rPr>
     <w:tblPr>
       <w:tblStyleRowBandSize w:val="1"/>
@@ -10341,7 +10773,7 @@
       <w:spacing w:after="0" w:line="240" w:lineRule="auto"/>
     </w:pPr>
     <w:rPr>
-      <w:color w:val="FFFFFF" w:themeColor="background1"/>
+      <w:color w:val="000000"/>
     </w:rPr>
     <w:tblPr>
       <w:tblStyleRowBandSize w:val="1"/>
@@ -10455,7 +10887,7 @@
       <w:spacing w:after="0" w:line="240" w:lineRule="auto"/>
     </w:pPr>
     <w:rPr>
-      <w:color w:val="FFFFFF" w:themeColor="background1"/>
+      <w:color w:val="000000"/>
     </w:rPr>
     <w:tblPr>
       <w:tblStyleRowBandSize w:val="1"/>
@@ -10569,7 +11001,7 @@
       <w:spacing w:after="0" w:line="240" w:lineRule="auto"/>
     </w:pPr>
     <w:rPr>
-      <w:color w:val="FFFFFF" w:themeColor="background1"/>
+      <w:color w:val="000000"/>
     </w:rPr>
     <w:tblPr>
       <w:tblStyleRowBandSize w:val="1"/>
@@ -10683,7 +11115,7 @@
       <w:spacing w:after="0" w:line="240" w:lineRule="auto"/>
     </w:pPr>
     <w:rPr>
-      <w:color w:val="FFFFFF" w:themeColor="background1"/>
+      <w:color w:val="000000"/>
     </w:rPr>
     <w:tblPr>
       <w:tblStyleRowBandSize w:val="1"/>
@@ -10797,7 +11229,7 @@
       <w:spacing w:after="0" w:line="240" w:lineRule="auto"/>
     </w:pPr>
     <w:rPr>
-      <w:color w:val="000000" w:themeColor="text1"/>
+      <w:color w:val="000000"/>
     </w:rPr>
     <w:tblPr>
       <w:tblStyleRowBandSize w:val="1"/>
@@ -10843,7 +11275,7 @@
       <w:rPr>
         <w:b/>
         <w:bCs/>
-        <w:color w:val="FFFFFF" w:themeColor="background1"/>
+        <w:color w:val="000000"/>
       </w:rPr>
       <w:tblPr/>
       <w:tcPr>
@@ -10855,7 +11287,7 @@
     </w:tblStylePr>
     <w:tblStylePr w:type="firstCol">
       <w:rPr>
-        <w:color w:val="FFFFFF" w:themeColor="background1"/>
+        <w:color w:val="000000"/>
       </w:rPr>
       <w:tblPr/>
       <w:tcPr>
@@ -10872,7 +11304,7 @@
     </w:tblStylePr>
     <w:tblStylePr w:type="lastCol">
       <w:rPr>
-        <w:color w:val="FFFFFF" w:themeColor="background1"/>
+        <w:color w:val="000000"/>
       </w:rPr>
       <w:tblPr/>
       <w:tcPr>
@@ -10901,12 +11333,12 @@
     </w:tblStylePr>
     <w:tblStylePr w:type="neCell">
       <w:rPr>
-        <w:color w:val="000000" w:themeColor="text1"/>
+        <w:color w:val="000000"/>
       </w:rPr>
     </w:tblStylePr>
     <w:tblStylePr w:type="nwCell">
       <w:rPr>
-        <w:color w:val="000000" w:themeColor="text1"/>
+        <w:color w:val="000000"/>
       </w:rPr>
     </w:tblStylePr>
   </w:style>
@@ -10919,7 +11351,7 @@
       <w:spacing w:after="0" w:line="240" w:lineRule="auto"/>
     </w:pPr>
     <w:rPr>
-      <w:color w:val="000000" w:themeColor="text1"/>
+      <w:color w:val="000000"/>
     </w:rPr>
     <w:tblPr>
       <w:tblStyleRowBandSize w:val="1"/>
@@ -10965,7 +11397,7 @@
       <w:rPr>
         <w:b/>
         <w:bCs/>
-        <w:color w:val="FFFFFF" w:themeColor="background1"/>
+        <w:color w:val="000000"/>
       </w:rPr>
       <w:tblPr/>
       <w:tcPr>
@@ -10977,7 +11409,7 @@
     </w:tblStylePr>
     <w:tblStylePr w:type="firstCol">
       <w:rPr>
-        <w:color w:val="FFFFFF" w:themeColor="background1"/>
+        <w:color w:val="000000"/>
       </w:rPr>
       <w:tblPr/>
       <w:tcPr>
@@ -10994,7 +11426,7 @@
     </w:tblStylePr>
     <w:tblStylePr w:type="lastCol">
       <w:rPr>
-        <w:color w:val="FFFFFF" w:themeColor="background1"/>
+        <w:color w:val="000000"/>
       </w:rPr>
       <w:tblPr/>
       <w:tcPr>
@@ -11023,12 +11455,12 @@
     </w:tblStylePr>
     <w:tblStylePr w:type="neCell">
       <w:rPr>
-        <w:color w:val="000000" w:themeColor="text1"/>
+        <w:color w:val="000000"/>
       </w:rPr>
     </w:tblStylePr>
     <w:tblStylePr w:type="nwCell">
       <w:rPr>
-        <w:color w:val="000000" w:themeColor="text1"/>
+        <w:color w:val="000000"/>
       </w:rPr>
     </w:tblStylePr>
   </w:style>
@@ -11041,7 +11473,7 @@
       <w:spacing w:after="0" w:line="240" w:lineRule="auto"/>
     </w:pPr>
     <w:rPr>
-      <w:color w:val="000000" w:themeColor="text1"/>
+      <w:color w:val="000000"/>
     </w:rPr>
     <w:tblPr>
       <w:tblStyleRowBandSize w:val="1"/>
@@ -11087,7 +11519,7 @@
       <w:rPr>
         <w:b/>
         <w:bCs/>
-        <w:color w:val="FFFFFF" w:themeColor="background1"/>
+        <w:color w:val="000000"/>
       </w:rPr>
       <w:tblPr/>
       <w:tcPr>
@@ -11099,7 +11531,7 @@
     </w:tblStylePr>
     <w:tblStylePr w:type="firstCol">
       <w:rPr>
-        <w:color w:val="FFFFFF" w:themeColor="background1"/>
+        <w:color w:val="000000"/>
       </w:rPr>
       <w:tblPr/>
       <w:tcPr>
@@ -11116,7 +11548,7 @@
     </w:tblStylePr>
     <w:tblStylePr w:type="lastCol">
       <w:rPr>
-        <w:color w:val="FFFFFF" w:themeColor="background1"/>
+        <w:color w:val="000000"/>
       </w:rPr>
       <w:tblPr/>
       <w:tcPr>
@@ -11145,12 +11577,12 @@
     </w:tblStylePr>
     <w:tblStylePr w:type="neCell">
       <w:rPr>
-        <w:color w:val="000000" w:themeColor="text1"/>
+        <w:color w:val="000000"/>
       </w:rPr>
     </w:tblStylePr>
     <w:tblStylePr w:type="nwCell">
       <w:rPr>
-        <w:color w:val="000000" w:themeColor="text1"/>
+        <w:color w:val="000000"/>
       </w:rPr>
     </w:tblStylePr>
   </w:style>
@@ -11163,7 +11595,7 @@
       <w:spacing w:after="0" w:line="240" w:lineRule="auto"/>
     </w:pPr>
     <w:rPr>
-      <w:color w:val="000000" w:themeColor="text1"/>
+      <w:color w:val="000000"/>
     </w:rPr>
     <w:tblPr>
       <w:tblStyleRowBandSize w:val="1"/>
@@ -11209,7 +11641,7 @@
       <w:rPr>
         <w:b/>
         <w:bCs/>
-        <w:color w:val="FFFFFF" w:themeColor="background1"/>
+        <w:color w:val="000000"/>
       </w:rPr>
       <w:tblPr/>
       <w:tcPr>
@@ -11221,7 +11653,7 @@
     </w:tblStylePr>
     <w:tblStylePr w:type="firstCol">
       <w:rPr>
-        <w:color w:val="FFFFFF" w:themeColor="background1"/>
+        <w:color w:val="000000"/>
       </w:rPr>
       <w:tblPr/>
       <w:tcPr>
@@ -11238,7 +11670,7 @@
     </w:tblStylePr>
     <w:tblStylePr w:type="lastCol">
       <w:rPr>
-        <w:color w:val="FFFFFF" w:themeColor="background1"/>
+        <w:color w:val="000000"/>
       </w:rPr>
       <w:tblPr/>
       <w:tcPr>
@@ -11275,7 +11707,7 @@
       <w:spacing w:after="0" w:line="240" w:lineRule="auto"/>
     </w:pPr>
     <w:rPr>
-      <w:color w:val="000000" w:themeColor="text1"/>
+      <w:color w:val="000000"/>
     </w:rPr>
     <w:tblPr>
       <w:tblStyleRowBandSize w:val="1"/>
@@ -11321,7 +11753,7 @@
       <w:rPr>
         <w:b/>
         <w:bCs/>
-        <w:color w:val="FFFFFF" w:themeColor="background1"/>
+        <w:color w:val="000000"/>
       </w:rPr>
       <w:tblPr/>
       <w:tcPr>
@@ -11333,7 +11765,7 @@
     </w:tblStylePr>
     <w:tblStylePr w:type="firstCol">
       <w:rPr>
-        <w:color w:val="FFFFFF" w:themeColor="background1"/>
+        <w:color w:val="000000"/>
       </w:rPr>
       <w:tblPr/>
       <w:tcPr>
@@ -11350,7 +11782,7 @@
     </w:tblStylePr>
     <w:tblStylePr w:type="lastCol">
       <w:rPr>
-        <w:color w:val="FFFFFF" w:themeColor="background1"/>
+        <w:color w:val="000000"/>
       </w:rPr>
       <w:tblPr/>
       <w:tcPr>
@@ -11379,12 +11811,12 @@
     </w:tblStylePr>
     <w:tblStylePr w:type="neCell">
       <w:rPr>
-        <w:color w:val="000000" w:themeColor="text1"/>
+        <w:color w:val="000000"/>
       </w:rPr>
     </w:tblStylePr>
     <w:tblStylePr w:type="nwCell">
       <w:rPr>
-        <w:color w:val="000000" w:themeColor="text1"/>
+        <w:color w:val="000000"/>
       </w:rPr>
     </w:tblStylePr>
   </w:style>
@@ -11397,7 +11829,7 @@
       <w:spacing w:after="0" w:line="240" w:lineRule="auto"/>
     </w:pPr>
     <w:rPr>
-      <w:color w:val="000000" w:themeColor="text1"/>
+      <w:color w:val="000000"/>
     </w:rPr>
     <w:tblPr>
       <w:tblStyleRowBandSize w:val="1"/>
@@ -11443,7 +11875,7 @@
       <w:rPr>
         <w:b/>
         <w:bCs/>
-        <w:color w:val="FFFFFF" w:themeColor="background1"/>
+        <w:color w:val="000000"/>
       </w:rPr>
       <w:tblPr/>
       <w:tcPr>
@@ -11455,7 +11887,7 @@
     </w:tblStylePr>
     <w:tblStylePr w:type="firstCol">
       <w:rPr>
-        <w:color w:val="FFFFFF" w:themeColor="background1"/>
+        <w:color w:val="000000"/>
       </w:rPr>
       <w:tblPr/>
       <w:tcPr>
@@ -11472,7 +11904,7 @@
     </w:tblStylePr>
     <w:tblStylePr w:type="lastCol">
       <w:rPr>
-        <w:color w:val="FFFFFF" w:themeColor="background1"/>
+        <w:color w:val="000000"/>
       </w:rPr>
       <w:tblPr/>
       <w:tcPr>
@@ -11501,12 +11933,12 @@
     </w:tblStylePr>
     <w:tblStylePr w:type="neCell">
       <w:rPr>
-        <w:color w:val="000000" w:themeColor="text1"/>
+        <w:color w:val="000000"/>
       </w:rPr>
     </w:tblStylePr>
     <w:tblStylePr w:type="nwCell">
       <w:rPr>
-        <w:color w:val="000000" w:themeColor="text1"/>
+        <w:color w:val="000000"/>
       </w:rPr>
     </w:tblStylePr>
   </w:style>
@@ -11519,7 +11951,7 @@
       <w:spacing w:after="0" w:line="240" w:lineRule="auto"/>
     </w:pPr>
     <w:rPr>
-      <w:color w:val="000000" w:themeColor="text1"/>
+      <w:color w:val="000000"/>
     </w:rPr>
     <w:tblPr>
       <w:tblStyleRowBandSize w:val="1"/>
@@ -11565,7 +11997,7 @@
       <w:rPr>
         <w:b/>
         <w:bCs/>
-        <w:color w:val="FFFFFF" w:themeColor="background1"/>
+        <w:color w:val="000000"/>
       </w:rPr>
       <w:tblPr/>
       <w:tcPr>
@@ -11577,7 +12009,7 @@
     </w:tblStylePr>
     <w:tblStylePr w:type="firstCol">
       <w:rPr>
-        <w:color w:val="FFFFFF" w:themeColor="background1"/>
+        <w:color w:val="000000"/>
       </w:rPr>
       <w:tblPr/>
       <w:tcPr>
@@ -11594,7 +12026,7 @@
     </w:tblStylePr>
     <w:tblStylePr w:type="lastCol">
       <w:rPr>
-        <w:color w:val="FFFFFF" w:themeColor="background1"/>
+        <w:color w:val="000000"/>
       </w:rPr>
       <w:tblPr/>
       <w:tcPr>
@@ -11623,12 +12055,12 @@
     </w:tblStylePr>
     <w:tblStylePr w:type="neCell">
       <w:rPr>
-        <w:color w:val="000000" w:themeColor="text1"/>
+        <w:color w:val="000000"/>
       </w:rPr>
     </w:tblStylePr>
     <w:tblStylePr w:type="nwCell">
       <w:rPr>
-        <w:color w:val="000000" w:themeColor="text1"/>
+        <w:color w:val="000000"/>
       </w:rPr>
     </w:tblStylePr>
   </w:style>
@@ -11641,7 +12073,7 @@
       <w:spacing w:after="0" w:line="240" w:lineRule="auto"/>
     </w:pPr>
     <w:rPr>
-      <w:color w:val="000000" w:themeColor="text1"/>
+      <w:color w:val="000000"/>
     </w:rPr>
     <w:tblPr>
       <w:tblStyleRowBandSize w:val="1"/>
@@ -11661,7 +12093,7 @@
       <w:rPr>
         <w:b/>
         <w:bCs/>
-        <w:color w:val="FFFFFF" w:themeColor="background1"/>
+        <w:color w:val="000000"/>
       </w:rPr>
       <w:tblPr/>
       <w:tcPr>
@@ -11675,7 +12107,7 @@
       <w:rPr>
         <w:b/>
         <w:bCs/>
-        <w:color w:val="9E3A38" w:themeColor="accent2" w:themeShade="CC"/>
+        <w:color w:val="000000"/>
       </w:rPr>
       <w:tblPr/>
       <w:tcPr>
@@ -11727,7 +12159,7 @@
       <w:spacing w:after="0" w:line="240" w:lineRule="auto"/>
     </w:pPr>
     <w:rPr>
-      <w:color w:val="000000" w:themeColor="text1"/>
+      <w:color w:val="000000"/>
     </w:rPr>
     <w:tblPr>
       <w:tblStyleRowBandSize w:val="1"/>
@@ -11747,7 +12179,7 @@
       <w:rPr>
         <w:b/>
         <w:bCs/>
-        <w:color w:val="FFFFFF" w:themeColor="background1"/>
+        <w:color w:val="000000"/>
       </w:rPr>
       <w:tblPr/>
       <w:tcPr>
@@ -11761,7 +12193,7 @@
       <w:rPr>
         <w:b/>
         <w:bCs/>
-        <w:color w:val="9E3A38" w:themeColor="accent2" w:themeShade="CC"/>
+        <w:color w:val="000000"/>
       </w:rPr>
       <w:tblPr/>
       <w:tcPr>
@@ -11813,7 +12245,7 @@
       <w:spacing w:after="0" w:line="240" w:lineRule="auto"/>
     </w:pPr>
     <w:rPr>
-      <w:color w:val="000000" w:themeColor="text1"/>
+      <w:color w:val="000000"/>
     </w:rPr>
     <w:tblPr>
       <w:tblStyleRowBandSize w:val="1"/>
@@ -11833,7 +12265,7 @@
       <w:rPr>
         <w:b/>
         <w:bCs/>
-        <w:color w:val="FFFFFF" w:themeColor="background1"/>
+        <w:color w:val="000000"/>
       </w:rPr>
       <w:tblPr/>
       <w:tcPr>
@@ -11847,7 +12279,7 @@
       <w:rPr>
         <w:b/>
         <w:bCs/>
-        <w:color w:val="9E3A38" w:themeColor="accent2" w:themeShade="CC"/>
+        <w:color w:val="000000"/>
       </w:rPr>
       <w:tblPr/>
       <w:tcPr>
@@ -11899,7 +12331,7 @@
       <w:spacing w:after="0" w:line="240" w:lineRule="auto"/>
     </w:pPr>
     <w:rPr>
-      <w:color w:val="000000" w:themeColor="text1"/>
+      <w:color w:val="000000"/>
     </w:rPr>
     <w:tblPr>
       <w:tblStyleRowBandSize w:val="1"/>
@@ -11919,7 +12351,7 @@
       <w:rPr>
         <w:b/>
         <w:bCs/>
-        <w:color w:val="FFFFFF" w:themeColor="background1"/>
+        <w:color w:val="000000"/>
       </w:rPr>
       <w:tblPr/>
       <w:tcPr>
@@ -11933,7 +12365,7 @@
       <w:rPr>
         <w:b/>
         <w:bCs/>
-        <w:color w:val="664E82" w:themeColor="accent4" w:themeShade="CC"/>
+        <w:color w:val="000000"/>
       </w:rPr>
       <w:tblPr/>
       <w:tcPr>
@@ -11985,7 +12417,7 @@
       <w:spacing w:after="0" w:line="240" w:lineRule="auto"/>
     </w:pPr>
     <w:rPr>
-      <w:color w:val="000000" w:themeColor="text1"/>
+      <w:color w:val="000000"/>
     </w:rPr>
     <w:tblPr>
       <w:tblStyleRowBandSize w:val="1"/>
@@ -12005,7 +12437,7 @@
       <w:rPr>
         <w:b/>
         <w:bCs/>
-        <w:color w:val="FFFFFF" w:themeColor="background1"/>
+        <w:color w:val="000000"/>
       </w:rPr>
       <w:tblPr/>
       <w:tcPr>
@@ -12019,7 +12451,7 @@
       <w:rPr>
         <w:b/>
         <w:bCs/>
-        <w:color w:val="7E9C40" w:themeColor="accent3" w:themeShade="CC"/>
+        <w:color w:val="000000"/>
       </w:rPr>
       <w:tblPr/>
       <w:tcPr>
@@ -12071,7 +12503,7 @@
       <w:spacing w:after="0" w:line="240" w:lineRule="auto"/>
     </w:pPr>
     <w:rPr>
-      <w:color w:val="000000" w:themeColor="text1"/>
+      <w:color w:val="000000"/>
     </w:rPr>
     <w:tblPr>
       <w:tblStyleRowBandSize w:val="1"/>
@@ -12091,7 +12523,7 @@
       <w:rPr>
         <w:b/>
         <w:bCs/>
-        <w:color w:val="FFFFFF" w:themeColor="background1"/>
+        <w:color w:val="000000"/>
       </w:rPr>
       <w:tblPr/>
       <w:tcPr>
@@ -12105,7 +12537,7 @@
       <w:rPr>
         <w:b/>
         <w:bCs/>
-        <w:color w:val="F2730A" w:themeColor="accent6" w:themeShade="CC"/>
+        <w:color w:val="000000"/>
       </w:rPr>
       <w:tblPr/>
       <w:tcPr>
@@ -12157,7 +12589,7 @@
       <w:spacing w:after="0" w:line="240" w:lineRule="auto"/>
     </w:pPr>
     <w:rPr>
-      <w:color w:val="000000" w:themeColor="text1"/>
+      <w:color w:val="000000"/>
     </w:rPr>
     <w:tblPr>
       <w:tblStyleRowBandSize w:val="1"/>
@@ -12177,7 +12609,7 @@
       <w:rPr>
         <w:b/>
         <w:bCs/>
-        <w:color w:val="FFFFFF" w:themeColor="background1"/>
+        <w:color w:val="000000"/>
       </w:rPr>
       <w:tblPr/>
       <w:tcPr>
@@ -12191,7 +12623,7 @@
       <w:rPr>
         <w:b/>
         <w:bCs/>
-        <w:color w:val="348DA5" w:themeColor="accent5" w:themeShade="CC"/>
+        <w:color w:val="000000"/>
       </w:rPr>
       <w:tblPr/>
       <w:tcPr>
@@ -12243,7 +12675,7 @@
       <w:spacing w:after="0" w:line="240" w:lineRule="auto"/>
     </w:pPr>
     <w:rPr>
-      <w:color w:val="000000" w:themeColor="text1"/>
+      <w:color w:val="000000"/>
     </w:rPr>
     <w:tblPr>
       <w:tblStyleRowBandSize w:val="1"/>
@@ -12276,7 +12708,7 @@
       <w:rPr>
         <w:b/>
         <w:bCs/>
-        <w:color w:val="000000" w:themeColor="text1"/>
+        <w:color w:val="000000"/>
       </w:rPr>
       <w:tblPr/>
       <w:tcPr>
@@ -12285,7 +12717,7 @@
     </w:tblStylePr>
     <w:tblStylePr w:type="firstCol">
       <w:rPr>
-        <w:color w:val="FFFFFF" w:themeColor="background1"/>
+        <w:color w:val="000000"/>
       </w:rPr>
       <w:tblPr/>
       <w:tcPr>
@@ -12294,7 +12726,7 @@
     </w:tblStylePr>
     <w:tblStylePr w:type="lastCol">
       <w:rPr>
-        <w:color w:val="FFFFFF" w:themeColor="background1"/>
+        <w:color w:val="000000"/>
       </w:rPr>
       <w:tblPr/>
       <w:tcPr>
@@ -12323,7 +12755,7 @@
       <w:spacing w:after="0" w:line="240" w:lineRule="auto"/>
     </w:pPr>
     <w:rPr>
-      <w:color w:val="000000" w:themeColor="text1"/>
+      <w:color w:val="000000"/>
     </w:rPr>
     <w:tblPr>
       <w:tblStyleRowBandSize w:val="1"/>
@@ -12356,7 +12788,7 @@
       <w:rPr>
         <w:b/>
         <w:bCs/>
-        <w:color w:val="000000" w:themeColor="text1"/>
+        <w:color w:val="000000"/>
       </w:rPr>
       <w:tblPr/>
       <w:tcPr>
@@ -12365,7 +12797,7 @@
     </w:tblStylePr>
     <w:tblStylePr w:type="firstCol">
       <w:rPr>
-        <w:color w:val="FFFFFF" w:themeColor="background1"/>
+        <w:color w:val="000000"/>
       </w:rPr>
       <w:tblPr/>
       <w:tcPr>
@@ -12374,7 +12806,7 @@
     </w:tblStylePr>
     <w:tblStylePr w:type="lastCol">
       <w:rPr>
-        <w:color w:val="FFFFFF" w:themeColor="background1"/>
+        <w:color w:val="000000"/>
       </w:rPr>
       <w:tblPr/>
       <w:tcPr>
@@ -12403,7 +12835,7 @@
       <w:spacing w:after="0" w:line="240" w:lineRule="auto"/>
     </w:pPr>
     <w:rPr>
-      <w:color w:val="000000" w:themeColor="text1"/>
+      <w:color w:val="000000"/>
     </w:rPr>
     <w:tblPr>
       <w:tblStyleRowBandSize w:val="1"/>
@@ -12436,7 +12868,7 @@
       <w:rPr>
         <w:b/>
         <w:bCs/>
-        <w:color w:val="000000" w:themeColor="text1"/>
+        <w:color w:val="000000"/>
       </w:rPr>
       <w:tblPr/>
       <w:tcPr>
@@ -12445,7 +12877,7 @@
     </w:tblStylePr>
     <w:tblStylePr w:type="firstCol">
       <w:rPr>
-        <w:color w:val="FFFFFF" w:themeColor="background1"/>
+        <w:color w:val="000000"/>
       </w:rPr>
       <w:tblPr/>
       <w:tcPr>
@@ -12454,7 +12886,7 @@
     </w:tblStylePr>
     <w:tblStylePr w:type="lastCol">
       <w:rPr>
-        <w:color w:val="FFFFFF" w:themeColor="background1"/>
+        <w:color w:val="000000"/>
       </w:rPr>
       <w:tblPr/>
       <w:tcPr>
@@ -12483,7 +12915,7 @@
       <w:spacing w:after="0" w:line="240" w:lineRule="auto"/>
     </w:pPr>
     <w:rPr>
-      <w:color w:val="000000" w:themeColor="text1"/>
+      <w:color w:val="000000"/>
     </w:rPr>
     <w:tblPr>
       <w:tblStyleRowBandSize w:val="1"/>
@@ -12516,7 +12948,7 @@
       <w:rPr>
         <w:b/>
         <w:bCs/>
-        <w:color w:val="000000" w:themeColor="text1"/>
+        <w:color w:val="000000"/>
       </w:rPr>
       <w:tblPr/>
       <w:tcPr>
@@ -12525,7 +12957,7 @@
     </w:tblStylePr>
     <w:tblStylePr w:type="firstCol">
       <w:rPr>
-        <w:color w:val="FFFFFF" w:themeColor="background1"/>
+        <w:color w:val="000000"/>
       </w:rPr>
       <w:tblPr/>
       <w:tcPr>
@@ -12534,7 +12966,7 @@
     </w:tblStylePr>
     <w:tblStylePr w:type="lastCol">
       <w:rPr>
-        <w:color w:val="FFFFFF" w:themeColor="background1"/>
+        <w:color w:val="000000"/>
       </w:rPr>
       <w:tblPr/>
       <w:tcPr>
@@ -12563,7 +12995,7 @@
       <w:spacing w:after="0" w:line="240" w:lineRule="auto"/>
     </w:pPr>
     <w:rPr>
-      <w:color w:val="000000" w:themeColor="text1"/>
+      <w:color w:val="000000"/>
     </w:rPr>
     <w:tblPr>
       <w:tblStyleRowBandSize w:val="1"/>
@@ -12596,7 +13028,7 @@
       <w:rPr>
         <w:b/>
         <w:bCs/>
-        <w:color w:val="000000" w:themeColor="text1"/>
+        <w:color w:val="000000"/>
       </w:rPr>
       <w:tblPr/>
       <w:tcPr>
@@ -12605,7 +13037,7 @@
     </w:tblStylePr>
     <w:tblStylePr w:type="firstCol">
       <w:rPr>
-        <w:color w:val="FFFFFF" w:themeColor="background1"/>
+        <w:color w:val="000000"/>
       </w:rPr>
       <w:tblPr/>
       <w:tcPr>
@@ -12614,7 +13046,7 @@
     </w:tblStylePr>
     <w:tblStylePr w:type="lastCol">
       <w:rPr>
-        <w:color w:val="FFFFFF" w:themeColor="background1"/>
+        <w:color w:val="000000"/>
       </w:rPr>
       <w:tblPr/>
       <w:tcPr>
@@ -12643,7 +13075,7 @@
       <w:spacing w:after="0" w:line="240" w:lineRule="auto"/>
     </w:pPr>
     <w:rPr>
-      <w:color w:val="000000" w:themeColor="text1"/>
+      <w:color w:val="000000"/>
     </w:rPr>
     <w:tblPr>
       <w:tblStyleRowBandSize w:val="1"/>
@@ -12676,7 +13108,7 @@
       <w:rPr>
         <w:b/>
         <w:bCs/>
-        <w:color w:val="000000" w:themeColor="text1"/>
+        <w:color w:val="000000"/>
       </w:rPr>
       <w:tblPr/>
       <w:tcPr>
@@ -12685,7 +13117,7 @@
     </w:tblStylePr>
     <w:tblStylePr w:type="firstCol">
       <w:rPr>
-        <w:color w:val="FFFFFF" w:themeColor="background1"/>
+        <w:color w:val="000000"/>
       </w:rPr>
       <w:tblPr/>
       <w:tcPr>
@@ -12694,7 +13126,7 @@
     </w:tblStylePr>
     <w:tblStylePr w:type="lastCol">
       <w:rPr>
-        <w:color w:val="FFFFFF" w:themeColor="background1"/>
+        <w:color w:val="000000"/>
       </w:rPr>
       <w:tblPr/>
       <w:tcPr>
@@ -12723,7 +13155,7 @@
       <w:spacing w:after="0" w:line="240" w:lineRule="auto"/>
     </w:pPr>
     <w:rPr>
-      <w:color w:val="000000" w:themeColor="text1"/>
+      <w:color w:val="000000"/>
     </w:rPr>
     <w:tblPr>
       <w:tblStyleRowBandSize w:val="1"/>
@@ -12756,7 +13188,7 @@
       <w:rPr>
         <w:b/>
         <w:bCs/>
-        <w:color w:val="000000" w:themeColor="text1"/>
+        <w:color w:val="000000"/>
       </w:rPr>
       <w:tblPr/>
       <w:tcPr>
@@ -12765,7 +13197,7 @@
     </w:tblStylePr>
     <w:tblStylePr w:type="firstCol">
       <w:rPr>
-        <w:color w:val="FFFFFF" w:themeColor="background1"/>
+        <w:color w:val="000000"/>
       </w:rPr>
       <w:tblPr/>
       <w:tcPr>
@@ -12774,7 +13206,7 @@
     </w:tblStylePr>
     <w:tblStylePr w:type="lastCol">
       <w:rPr>
-        <w:color w:val="FFFFFF" w:themeColor="background1"/>
+        <w:color w:val="000000"/>
       </w:rPr>
       <w:tblPr/>
       <w:tcPr>
@@ -12976,7 +13408,7 @@
       <w:rFonts w:asciiTheme="majorHAnsi" w:eastAsiaTheme="majorEastAsia" w:hAnsiTheme="majorHAnsi" w:cstheme="majorBidi"/>
       <w:b/>
       <w:bCs/>
-      <w:color w:val="365F91" w:themeColor="accent1" w:themeShade="BF"/>
+      <w:color w:val="000000"/>
       <w:sz w:val="28"/>
       <w:szCs w:val="28"/>
     </w:rPr>
@@ -13000,7 +13432,7 @@
       <w:rFonts w:asciiTheme="majorHAnsi" w:eastAsiaTheme="majorEastAsia" w:hAnsiTheme="majorHAnsi" w:cstheme="majorBidi"/>
       <w:b/>
       <w:bCs/>
-      <w:color w:val="4F81BD" w:themeColor="accent1"/>
+      <w:color w:val="000000"/>
       <w:sz w:val="26"/>
       <w:szCs w:val="26"/>
     </w:rPr>
@@ -13024,7 +13456,7 @@
       <w:rFonts w:asciiTheme="majorHAnsi" w:eastAsiaTheme="majorEastAsia" w:hAnsiTheme="majorHAnsi" w:cstheme="majorBidi"/>
       <w:b/>
       <w:bCs/>
-      <w:color w:val="4F81BD" w:themeColor="accent1"/>
+      <w:color w:val="000000"/>
     </w:rPr>
   </w:style>
   <w:style w:type="paragraph" w:styleId="Heading4">
@@ -13049,7 +13481,7 @@
       <w:bCs/>
       <w:i/>
       <w:iCs/>
-      <w:color w:val="4F81BD" w:themeColor="accent1"/>
+      <w:color w:val="000000"/>
     </w:rPr>
   </w:style>
   <w:style w:type="paragraph" w:styleId="Heading5">
@@ -13070,7 +13502,7 @@
     </w:pPr>
     <w:rPr>
       <w:rFonts w:asciiTheme="majorHAnsi" w:eastAsiaTheme="majorEastAsia" w:hAnsiTheme="majorHAnsi" w:cstheme="majorBidi"/>
-      <w:color w:val="243F60" w:themeColor="accent1" w:themeShade="7F"/>
+      <w:color w:val="000000"/>
     </w:rPr>
   </w:style>
   <w:style w:type="paragraph" w:styleId="Heading6">
@@ -13093,7 +13525,7 @@
       <w:rFonts w:asciiTheme="majorHAnsi" w:eastAsiaTheme="majorEastAsia" w:hAnsiTheme="majorHAnsi" w:cstheme="majorBidi"/>
       <w:i/>
       <w:iCs/>
-      <w:color w:val="243F60" w:themeColor="accent1" w:themeShade="7F"/>
+      <w:color w:val="000000"/>
     </w:rPr>
   </w:style>
   <w:style w:type="paragraph" w:styleId="Heading7">
@@ -13116,7 +13548,7 @@
       <w:rFonts w:asciiTheme="majorHAnsi" w:eastAsiaTheme="majorEastAsia" w:hAnsiTheme="majorHAnsi" w:cstheme="majorBidi"/>
       <w:i/>
       <w:iCs/>
-      <w:color w:val="404040" w:themeColor="text1" w:themeTint="BF"/>
+      <w:color w:val="000000"/>
     </w:rPr>
   </w:style>
   <w:style w:type="paragraph" w:styleId="Heading8">
@@ -13137,7 +13569,7 @@
     </w:pPr>
     <w:rPr>
       <w:rFonts w:asciiTheme="majorHAnsi" w:eastAsiaTheme="majorEastAsia" w:hAnsiTheme="majorHAnsi" w:cstheme="majorBidi"/>
-      <w:color w:val="4F81BD" w:themeColor="accent1"/>
+      <w:color w:val="000000"/>
       <w:sz w:val="20"/>
       <w:szCs w:val="20"/>
     </w:rPr>
@@ -13162,7 +13594,7 @@
       <w:rFonts w:asciiTheme="majorHAnsi" w:eastAsiaTheme="majorEastAsia" w:hAnsiTheme="majorHAnsi" w:cstheme="majorBidi"/>
       <w:i/>
       <w:iCs/>
-      <w:color w:val="404040" w:themeColor="text1" w:themeTint="BF"/>
+      <w:color w:val="000000"/>
       <w:sz w:val="20"/>
       <w:szCs w:val="20"/>
     </w:rPr>
@@ -13213,7 +13645,7 @@
       <w:rFonts w:asciiTheme="majorHAnsi" w:eastAsiaTheme="majorEastAsia" w:hAnsiTheme="majorHAnsi" w:cstheme="majorBidi"/>
       <w:b/>
       <w:bCs/>
-      <w:color w:val="365F91" w:themeColor="accent1" w:themeShade="BF"/>
+      <w:color w:val="000000"/>
       <w:sz w:val="28"/>
       <w:szCs w:val="28"/>
     </w:rPr>
@@ -13228,7 +13660,7 @@
       <w:rFonts w:asciiTheme="majorHAnsi" w:eastAsiaTheme="majorEastAsia" w:hAnsiTheme="majorHAnsi" w:cstheme="majorBidi"/>
       <w:b/>
       <w:bCs/>
-      <w:color w:val="4F81BD" w:themeColor="accent1"/>
+      <w:color w:val="000000"/>
       <w:sz w:val="26"/>
       <w:szCs w:val="26"/>
     </w:rPr>
@@ -13243,7 +13675,7 @@
       <w:rFonts w:asciiTheme="majorHAnsi" w:eastAsiaTheme="majorEastAsia" w:hAnsiTheme="majorHAnsi" w:cstheme="majorBidi"/>
       <w:b/>
       <w:bCs/>
-      <w:color w:val="4F81BD" w:themeColor="accent1"/>
+      <w:color w:val="000000"/>
     </w:rPr>
   </w:style>
   <w:style w:type="paragraph" w:styleId="Title">
@@ -13263,7 +13695,7 @@
     </w:pPr>
     <w:rPr>
       <w:rFonts w:asciiTheme="majorHAnsi" w:eastAsiaTheme="majorEastAsia" w:hAnsiTheme="majorHAnsi" w:cstheme="majorBidi"/>
-      <w:color w:val="17365D" w:themeColor="text2" w:themeShade="BF"/>
+      <w:color w:val="000000"/>
       <w:spacing w:val="5"/>
       <w:kern w:val="28"/>
       <w:sz w:val="52"/>
@@ -13278,7 +13710,7 @@
     <w:rsid w:val="00FC693F"/>
     <w:rPr>
       <w:rFonts w:asciiTheme="majorHAnsi" w:eastAsiaTheme="majorEastAsia" w:hAnsiTheme="majorHAnsi" w:cstheme="majorBidi"/>
-      <w:color w:val="17365D" w:themeColor="text2" w:themeShade="BF"/>
+      <w:color w:val="000000"/>
       <w:spacing w:val="5"/>
       <w:kern w:val="28"/>
       <w:sz w:val="52"/>
@@ -13302,7 +13734,7 @@
       <w:rFonts w:asciiTheme="majorHAnsi" w:eastAsiaTheme="majorEastAsia" w:hAnsiTheme="majorHAnsi" w:cstheme="majorBidi"/>
       <w:i/>
       <w:iCs/>
-      <w:color w:val="4F81BD" w:themeColor="accent1"/>
+      <w:color w:val="000000"/>
       <w:spacing w:val="15"/>
       <w:sz w:val="24"/>
       <w:szCs w:val="24"/>
@@ -13318,7 +13750,7 @@
       <w:rFonts w:asciiTheme="majorHAnsi" w:eastAsiaTheme="majorEastAsia" w:hAnsiTheme="majorHAnsi" w:cstheme="majorBidi"/>
       <w:i/>
       <w:iCs/>
-      <w:color w:val="4F81BD" w:themeColor="accent1"/>
+      <w:color w:val="000000"/>
       <w:spacing w:val="15"/>
       <w:sz w:val="24"/>
       <w:szCs w:val="24"/>
@@ -13590,7 +14022,7 @@
     <w:rPr>
       <w:i/>
       <w:iCs/>
-      <w:color w:val="000000" w:themeColor="text1"/>
+      <w:color w:val="000000"/>
     </w:rPr>
   </w:style>
   <w:style w:type="character" w:customStyle="1" w:styleId="QuoteChar">
@@ -13602,7 +14034,7 @@
     <w:rPr>
       <w:i/>
       <w:iCs/>
-      <w:color w:val="000000" w:themeColor="text1"/>
+      <w:color w:val="000000"/>
     </w:rPr>
   </w:style>
   <w:style w:type="character" w:customStyle="1" w:styleId="Heading4Char">
@@ -13618,7 +14050,7 @@
       <w:bCs/>
       <w:i/>
       <w:iCs/>
-      <w:color w:val="4F81BD" w:themeColor="accent1"/>
+      <w:color w:val="000000"/>
     </w:rPr>
   </w:style>
   <w:style w:type="character" w:customStyle="1" w:styleId="Heading5Char">
@@ -13630,7 +14062,7 @@
     <w:rsid w:val="00FC693F"/>
     <w:rPr>
       <w:rFonts w:asciiTheme="majorHAnsi" w:eastAsiaTheme="majorEastAsia" w:hAnsiTheme="majorHAnsi" w:cstheme="majorBidi"/>
-      <w:color w:val="243F60" w:themeColor="accent1" w:themeShade="7F"/>
+      <w:color w:val="000000"/>
     </w:rPr>
   </w:style>
   <w:style w:type="character" w:customStyle="1" w:styleId="Heading6Char">
@@ -13644,7 +14076,7 @@
       <w:rFonts w:asciiTheme="majorHAnsi" w:eastAsiaTheme="majorEastAsia" w:hAnsiTheme="majorHAnsi" w:cstheme="majorBidi"/>
       <w:i/>
       <w:iCs/>
-      <w:color w:val="243F60" w:themeColor="accent1" w:themeShade="7F"/>
+      <w:color w:val="000000"/>
     </w:rPr>
   </w:style>
   <w:style w:type="character" w:customStyle="1" w:styleId="Heading7Char">
@@ -13658,7 +14090,7 @@
       <w:rFonts w:asciiTheme="majorHAnsi" w:eastAsiaTheme="majorEastAsia" w:hAnsiTheme="majorHAnsi" w:cstheme="majorBidi"/>
       <w:i/>
       <w:iCs/>
-      <w:color w:val="404040" w:themeColor="text1" w:themeTint="BF"/>
+      <w:color w:val="000000"/>
     </w:rPr>
   </w:style>
   <w:style w:type="character" w:customStyle="1" w:styleId="Heading8Char">
@@ -13670,7 +14102,7 @@
     <w:rsid w:val="00FC693F"/>
     <w:rPr>
       <w:rFonts w:asciiTheme="majorHAnsi" w:eastAsiaTheme="majorEastAsia" w:hAnsiTheme="majorHAnsi" w:cstheme="majorBidi"/>
-      <w:color w:val="4F81BD" w:themeColor="accent1"/>
+      <w:color w:val="000000"/>
       <w:sz w:val="20"/>
       <w:szCs w:val="20"/>
     </w:rPr>
@@ -13686,7 +14118,7 @@
       <w:rFonts w:asciiTheme="majorHAnsi" w:eastAsiaTheme="majorEastAsia" w:hAnsiTheme="majorHAnsi" w:cstheme="majorBidi"/>
       <w:i/>
       <w:iCs/>
-      <w:color w:val="404040" w:themeColor="text1" w:themeTint="BF"/>
+      <w:color w:val="000000"/>
       <w:sz w:val="20"/>
       <w:szCs w:val="20"/>
     </w:rPr>
@@ -13706,7 +14138,7 @@
     <w:rPr>
       <w:b/>
       <w:bCs/>
-      <w:color w:val="4F81BD" w:themeColor="accent1"/>
+      <w:color w:val="000000"/>
       <w:sz w:val="18"/>
       <w:szCs w:val="18"/>
     </w:rPr>
@@ -13753,7 +14185,7 @@
       <w:bCs/>
       <w:i/>
       <w:iCs/>
-      <w:color w:val="4F81BD" w:themeColor="accent1"/>
+      <w:color w:val="000000"/>
     </w:rPr>
   </w:style>
   <w:style w:type="character" w:customStyle="1" w:styleId="IntenseQuoteChar">
@@ -13767,7 +14199,7 @@
       <w:bCs/>
       <w:i/>
       <w:iCs/>
-      <w:color w:val="4F81BD" w:themeColor="accent1"/>
+      <w:color w:val="000000"/>
     </w:rPr>
   </w:style>
   <w:style w:type="character" w:styleId="SubtleEmphasis">
@@ -13779,7 +14211,7 @@
     <w:rPr>
       <w:i/>
       <w:iCs/>
-      <w:color w:val="808080" w:themeColor="text1" w:themeTint="7F"/>
+      <w:color w:val="000000"/>
     </w:rPr>
   </w:style>
   <w:style w:type="character" w:styleId="IntenseEmphasis">
@@ -13793,7 +14225,7 @@
       <w:bCs/>
       <w:i/>
       <w:iCs/>
-      <w:color w:val="4F81BD" w:themeColor="accent1"/>
+      <w:color w:val="000000"/>
     </w:rPr>
   </w:style>
   <w:style w:type="character" w:styleId="SubtleReference">
@@ -13804,7 +14236,7 @@
     <w:rsid w:val="00FC693F"/>
     <w:rPr>
       <w:smallCaps/>
-      <w:color w:val="C0504D" w:themeColor="accent2"/>
+      <w:color w:val="000000"/>
       <w:u w:val="single"/>
     </w:rPr>
   </w:style>
@@ -13818,7 +14250,7 @@
       <w:b/>
       <w:bCs/>
       <w:smallCaps/>
-      <w:color w:val="C0504D" w:themeColor="accent2"/>
+      <w:color w:val="000000"/>
       <w:spacing w:val="5"/>
       <w:u w:val="single"/>
     </w:rPr>
@@ -13884,7 +14316,7 @@
       <w:spacing w:after="0" w:line="240" w:lineRule="auto"/>
     </w:pPr>
     <w:rPr>
-      <w:color w:val="000000" w:themeColor="text1" w:themeShade="BF"/>
+      <w:color w:val="000000"/>
     </w:rPr>
     <w:tblPr>
       <w:tblStyleRowBandSize w:val="1"/>
@@ -13987,7 +14419,7 @@
       <w:spacing w:after="0" w:line="240" w:lineRule="auto"/>
     </w:pPr>
     <w:rPr>
-      <w:color w:val="365F91" w:themeColor="accent1" w:themeShade="BF"/>
+      <w:color w:val="000000"/>
     </w:rPr>
     <w:tblPr>
       <w:tblStyleRowBandSize w:val="1"/>
@@ -14090,7 +14522,7 @@
       <w:spacing w:after="0" w:line="240" w:lineRule="auto"/>
     </w:pPr>
     <w:rPr>
-      <w:color w:val="943634" w:themeColor="accent2" w:themeShade="BF"/>
+      <w:color w:val="000000"/>
     </w:rPr>
     <w:tblPr>
       <w:tblStyleRowBandSize w:val="1"/>
@@ -14193,7 +14625,7 @@
       <w:spacing w:after="0" w:line="240" w:lineRule="auto"/>
     </w:pPr>
     <w:rPr>
-      <w:color w:val="76923C" w:themeColor="accent3" w:themeShade="BF"/>
+      <w:color w:val="000000"/>
     </w:rPr>
     <w:tblPr>
       <w:tblStyleRowBandSize w:val="1"/>
@@ -14296,7 +14728,7 @@
       <w:spacing w:after="0" w:line="240" w:lineRule="auto"/>
     </w:pPr>
     <w:rPr>
-      <w:color w:val="5F497A" w:themeColor="accent4" w:themeShade="BF"/>
+      <w:color w:val="000000"/>
     </w:rPr>
     <w:tblPr>
       <w:tblStyleRowBandSize w:val="1"/>
@@ -14399,7 +14831,7 @@
       <w:spacing w:after="0" w:line="240" w:lineRule="auto"/>
     </w:pPr>
     <w:rPr>
-      <w:color w:val="31849B" w:themeColor="accent5" w:themeShade="BF"/>
+      <w:color w:val="000000"/>
     </w:rPr>
     <w:tblPr>
       <w:tblStyleRowBandSize w:val="1"/>
@@ -14502,7 +14934,7 @@
       <w:spacing w:after="0" w:line="240" w:lineRule="auto"/>
     </w:pPr>
     <w:rPr>
-      <w:color w:val="E36C0A" w:themeColor="accent6" w:themeShade="BF"/>
+      <w:color w:val="000000"/>
     </w:rPr>
     <w:tblPr>
       <w:tblStyleRowBandSize w:val="1"/>
@@ -14628,7 +15060,7 @@
       <w:rPr>
         <w:b/>
         <w:bCs/>
-        <w:color w:val="FFFFFF" w:themeColor="background1"/>
+        <w:color w:val="000000"/>
       </w:rPr>
       <w:tblPr/>
       <w:tcPr>
@@ -14720,7 +15152,7 @@
       <w:rPr>
         <w:b/>
         <w:bCs/>
-        <w:color w:val="FFFFFF" w:themeColor="background1"/>
+        <w:color w:val="000000"/>
       </w:rPr>
       <w:tblPr/>
       <w:tcPr>
@@ -14812,7 +15244,7 @@
       <w:rPr>
         <w:b/>
         <w:bCs/>
-        <w:color w:val="FFFFFF" w:themeColor="background1"/>
+        <w:color w:val="000000"/>
       </w:rPr>
       <w:tblPr/>
       <w:tcPr>
@@ -14904,7 +15336,7 @@
       <w:rPr>
         <w:b/>
         <w:bCs/>
-        <w:color w:val="FFFFFF" w:themeColor="background1"/>
+        <w:color w:val="000000"/>
       </w:rPr>
       <w:tblPr/>
       <w:tcPr>
@@ -14996,7 +15428,7 @@
       <w:rPr>
         <w:b/>
         <w:bCs/>
-        <w:color w:val="FFFFFF" w:themeColor="background1"/>
+        <w:color w:val="000000"/>
       </w:rPr>
       <w:tblPr/>
       <w:tcPr>
@@ -15088,7 +15520,7 @@
       <w:rPr>
         <w:b/>
         <w:bCs/>
-        <w:color w:val="FFFFFF" w:themeColor="background1"/>
+        <w:color w:val="000000"/>
       </w:rPr>
       <w:tblPr/>
       <w:tcPr>
@@ -15180,7 +15612,7 @@
       <w:rPr>
         <w:b/>
         <w:bCs/>
-        <w:color w:val="FFFFFF" w:themeColor="background1"/>
+        <w:color w:val="000000"/>
       </w:rPr>
       <w:tblPr/>
       <w:tcPr>
@@ -16183,7 +16615,7 @@
       <w:rPr>
         <w:b/>
         <w:bCs/>
-        <w:color w:val="FFFFFF" w:themeColor="background1"/>
+        <w:color w:val="000000"/>
       </w:rPr>
       <w:tblPr/>
       <w:tcPr>
@@ -16289,7 +16721,7 @@
       <w:rPr>
         <w:b/>
         <w:bCs/>
-        <w:color w:val="FFFFFF" w:themeColor="background1"/>
+        <w:color w:val="000000"/>
       </w:rPr>
       <w:tblPr/>
       <w:tcPr>
@@ -16395,7 +16827,7 @@
       <w:rPr>
         <w:b/>
         <w:bCs/>
-        <w:color w:val="FFFFFF" w:themeColor="background1"/>
+        <w:color w:val="000000"/>
       </w:rPr>
       <w:tblPr/>
       <w:tcPr>
@@ -16501,7 +16933,7 @@
       <w:rPr>
         <w:b/>
         <w:bCs/>
-        <w:color w:val="FFFFFF" w:themeColor="background1"/>
+        <w:color w:val="000000"/>
       </w:rPr>
       <w:tblPr/>
       <w:tcPr>
@@ -16607,7 +17039,7 @@
       <w:rPr>
         <w:b/>
         <w:bCs/>
-        <w:color w:val="FFFFFF" w:themeColor="background1"/>
+        <w:color w:val="000000"/>
       </w:rPr>
       <w:tblPr/>
       <w:tcPr>
@@ -16713,7 +17145,7 @@
       <w:rPr>
         <w:b/>
         <w:bCs/>
-        <w:color w:val="FFFFFF" w:themeColor="background1"/>
+        <w:color w:val="000000"/>
       </w:rPr>
       <w:tblPr/>
       <w:tcPr>
@@ -16819,7 +17251,7 @@
       <w:rPr>
         <w:b/>
         <w:bCs/>
-        <w:color w:val="FFFFFF" w:themeColor="background1"/>
+        <w:color w:val="000000"/>
       </w:rPr>
       <w:tblPr/>
       <w:tcPr>
@@ -16922,7 +17354,7 @@
       <w:rPr>
         <w:b/>
         <w:bCs/>
-        <w:color w:val="FFFFFF" w:themeColor="background1"/>
+        <w:color w:val="000000"/>
       </w:rPr>
       <w:tblPr/>
       <w:tcPr>
@@ -16942,7 +17374,7 @@
         <w:spacing w:before="0" w:after="0" w:line="240" w:lineRule="auto"/>
       </w:pPr>
       <w:rPr>
-        <w:color w:val="auto"/>
+        <w:color w:val="000000"/>
       </w:rPr>
       <w:tblPr/>
       <w:tcPr>
@@ -16961,7 +17393,7 @@
       <w:rPr>
         <w:b/>
         <w:bCs/>
-        <w:color w:val="FFFFFF" w:themeColor="background1"/>
+        <w:color w:val="000000"/>
       </w:rPr>
       <w:tblPr/>
       <w:tcPr>
@@ -16980,7 +17412,7 @@
       <w:rPr>
         <w:b/>
         <w:bCs/>
-        <w:color w:val="FFFFFF" w:themeColor="background1"/>
+        <w:color w:val="000000"/>
       </w:rPr>
       <w:tblPr/>
       <w:tcPr>
@@ -17026,7 +17458,7 @@
     </w:tblStylePr>
     <w:tblStylePr w:type="nwCell">
       <w:rPr>
-        <w:color w:val="FFFFFF" w:themeColor="background1"/>
+        <w:color w:val="000000"/>
       </w:rPr>
       <w:tblPr/>
       <w:tcPr>
@@ -17071,7 +17503,7 @@
       <w:rPr>
         <w:b/>
         <w:bCs/>
-        <w:color w:val="FFFFFF" w:themeColor="background1"/>
+        <w:color w:val="000000"/>
       </w:rPr>
       <w:tblPr/>
       <w:tcPr>
@@ -17091,7 +17523,7 @@
         <w:spacing w:before="0" w:after="0" w:line="240" w:lineRule="auto"/>
       </w:pPr>
       <w:rPr>
-        <w:color w:val="auto"/>
+        <w:color w:val="000000"/>
       </w:rPr>
       <w:tblPr/>
       <w:tcPr>
@@ -17110,7 +17542,7 @@
       <w:rPr>
         <w:b/>
         <w:bCs/>
-        <w:color w:val="FFFFFF" w:themeColor="background1"/>
+        <w:color w:val="000000"/>
       </w:rPr>
       <w:tblPr/>
       <w:tcPr>
@@ -17129,7 +17561,7 @@
       <w:rPr>
         <w:b/>
         <w:bCs/>
-        <w:color w:val="FFFFFF" w:themeColor="background1"/>
+        <w:color w:val="000000"/>
       </w:rPr>
       <w:tblPr/>
       <w:tcPr>
@@ -17175,7 +17607,7 @@
     </w:tblStylePr>
     <w:tblStylePr w:type="nwCell">
       <w:rPr>
-        <w:color w:val="FFFFFF" w:themeColor="background1"/>
+        <w:color w:val="000000"/>
       </w:rPr>
       <w:tblPr/>
       <w:tcPr>
@@ -17220,7 +17652,7 @@
       <w:rPr>
         <w:b/>
         <w:bCs/>
-        <w:color w:val="FFFFFF" w:themeColor="background1"/>
+        <w:color w:val="000000"/>
       </w:rPr>
       <w:tblPr/>
       <w:tcPr>
@@ -17240,7 +17672,7 @@
         <w:spacing w:before="0" w:after="0" w:line="240" w:lineRule="auto"/>
       </w:pPr>
       <w:rPr>
-        <w:color w:val="auto"/>
+        <w:color w:val="000000"/>
       </w:rPr>
       <w:tblPr/>
       <w:tcPr>
@@ -17259,7 +17691,7 @@
       <w:rPr>
         <w:b/>
         <w:bCs/>
-        <w:color w:val="FFFFFF" w:themeColor="background1"/>
+        <w:color w:val="000000"/>
       </w:rPr>
       <w:tblPr/>
       <w:tcPr>
@@ -17278,7 +17710,7 @@
       <w:rPr>
         <w:b/>
         <w:bCs/>
-        <w:color w:val="FFFFFF" w:themeColor="background1"/>
+        <w:color w:val="000000"/>
       </w:rPr>
       <w:tblPr/>
       <w:tcPr>
@@ -17324,7 +17756,7 @@
     </w:tblStylePr>
     <w:tblStylePr w:type="nwCell">
       <w:rPr>
-        <w:color w:val="FFFFFF" w:themeColor="background1"/>
+        <w:color w:val="000000"/>
       </w:rPr>
       <w:tblPr/>
       <w:tcPr>
@@ -17369,7 +17801,7 @@
       <w:rPr>
         <w:b/>
         <w:bCs/>
-        <w:color w:val="FFFFFF" w:themeColor="background1"/>
+        <w:color w:val="000000"/>
       </w:rPr>
       <w:tblPr/>
       <w:tcPr>
@@ -17389,7 +17821,7 @@
         <w:spacing w:before="0" w:after="0" w:line="240" w:lineRule="auto"/>
       </w:pPr>
       <w:rPr>
-        <w:color w:val="auto"/>
+        <w:color w:val="000000"/>
       </w:rPr>
       <w:tblPr/>
       <w:tcPr>
@@ -17408,7 +17840,7 @@
       <w:rPr>
         <w:b/>
         <w:bCs/>
-        <w:color w:val="FFFFFF" w:themeColor="background1"/>
+        <w:color w:val="000000"/>
       </w:rPr>
       <w:tblPr/>
       <w:tcPr>
@@ -17427,7 +17859,7 @@
       <w:rPr>
         <w:b/>
         <w:bCs/>
-        <w:color w:val="FFFFFF" w:themeColor="background1"/>
+        <w:color w:val="000000"/>
       </w:rPr>
       <w:tblPr/>
       <w:tcPr>
@@ -17473,7 +17905,7 @@
     </w:tblStylePr>
     <w:tblStylePr w:type="nwCell">
       <w:rPr>
-        <w:color w:val="FFFFFF" w:themeColor="background1"/>
+        <w:color w:val="000000"/>
       </w:rPr>
       <w:tblPr/>
       <w:tcPr>
@@ -17518,7 +17950,7 @@
       <w:rPr>
         <w:b/>
         <w:bCs/>
-        <w:color w:val="FFFFFF" w:themeColor="background1"/>
+        <w:color w:val="000000"/>
       </w:rPr>
       <w:tblPr/>
       <w:tcPr>
@@ -17538,7 +17970,7 @@
         <w:spacing w:before="0" w:after="0" w:line="240" w:lineRule="auto"/>
       </w:pPr>
       <w:rPr>
-        <w:color w:val="auto"/>
+        <w:color w:val="000000"/>
       </w:rPr>
       <w:tblPr/>
       <w:tcPr>
@@ -17557,7 +17989,7 @@
       <w:rPr>
         <w:b/>
         <w:bCs/>
-        <w:color w:val="FFFFFF" w:themeColor="background1"/>
+        <w:color w:val="000000"/>
       </w:rPr>
       <w:tblPr/>
       <w:tcPr>
@@ -17576,7 +18008,7 @@
       <w:rPr>
         <w:b/>
         <w:bCs/>
-        <w:color w:val="FFFFFF" w:themeColor="background1"/>
+        <w:color w:val="000000"/>
       </w:rPr>
       <w:tblPr/>
       <w:tcPr>
@@ -17622,7 +18054,7 @@
     </w:tblStylePr>
     <w:tblStylePr w:type="nwCell">
       <w:rPr>
-        <w:color w:val="FFFFFF" w:themeColor="background1"/>
+        <w:color w:val="000000"/>
       </w:rPr>
       <w:tblPr/>
       <w:tcPr>
@@ -17667,7 +18099,7 @@
       <w:rPr>
         <w:b/>
         <w:bCs/>
-        <w:color w:val="FFFFFF" w:themeColor="background1"/>
+        <w:color w:val="000000"/>
       </w:rPr>
       <w:tblPr/>
       <w:tcPr>
@@ -17687,7 +18119,7 @@
         <w:spacing w:before="0" w:after="0" w:line="240" w:lineRule="auto"/>
       </w:pPr>
       <w:rPr>
-        <w:color w:val="auto"/>
+        <w:color w:val="000000"/>
       </w:rPr>
       <w:tblPr/>
       <w:tcPr>
@@ -17706,7 +18138,7 @@
       <w:rPr>
         <w:b/>
         <w:bCs/>
-        <w:color w:val="FFFFFF" w:themeColor="background1"/>
+        <w:color w:val="000000"/>
       </w:rPr>
       <w:tblPr/>
       <w:tcPr>
@@ -17725,7 +18157,7 @@
       <w:rPr>
         <w:b/>
         <w:bCs/>
-        <w:color w:val="FFFFFF" w:themeColor="background1"/>
+        <w:color w:val="000000"/>
       </w:rPr>
       <w:tblPr/>
       <w:tcPr>
@@ -17771,7 +18203,7 @@
     </w:tblStylePr>
     <w:tblStylePr w:type="nwCell">
       <w:rPr>
-        <w:color w:val="FFFFFF" w:themeColor="background1"/>
+        <w:color w:val="000000"/>
       </w:rPr>
       <w:tblPr/>
       <w:tcPr>
@@ -17816,7 +18248,7 @@
       <w:rPr>
         <w:b/>
         <w:bCs/>
-        <w:color w:val="FFFFFF" w:themeColor="background1"/>
+        <w:color w:val="000000"/>
       </w:rPr>
       <w:tblPr/>
       <w:tcPr>
@@ -17836,7 +18268,7 @@
         <w:spacing w:before="0" w:after="0" w:line="240" w:lineRule="auto"/>
       </w:pPr>
       <w:rPr>
-        <w:color w:val="auto"/>
+        <w:color w:val="000000"/>
       </w:rPr>
       <w:tblPr/>
       <w:tcPr>
@@ -17855,7 +18287,7 @@
       <w:rPr>
         <w:b/>
         <w:bCs/>
-        <w:color w:val="FFFFFF" w:themeColor="background1"/>
+        <w:color w:val="000000"/>
       </w:rPr>
       <w:tblPr/>
       <w:tcPr>
@@ -17874,7 +18306,7 @@
       <w:rPr>
         <w:b/>
         <w:bCs/>
-        <w:color w:val="FFFFFF" w:themeColor="background1"/>
+        <w:color w:val="000000"/>
       </w:rPr>
       <w:tblPr/>
       <w:tcPr>
@@ -17920,7 +18352,7 @@
     </w:tblStylePr>
     <w:tblStylePr w:type="nwCell">
       <w:rPr>
-        <w:color w:val="FFFFFF" w:themeColor="background1"/>
+        <w:color w:val="000000"/>
       </w:rPr>
       <w:tblPr/>
       <w:tcPr>
@@ -17944,7 +18376,7 @@
       <w:spacing w:after="0" w:line="240" w:lineRule="auto"/>
     </w:pPr>
     <w:rPr>
-      <w:color w:val="000000" w:themeColor="text1"/>
+      <w:color w:val="000000"/>
     </w:rPr>
     <w:tblPr>
       <w:tblStyleRowBandSize w:val="1"/>
@@ -17977,7 +18409,7 @@
       <w:rPr>
         <w:b/>
         <w:bCs/>
-        <w:color w:val="1F497D" w:themeColor="text2"/>
+        <w:color w:val="000000"/>
       </w:rPr>
       <w:tblPr/>
       <w:tcPr>
@@ -18028,7 +18460,7 @@
       <w:spacing w:after="0" w:line="240" w:lineRule="auto"/>
     </w:pPr>
     <w:rPr>
-      <w:color w:val="000000" w:themeColor="text1"/>
+      <w:color w:val="000000"/>
     </w:rPr>
     <w:tblPr>
       <w:tblStyleRowBandSize w:val="1"/>
@@ -18061,7 +18493,7 @@
       <w:rPr>
         <w:b/>
         <w:bCs/>
-        <w:color w:val="1F497D" w:themeColor="text2"/>
+        <w:color w:val="000000"/>
       </w:rPr>
       <w:tblPr/>
       <w:tcPr>
@@ -18112,7 +18544,7 @@
       <w:spacing w:after="0" w:line="240" w:lineRule="auto"/>
     </w:pPr>
     <w:rPr>
-      <w:color w:val="000000" w:themeColor="text1"/>
+      <w:color w:val="000000"/>
     </w:rPr>
     <w:tblPr>
       <w:tblStyleRowBandSize w:val="1"/>
@@ -18145,7 +18577,7 @@
       <w:rPr>
         <w:b/>
         <w:bCs/>
-        <w:color w:val="1F497D" w:themeColor="text2"/>
+        <w:color w:val="000000"/>
       </w:rPr>
       <w:tblPr/>
       <w:tcPr>
@@ -18196,7 +18628,7 @@
       <w:spacing w:after="0" w:line="240" w:lineRule="auto"/>
     </w:pPr>
     <w:rPr>
-      <w:color w:val="000000" w:themeColor="text1"/>
+      <w:color w:val="000000"/>
     </w:rPr>
     <w:tblPr>
       <w:tblStyleRowBandSize w:val="1"/>
@@ -18229,7 +18661,7 @@
       <w:rPr>
         <w:b/>
         <w:bCs/>
-        <w:color w:val="1F497D" w:themeColor="text2"/>
+        <w:color w:val="000000"/>
       </w:rPr>
       <w:tblPr/>
       <w:tcPr>
@@ -18280,7 +18712,7 @@
       <w:spacing w:after="0" w:line="240" w:lineRule="auto"/>
     </w:pPr>
     <w:rPr>
-      <w:color w:val="000000" w:themeColor="text1"/>
+      <w:color w:val="000000"/>
     </w:rPr>
     <w:tblPr>
       <w:tblStyleRowBandSize w:val="1"/>
@@ -18313,7 +18745,7 @@
       <w:rPr>
         <w:b/>
         <w:bCs/>
-        <w:color w:val="1F497D" w:themeColor="text2"/>
+        <w:color w:val="000000"/>
       </w:rPr>
       <w:tblPr/>
       <w:tcPr>
@@ -18364,7 +18796,7 @@
       <w:spacing w:after="0" w:line="240" w:lineRule="auto"/>
     </w:pPr>
     <w:rPr>
-      <w:color w:val="000000" w:themeColor="text1"/>
+      <w:color w:val="000000"/>
     </w:rPr>
     <w:tblPr>
       <w:tblStyleRowBandSize w:val="1"/>
@@ -18397,7 +18829,7 @@
       <w:rPr>
         <w:b/>
         <w:bCs/>
-        <w:color w:val="1F497D" w:themeColor="text2"/>
+        <w:color w:val="000000"/>
       </w:rPr>
       <w:tblPr/>
       <w:tcPr>
@@ -18448,7 +18880,7 @@
       <w:spacing w:after="0" w:line="240" w:lineRule="auto"/>
     </w:pPr>
     <w:rPr>
-      <w:color w:val="000000" w:themeColor="text1"/>
+      <w:color w:val="000000"/>
     </w:rPr>
     <w:tblPr>
       <w:tblStyleRowBandSize w:val="1"/>
@@ -18481,7 +18913,7 @@
       <w:rPr>
         <w:b/>
         <w:bCs/>
-        <w:color w:val="1F497D" w:themeColor="text2"/>
+        <w:color w:val="000000"/>
       </w:rPr>
       <w:tblPr/>
       <w:tcPr>
@@ -18533,7 +18965,7 @@
     </w:pPr>
     <w:rPr>
       <w:rFonts w:asciiTheme="majorHAnsi" w:eastAsiaTheme="majorEastAsia" w:hAnsiTheme="majorHAnsi" w:cstheme="majorBidi"/>
-      <w:color w:val="000000" w:themeColor="text1"/>
+      <w:color w:val="000000"/>
     </w:rPr>
     <w:tblPr>
       <w:tblStyleRowBandSize w:val="1"/>
@@ -18661,7 +19093,7 @@
     </w:pPr>
     <w:rPr>
       <w:rFonts w:asciiTheme="majorHAnsi" w:eastAsiaTheme="majorEastAsia" w:hAnsiTheme="majorHAnsi" w:cstheme="majorBidi"/>
-      <w:color w:val="000000" w:themeColor="text1"/>
+      <w:color w:val="000000"/>
     </w:rPr>
     <w:tblPr>
       <w:tblStyleRowBandSize w:val="1"/>
@@ -18789,7 +19221,7 @@
     </w:pPr>
     <w:rPr>
       <w:rFonts w:asciiTheme="majorHAnsi" w:eastAsiaTheme="majorEastAsia" w:hAnsiTheme="majorHAnsi" w:cstheme="majorBidi"/>
-      <w:color w:val="000000" w:themeColor="text1"/>
+      <w:color w:val="000000"/>
     </w:rPr>
     <w:tblPr>
       <w:tblStyleRowBandSize w:val="1"/>
@@ -18917,7 +19349,7 @@
     </w:pPr>
     <w:rPr>
       <w:rFonts w:asciiTheme="majorHAnsi" w:eastAsiaTheme="majorEastAsia" w:hAnsiTheme="majorHAnsi" w:cstheme="majorBidi"/>
-      <w:color w:val="000000" w:themeColor="text1"/>
+      <w:color w:val="000000"/>
     </w:rPr>
     <w:tblPr>
       <w:tblStyleRowBandSize w:val="1"/>
@@ -19045,7 +19477,7 @@
     </w:pPr>
     <w:rPr>
       <w:rFonts w:asciiTheme="majorHAnsi" w:eastAsiaTheme="majorEastAsia" w:hAnsiTheme="majorHAnsi" w:cstheme="majorBidi"/>
-      <w:color w:val="000000" w:themeColor="text1"/>
+      <w:color w:val="000000"/>
     </w:rPr>
     <w:tblPr>
       <w:tblStyleRowBandSize w:val="1"/>
@@ -19173,7 +19605,7 @@
     </w:pPr>
     <w:rPr>
       <w:rFonts w:asciiTheme="majorHAnsi" w:eastAsiaTheme="majorEastAsia" w:hAnsiTheme="majorHAnsi" w:cstheme="majorBidi"/>
-      <w:color w:val="000000" w:themeColor="text1"/>
+      <w:color w:val="000000"/>
     </w:rPr>
     <w:tblPr>
       <w:tblStyleRowBandSize w:val="1"/>
@@ -19301,7 +19733,7 @@
     </w:pPr>
     <w:rPr>
       <w:rFonts w:asciiTheme="majorHAnsi" w:eastAsiaTheme="majorEastAsia" w:hAnsiTheme="majorHAnsi" w:cstheme="majorBidi"/>
-      <w:color w:val="000000" w:themeColor="text1"/>
+      <w:color w:val="000000"/>
     </w:rPr>
     <w:tblPr>
       <w:tblStyleRowBandSize w:val="1"/>
@@ -19940,7 +20372,7 @@
     </w:pPr>
     <w:rPr>
       <w:rFonts w:asciiTheme="majorHAnsi" w:eastAsiaTheme="majorEastAsia" w:hAnsiTheme="majorHAnsi" w:cstheme="majorBidi"/>
-      <w:color w:val="000000" w:themeColor="text1"/>
+      <w:color w:val="000000"/>
     </w:rPr>
     <w:tblPr>
       <w:tblStyleRowBandSize w:val="1"/>
@@ -19968,7 +20400,7 @@
       <w:rPr>
         <w:b/>
         <w:bCs/>
-        <w:color w:val="000000" w:themeColor="text1"/>
+        <w:color w:val="000000"/>
       </w:rPr>
       <w:tblPr/>
       <w:tcPr>
@@ -19979,7 +20411,7 @@
       <w:rPr>
         <w:b/>
         <w:bCs/>
-        <w:color w:val="000000" w:themeColor="text1"/>
+        <w:color w:val="000000"/>
       </w:rPr>
       <w:tblPr/>
       <w:tcPr>
@@ -19998,7 +20430,7 @@
       <w:rPr>
         <w:b/>
         <w:bCs/>
-        <w:color w:val="000000" w:themeColor="text1"/>
+        <w:color w:val="000000"/>
       </w:rPr>
       <w:tblPr/>
       <w:tcPr>
@@ -20017,7 +20449,7 @@
       <w:rPr>
         <w:b w:val="0"/>
         <w:bCs w:val="0"/>
-        <w:color w:val="000000" w:themeColor="text1"/>
+        <w:color w:val="000000"/>
       </w:rPr>
       <w:tblPr/>
       <w:tcPr>
@@ -20065,7 +20497,7 @@
     </w:pPr>
     <w:rPr>
       <w:rFonts w:asciiTheme="majorHAnsi" w:eastAsiaTheme="majorEastAsia" w:hAnsiTheme="majorHAnsi" w:cstheme="majorBidi"/>
-      <w:color w:val="000000" w:themeColor="text1"/>
+      <w:color w:val="000000"/>
     </w:rPr>
     <w:tblPr>
       <w:tblStyleRowBandSize w:val="1"/>
@@ -20093,7 +20525,7 @@
       <w:rPr>
         <w:b/>
         <w:bCs/>
-        <w:color w:val="000000" w:themeColor="text1"/>
+        <w:color w:val="000000"/>
       </w:rPr>
       <w:tblPr/>
       <w:tcPr>
@@ -20104,7 +20536,7 @@
       <w:rPr>
         <w:b/>
         <w:bCs/>
-        <w:color w:val="000000" w:themeColor="text1"/>
+        <w:color w:val="000000"/>
       </w:rPr>
       <w:tblPr/>
       <w:tcPr>
@@ -20123,7 +20555,7 @@
       <w:rPr>
         <w:b/>
         <w:bCs/>
-        <w:color w:val="000000" w:themeColor="text1"/>
+        <w:color w:val="000000"/>
       </w:rPr>
       <w:tblPr/>
       <w:tcPr>
@@ -20142,7 +20574,7 @@
       <w:rPr>
         <w:b w:val="0"/>
         <w:bCs w:val="0"/>
-        <w:color w:val="000000" w:themeColor="text1"/>
+        <w:color w:val="000000"/>
       </w:rPr>
       <w:tblPr/>
       <w:tcPr>
@@ -20190,7 +20622,7 @@
     </w:pPr>
     <w:rPr>
       <w:rFonts w:asciiTheme="majorHAnsi" w:eastAsiaTheme="majorEastAsia" w:hAnsiTheme="majorHAnsi" w:cstheme="majorBidi"/>
-      <w:color w:val="000000" w:themeColor="text1"/>
+      <w:color w:val="000000"/>
     </w:rPr>
     <w:tblPr>
       <w:tblStyleRowBandSize w:val="1"/>
@@ -20218,7 +20650,7 @@
       <w:rPr>
         <w:b/>
         <w:bCs/>
-        <w:color w:val="000000" w:themeColor="text1"/>
+        <w:color w:val="000000"/>
       </w:rPr>
       <w:tblPr/>
       <w:tcPr>
@@ -20229,7 +20661,7 @@
       <w:rPr>
         <w:b/>
         <w:bCs/>
-        <w:color w:val="000000" w:themeColor="text1"/>
+        <w:color w:val="000000"/>
       </w:rPr>
       <w:tblPr/>
       <w:tcPr>
@@ -20248,7 +20680,7 @@
       <w:rPr>
         <w:b/>
         <w:bCs/>
-        <w:color w:val="000000" w:themeColor="text1"/>
+        <w:color w:val="000000"/>
       </w:rPr>
       <w:tblPr/>
       <w:tcPr>
@@ -20267,7 +20699,7 @@
       <w:rPr>
         <w:b w:val="0"/>
         <w:bCs w:val="0"/>
-        <w:color w:val="000000" w:themeColor="text1"/>
+        <w:color w:val="000000"/>
       </w:rPr>
       <w:tblPr/>
       <w:tcPr>
@@ -20315,7 +20747,7 @@
     </w:pPr>
     <w:rPr>
       <w:rFonts w:asciiTheme="majorHAnsi" w:eastAsiaTheme="majorEastAsia" w:hAnsiTheme="majorHAnsi" w:cstheme="majorBidi"/>
-      <w:color w:val="000000" w:themeColor="text1"/>
+      <w:color w:val="000000"/>
     </w:rPr>
     <w:tblPr>
       <w:tblStyleRowBandSize w:val="1"/>
@@ -20343,7 +20775,7 @@
       <w:rPr>
         <w:b/>
         <w:bCs/>
-        <w:color w:val="000000" w:themeColor="text1"/>
+        <w:color w:val="000000"/>
       </w:rPr>
       <w:tblPr/>
       <w:tcPr>
@@ -20354,7 +20786,7 @@
       <w:rPr>
         <w:b/>
         <w:bCs/>
-        <w:color w:val="000000" w:themeColor="text1"/>
+        <w:color w:val="000000"/>
       </w:rPr>
       <w:tblPr/>
       <w:tcPr>
@@ -20373,7 +20805,7 @@
       <w:rPr>
         <w:b/>
         <w:bCs/>
-        <w:color w:val="000000" w:themeColor="text1"/>
+        <w:color w:val="000000"/>
       </w:rPr>
       <w:tblPr/>
       <w:tcPr>
@@ -20392,7 +20824,7 @@
       <w:rPr>
         <w:b w:val="0"/>
         <w:bCs w:val="0"/>
-        <w:color w:val="000000" w:themeColor="text1"/>
+        <w:color w:val="000000"/>
       </w:rPr>
       <w:tblPr/>
       <w:tcPr>
@@ -20440,7 +20872,7 @@
     </w:pPr>
     <w:rPr>
       <w:rFonts w:asciiTheme="majorHAnsi" w:eastAsiaTheme="majorEastAsia" w:hAnsiTheme="majorHAnsi" w:cstheme="majorBidi"/>
-      <w:color w:val="000000" w:themeColor="text1"/>
+      <w:color w:val="000000"/>
     </w:rPr>
     <w:tblPr>
       <w:tblStyleRowBandSize w:val="1"/>
@@ -20468,7 +20900,7 @@
       <w:rPr>
         <w:b/>
         <w:bCs/>
-        <w:color w:val="000000" w:themeColor="text1"/>
+        <w:color w:val="000000"/>
       </w:rPr>
       <w:tblPr/>
       <w:tcPr>
@@ -20479,7 +20911,7 @@
       <w:rPr>
         <w:b/>
         <w:bCs/>
-        <w:color w:val="000000" w:themeColor="text1"/>
+        <w:color w:val="000000"/>
       </w:rPr>
       <w:tblPr/>
       <w:tcPr>
@@ -20498,7 +20930,7 @@
       <w:rPr>
         <w:b/>
         <w:bCs/>
-        <w:color w:val="000000" w:themeColor="text1"/>
+        <w:color w:val="000000"/>
       </w:rPr>
       <w:tblPr/>
       <w:tcPr>
@@ -20517,7 +20949,7 @@
       <w:rPr>
         <w:b w:val="0"/>
         <w:bCs w:val="0"/>
-        <w:color w:val="000000" w:themeColor="text1"/>
+        <w:color w:val="000000"/>
       </w:rPr>
       <w:tblPr/>
       <w:tcPr>
@@ -20565,7 +20997,7 @@
     </w:pPr>
     <w:rPr>
       <w:rFonts w:asciiTheme="majorHAnsi" w:eastAsiaTheme="majorEastAsia" w:hAnsiTheme="majorHAnsi" w:cstheme="majorBidi"/>
-      <w:color w:val="000000" w:themeColor="text1"/>
+      <w:color w:val="000000"/>
     </w:rPr>
     <w:tblPr>
       <w:tblStyleRowBandSize w:val="1"/>
@@ -20593,7 +21025,7 @@
       <w:rPr>
         <w:b/>
         <w:bCs/>
-        <w:color w:val="000000" w:themeColor="text1"/>
+        <w:color w:val="000000"/>
       </w:rPr>
       <w:tblPr/>
       <w:tcPr>
@@ -20604,7 +21036,7 @@
       <w:rPr>
         <w:b/>
         <w:bCs/>
-        <w:color w:val="000000" w:themeColor="text1"/>
+        <w:color w:val="000000"/>
       </w:rPr>
       <w:tblPr/>
       <w:tcPr>
@@ -20623,7 +21055,7 @@
       <w:rPr>
         <w:b/>
         <w:bCs/>
-        <w:color w:val="000000" w:themeColor="text1"/>
+        <w:color w:val="000000"/>
       </w:rPr>
       <w:tblPr/>
       <w:tcPr>
@@ -20642,7 +21074,7 @@
       <w:rPr>
         <w:b w:val="0"/>
         <w:bCs w:val="0"/>
-        <w:color w:val="000000" w:themeColor="text1"/>
+        <w:color w:val="000000"/>
       </w:rPr>
       <w:tblPr/>
       <w:tcPr>
@@ -20690,7 +21122,7 @@
     </w:pPr>
     <w:rPr>
       <w:rFonts w:asciiTheme="majorHAnsi" w:eastAsiaTheme="majorEastAsia" w:hAnsiTheme="majorHAnsi" w:cstheme="majorBidi"/>
-      <w:color w:val="000000" w:themeColor="text1"/>
+      <w:color w:val="000000"/>
     </w:rPr>
     <w:tblPr>
       <w:tblStyleRowBandSize w:val="1"/>
@@ -20718,7 +21150,7 @@
       <w:rPr>
         <w:b/>
         <w:bCs/>
-        <w:color w:val="000000" w:themeColor="text1"/>
+        <w:color w:val="000000"/>
       </w:rPr>
       <w:tblPr/>
       <w:tcPr>
@@ -20729,7 +21161,7 @@
       <w:rPr>
         <w:b/>
         <w:bCs/>
-        <w:color w:val="000000" w:themeColor="text1"/>
+        <w:color w:val="000000"/>
       </w:rPr>
       <w:tblPr/>
       <w:tcPr>
@@ -20748,7 +21180,7 @@
       <w:rPr>
         <w:b/>
         <w:bCs/>
-        <w:color w:val="000000" w:themeColor="text1"/>
+        <w:color w:val="000000"/>
       </w:rPr>
       <w:tblPr/>
       <w:tcPr>
@@ -20767,7 +21199,7 @@
       <w:rPr>
         <w:b w:val="0"/>
         <w:bCs w:val="0"/>
-        <w:color w:val="000000" w:themeColor="text1"/>
+        <w:color w:val="000000"/>
       </w:rPr>
       <w:tblPr/>
       <w:tcPr>
@@ -20841,7 +21273,7 @@
         <w:bCs/>
         <w:i w:val="0"/>
         <w:iCs w:val="0"/>
-        <w:color w:val="FFFFFF" w:themeColor="background1"/>
+        <w:color w:val="000000"/>
       </w:rPr>
       <w:tblPr/>
       <w:tcPr>
@@ -20862,7 +21294,7 @@
         <w:bCs/>
         <w:i w:val="0"/>
         <w:iCs w:val="0"/>
-        <w:color w:val="FFFFFF" w:themeColor="background1"/>
+        <w:color w:val="000000"/>
       </w:rPr>
       <w:tblPr/>
       <w:tcPr>
@@ -20883,7 +21315,7 @@
         <w:bCs/>
         <w:i w:val="0"/>
         <w:iCs w:val="0"/>
-        <w:color w:val="FFFFFF" w:themeColor="background1"/>
+        <w:color w:val="000000"/>
       </w:rPr>
       <w:tblPr/>
       <w:tcPr>
@@ -20902,7 +21334,7 @@
         <w:bCs/>
         <w:i w:val="0"/>
         <w:iCs w:val="0"/>
-        <w:color w:val="FFFFFF" w:themeColor="background1"/>
+        <w:color w:val="000000"/>
       </w:rPr>
       <w:tblPr/>
       <w:tcPr>
@@ -20982,7 +21414,7 @@
         <w:bCs/>
         <w:i w:val="0"/>
         <w:iCs w:val="0"/>
-        <w:color w:val="FFFFFF" w:themeColor="background1"/>
+        <w:color w:val="000000"/>
       </w:rPr>
       <w:tblPr/>
       <w:tcPr>
@@ -21003,7 +21435,7 @@
         <w:bCs/>
         <w:i w:val="0"/>
         <w:iCs w:val="0"/>
-        <w:color w:val="FFFFFF" w:themeColor="background1"/>
+        <w:color w:val="000000"/>
       </w:rPr>
       <w:tblPr/>
       <w:tcPr>
@@ -21024,7 +21456,7 @@
         <w:bCs/>
         <w:i w:val="0"/>
         <w:iCs w:val="0"/>
-        <w:color w:val="FFFFFF" w:themeColor="background1"/>
+        <w:color w:val="000000"/>
       </w:rPr>
       <w:tblPr/>
       <w:tcPr>
@@ -21043,7 +21475,7 @@
         <w:bCs/>
         <w:i w:val="0"/>
         <w:iCs w:val="0"/>
-        <w:color w:val="FFFFFF" w:themeColor="background1"/>
+        <w:color w:val="000000"/>
       </w:rPr>
       <w:tblPr/>
       <w:tcPr>
@@ -21123,7 +21555,7 @@
         <w:bCs/>
         <w:i w:val="0"/>
         <w:iCs w:val="0"/>
-        <w:color w:val="FFFFFF" w:themeColor="background1"/>
+        <w:color w:val="000000"/>
       </w:rPr>
       <w:tblPr/>
       <w:tcPr>
@@ -21144,7 +21576,7 @@
         <w:bCs/>
         <w:i w:val="0"/>
         <w:iCs w:val="0"/>
-        <w:color w:val="FFFFFF" w:themeColor="background1"/>
+        <w:color w:val="000000"/>
       </w:rPr>
       <w:tblPr/>
       <w:tcPr>
@@ -21165,7 +21597,7 @@
         <w:bCs/>
         <w:i w:val="0"/>
         <w:iCs w:val="0"/>
-        <w:color w:val="FFFFFF" w:themeColor="background1"/>
+        <w:color w:val="000000"/>
       </w:rPr>
       <w:tblPr/>
       <w:tcPr>
@@ -21184,7 +21616,7 @@
         <w:bCs/>
         <w:i w:val="0"/>
         <w:iCs w:val="0"/>
-        <w:color w:val="FFFFFF" w:themeColor="background1"/>
+        <w:color w:val="000000"/>
       </w:rPr>
       <w:tblPr/>
       <w:tcPr>
@@ -21264,7 +21696,7 @@
         <w:bCs/>
         <w:i w:val="0"/>
         <w:iCs w:val="0"/>
-        <w:color w:val="FFFFFF" w:themeColor="background1"/>
+        <w:color w:val="000000"/>
       </w:rPr>
       <w:tblPr/>
       <w:tcPr>
@@ -21285,7 +21717,7 @@
         <w:bCs/>
         <w:i w:val="0"/>
         <w:iCs w:val="0"/>
-        <w:color w:val="FFFFFF" w:themeColor="background1"/>
+        <w:color w:val="000000"/>
       </w:rPr>
       <w:tblPr/>
       <w:tcPr>
@@ -21306,7 +21738,7 @@
         <w:bCs/>
         <w:i w:val="0"/>
         <w:iCs w:val="0"/>
-        <w:color w:val="FFFFFF" w:themeColor="background1"/>
+        <w:color w:val="000000"/>
       </w:rPr>
       <w:tblPr/>
       <w:tcPr>
@@ -21325,7 +21757,7 @@
         <w:bCs/>
         <w:i w:val="0"/>
         <w:iCs w:val="0"/>
-        <w:color w:val="FFFFFF" w:themeColor="background1"/>
+        <w:color w:val="000000"/>
       </w:rPr>
       <w:tblPr/>
       <w:tcPr>
@@ -21405,7 +21837,7 @@
         <w:bCs/>
         <w:i w:val="0"/>
         <w:iCs w:val="0"/>
-        <w:color w:val="FFFFFF" w:themeColor="background1"/>
+        <w:color w:val="000000"/>
       </w:rPr>
       <w:tblPr/>
       <w:tcPr>
@@ -21426,7 +21858,7 @@
         <w:bCs/>
         <w:i w:val="0"/>
         <w:iCs w:val="0"/>
-        <w:color w:val="FFFFFF" w:themeColor="background1"/>
+        <w:color w:val="000000"/>
       </w:rPr>
       <w:tblPr/>
       <w:tcPr>
@@ -21447,7 +21879,7 @@
         <w:bCs/>
         <w:i w:val="0"/>
         <w:iCs w:val="0"/>
-        <w:color w:val="FFFFFF" w:themeColor="background1"/>
+        <w:color w:val="000000"/>
       </w:rPr>
       <w:tblPr/>
       <w:tcPr>
@@ -21466,7 +21898,7 @@
         <w:bCs/>
         <w:i w:val="0"/>
         <w:iCs w:val="0"/>
-        <w:color w:val="FFFFFF" w:themeColor="background1"/>
+        <w:color w:val="000000"/>
       </w:rPr>
       <w:tblPr/>
       <w:tcPr>
@@ -21546,7 +21978,7 @@
         <w:bCs/>
         <w:i w:val="0"/>
         <w:iCs w:val="0"/>
-        <w:color w:val="FFFFFF" w:themeColor="background1"/>
+        <w:color w:val="000000"/>
       </w:rPr>
       <w:tblPr/>
       <w:tcPr>
@@ -21567,7 +21999,7 @@
         <w:bCs/>
         <w:i w:val="0"/>
         <w:iCs w:val="0"/>
-        <w:color w:val="FFFFFF" w:themeColor="background1"/>
+        <w:color w:val="000000"/>
       </w:rPr>
       <w:tblPr/>
       <w:tcPr>
@@ -21588,7 +22020,7 @@
         <w:bCs/>
         <w:i w:val="0"/>
         <w:iCs w:val="0"/>
-        <w:color w:val="FFFFFF" w:themeColor="background1"/>
+        <w:color w:val="000000"/>
       </w:rPr>
       <w:tblPr/>
       <w:tcPr>
@@ -21607,7 +22039,7 @@
         <w:bCs/>
         <w:i w:val="0"/>
         <w:iCs w:val="0"/>
-        <w:color w:val="FFFFFF" w:themeColor="background1"/>
+        <w:color w:val="000000"/>
       </w:rPr>
       <w:tblPr/>
       <w:tcPr>
@@ -21687,7 +22119,7 @@
         <w:bCs/>
         <w:i w:val="0"/>
         <w:iCs w:val="0"/>
-        <w:color w:val="FFFFFF" w:themeColor="background1"/>
+        <w:color w:val="000000"/>
       </w:rPr>
       <w:tblPr/>
       <w:tcPr>
@@ -21708,7 +22140,7 @@
         <w:bCs/>
         <w:i w:val="0"/>
         <w:iCs w:val="0"/>
-        <w:color w:val="FFFFFF" w:themeColor="background1"/>
+        <w:color w:val="000000"/>
       </w:rPr>
       <w:tblPr/>
       <w:tcPr>
@@ -21729,7 +22161,7 @@
         <w:bCs/>
         <w:i w:val="0"/>
         <w:iCs w:val="0"/>
-        <w:color w:val="FFFFFF" w:themeColor="background1"/>
+        <w:color w:val="000000"/>
       </w:rPr>
       <w:tblPr/>
       <w:tcPr>
@@ -21748,7 +22180,7 @@
         <w:bCs/>
         <w:i w:val="0"/>
         <w:iCs w:val="0"/>
-        <w:color w:val="FFFFFF" w:themeColor="background1"/>
+        <w:color w:val="000000"/>
       </w:rPr>
       <w:tblPr/>
       <w:tcPr>
@@ -21801,7 +22233,7 @@
       <w:spacing w:after="0" w:line="240" w:lineRule="auto"/>
     </w:pPr>
     <w:rPr>
-      <w:color w:val="FFFFFF" w:themeColor="background1"/>
+      <w:color w:val="000000"/>
     </w:rPr>
     <w:tblPr>
       <w:tblStyleRowBandSize w:val="1"/>
@@ -21915,7 +22347,7 @@
       <w:spacing w:after="0" w:line="240" w:lineRule="auto"/>
     </w:pPr>
     <w:rPr>
-      <w:color w:val="FFFFFF" w:themeColor="background1"/>
+      <w:color w:val="000000"/>
     </w:rPr>
     <w:tblPr>
       <w:tblStyleRowBandSize w:val="1"/>
@@ -22029,7 +22461,7 @@
       <w:spacing w:after="0" w:line="240" w:lineRule="auto"/>
     </w:pPr>
     <w:rPr>
-      <w:color w:val="FFFFFF" w:themeColor="background1"/>
+      <w:color w:val="000000"/>
     </w:rPr>
     <w:tblPr>
       <w:tblStyleRowBandSize w:val="1"/>
@@ -22143,7 +22575,7 @@
       <w:spacing w:after="0" w:line="240" w:lineRule="auto"/>
     </w:pPr>
     <w:rPr>
-      <w:color w:val="FFFFFF" w:themeColor="background1"/>
+      <w:color w:val="000000"/>
     </w:rPr>
     <w:tblPr>
       <w:tblStyleRowBandSize w:val="1"/>
@@ -22257,7 +22689,7 @@
       <w:spacing w:after="0" w:line="240" w:lineRule="auto"/>
     </w:pPr>
     <w:rPr>
-      <w:color w:val="FFFFFF" w:themeColor="background1"/>
+      <w:color w:val="000000"/>
     </w:rPr>
     <w:tblPr>
       <w:tblStyleRowBandSize w:val="1"/>
@@ -22371,7 +22803,7 @@
       <w:spacing w:after="0" w:line="240" w:lineRule="auto"/>
     </w:pPr>
     <w:rPr>
-      <w:color w:val="FFFFFF" w:themeColor="background1"/>
+      <w:color w:val="000000"/>
     </w:rPr>
     <w:tblPr>
       <w:tblStyleRowBandSize w:val="1"/>
@@ -22485,7 +22917,7 @@
       <w:spacing w:after="0" w:line="240" w:lineRule="auto"/>
     </w:pPr>
     <w:rPr>
-      <w:color w:val="FFFFFF" w:themeColor="background1"/>
+      <w:color w:val="000000"/>
     </w:rPr>
     <w:tblPr>
       <w:tblStyleRowBandSize w:val="1"/>
@@ -22599,7 +23031,7 @@
       <w:spacing w:after="0" w:line="240" w:lineRule="auto"/>
     </w:pPr>
     <w:rPr>
-      <w:color w:val="000000" w:themeColor="text1"/>
+      <w:color w:val="000000"/>
     </w:rPr>
     <w:tblPr>
       <w:tblStyleRowBandSize w:val="1"/>
@@ -22645,7 +23077,7 @@
       <w:rPr>
         <w:b/>
         <w:bCs/>
-        <w:color w:val="FFFFFF" w:themeColor="background1"/>
+        <w:color w:val="000000"/>
       </w:rPr>
       <w:tblPr/>
       <w:tcPr>
@@ -22657,7 +23089,7 @@
     </w:tblStylePr>
     <w:tblStylePr w:type="firstCol">
       <w:rPr>
-        <w:color w:val="FFFFFF" w:themeColor="background1"/>
+        <w:color w:val="000000"/>
       </w:rPr>
       <w:tblPr/>
       <w:tcPr>
@@ -22674,7 +23106,7 @@
     </w:tblStylePr>
     <w:tblStylePr w:type="lastCol">
       <w:rPr>
-        <w:color w:val="FFFFFF" w:themeColor="background1"/>
+        <w:color w:val="000000"/>
       </w:rPr>
       <w:tblPr/>
       <w:tcPr>
@@ -22703,12 +23135,12 @@
     </w:tblStylePr>
     <w:tblStylePr w:type="neCell">
       <w:rPr>
-        <w:color w:val="000000" w:themeColor="text1"/>
+        <w:color w:val="000000"/>
       </w:rPr>
     </w:tblStylePr>
     <w:tblStylePr w:type="nwCell">
       <w:rPr>
-        <w:color w:val="000000" w:themeColor="text1"/>
+        <w:color w:val="000000"/>
       </w:rPr>
     </w:tblStylePr>
   </w:style>
@@ -22721,7 +23153,7 @@
       <w:spacing w:after="0" w:line="240" w:lineRule="auto"/>
     </w:pPr>
     <w:rPr>
-      <w:color w:val="000000" w:themeColor="text1"/>
+      <w:color w:val="000000"/>
     </w:rPr>
     <w:tblPr>
       <w:tblStyleRowBandSize w:val="1"/>
@@ -22767,7 +23199,7 @@
       <w:rPr>
         <w:b/>
         <w:bCs/>
-        <w:color w:val="FFFFFF" w:themeColor="background1"/>
+        <w:color w:val="000000"/>
       </w:rPr>
       <w:tblPr/>
       <w:tcPr>
@@ -22779,7 +23211,7 @@
     </w:tblStylePr>
     <w:tblStylePr w:type="firstCol">
       <w:rPr>
-        <w:color w:val="FFFFFF" w:themeColor="background1"/>
+        <w:color w:val="000000"/>
       </w:rPr>
       <w:tblPr/>
       <w:tcPr>
@@ -22796,7 +23228,7 @@
     </w:tblStylePr>
     <w:tblStylePr w:type="lastCol">
       <w:rPr>
-        <w:color w:val="FFFFFF" w:themeColor="background1"/>
+        <w:color w:val="000000"/>
       </w:rPr>
       <w:tblPr/>
       <w:tcPr>
@@ -22825,12 +23257,12 @@
     </w:tblStylePr>
     <w:tblStylePr w:type="neCell">
       <w:rPr>
-        <w:color w:val="000000" w:themeColor="text1"/>
+        <w:color w:val="000000"/>
       </w:rPr>
     </w:tblStylePr>
     <w:tblStylePr w:type="nwCell">
       <w:rPr>
-        <w:color w:val="000000" w:themeColor="text1"/>
+        <w:color w:val="000000"/>
       </w:rPr>
     </w:tblStylePr>
   </w:style>
@@ -22843,7 +23275,7 @@
       <w:spacing w:after="0" w:line="240" w:lineRule="auto"/>
     </w:pPr>
     <w:rPr>
-      <w:color w:val="000000" w:themeColor="text1"/>
+      <w:color w:val="000000"/>
     </w:rPr>
     <w:tblPr>
       <w:tblStyleRowBandSize w:val="1"/>
@@ -22889,7 +23321,7 @@
       <w:rPr>
         <w:b/>
         <w:bCs/>
-        <w:color w:val="FFFFFF" w:themeColor="background1"/>
+        <w:color w:val="000000"/>
       </w:rPr>
       <w:tblPr/>
       <w:tcPr>
@@ -22901,7 +23333,7 @@
     </w:tblStylePr>
     <w:tblStylePr w:type="firstCol">
       <w:rPr>
-        <w:color w:val="FFFFFF" w:themeColor="background1"/>
+        <w:color w:val="000000"/>
       </w:rPr>
       <w:tblPr/>
       <w:tcPr>
@@ -22918,7 +23350,7 @@
     </w:tblStylePr>
     <w:tblStylePr w:type="lastCol">
       <w:rPr>
-        <w:color w:val="FFFFFF" w:themeColor="background1"/>
+        <w:color w:val="000000"/>
       </w:rPr>
       <w:tblPr/>
       <w:tcPr>
@@ -22947,12 +23379,12 @@
     </w:tblStylePr>
     <w:tblStylePr w:type="neCell">
       <w:rPr>
-        <w:color w:val="000000" w:themeColor="text1"/>
+        <w:color w:val="000000"/>
       </w:rPr>
     </w:tblStylePr>
     <w:tblStylePr w:type="nwCell">
       <w:rPr>
-        <w:color w:val="000000" w:themeColor="text1"/>
+        <w:color w:val="000000"/>
       </w:rPr>
     </w:tblStylePr>
   </w:style>
@@ -22965,7 +23397,7 @@
       <w:spacing w:after="0" w:line="240" w:lineRule="auto"/>
     </w:pPr>
     <w:rPr>
-      <w:color w:val="000000" w:themeColor="text1"/>
+      <w:color w:val="000000"/>
     </w:rPr>
     <w:tblPr>
       <w:tblStyleRowBandSize w:val="1"/>
@@ -23011,7 +23443,7 @@
       <w:rPr>
         <w:b/>
         <w:bCs/>
-        <w:color w:val="FFFFFF" w:themeColor="background1"/>
+        <w:color w:val="000000"/>
       </w:rPr>
       <w:tblPr/>
       <w:tcPr>
@@ -23023,7 +23455,7 @@
     </w:tblStylePr>
     <w:tblStylePr w:type="firstCol">
       <w:rPr>
-        <w:color w:val="FFFFFF" w:themeColor="background1"/>
+        <w:color w:val="000000"/>
       </w:rPr>
       <w:tblPr/>
       <w:tcPr>
@@ -23040,7 +23472,7 @@
     </w:tblStylePr>
     <w:tblStylePr w:type="lastCol">
       <w:rPr>
-        <w:color w:val="FFFFFF" w:themeColor="background1"/>
+        <w:color w:val="000000"/>
       </w:rPr>
       <w:tblPr/>
       <w:tcPr>
@@ -23077,7 +23509,7 @@
       <w:spacing w:after="0" w:line="240" w:lineRule="auto"/>
     </w:pPr>
     <w:rPr>
-      <w:color w:val="000000" w:themeColor="text1"/>
+      <w:color w:val="000000"/>
     </w:rPr>
     <w:tblPr>
       <w:tblStyleRowBandSize w:val="1"/>
@@ -23123,7 +23555,7 @@
       <w:rPr>
         <w:b/>
         <w:bCs/>
-        <w:color w:val="FFFFFF" w:themeColor="background1"/>
+        <w:color w:val="000000"/>
       </w:rPr>
       <w:tblPr/>
       <w:tcPr>
@@ -23135,7 +23567,7 @@
     </w:tblStylePr>
     <w:tblStylePr w:type="firstCol">
       <w:rPr>
-        <w:color w:val="FFFFFF" w:themeColor="background1"/>
+        <w:color w:val="000000"/>
       </w:rPr>
       <w:tblPr/>
       <w:tcPr>
@@ -23152,7 +23584,7 @@
     </w:tblStylePr>
     <w:tblStylePr w:type="lastCol">
       <w:rPr>
-        <w:color w:val="FFFFFF" w:themeColor="background1"/>
+        <w:color w:val="000000"/>
       </w:rPr>
       <w:tblPr/>
       <w:tcPr>
@@ -23181,12 +23613,12 @@
     </w:tblStylePr>
     <w:tblStylePr w:type="neCell">
       <w:rPr>
-        <w:color w:val="000000" w:themeColor="text1"/>
+        <w:color w:val="000000"/>
       </w:rPr>
     </w:tblStylePr>
     <w:tblStylePr w:type="nwCell">
       <w:rPr>
-        <w:color w:val="000000" w:themeColor="text1"/>
+        <w:color w:val="000000"/>
       </w:rPr>
     </w:tblStylePr>
   </w:style>
@@ -23199,7 +23631,7 @@
       <w:spacing w:after="0" w:line="240" w:lineRule="auto"/>
     </w:pPr>
     <w:rPr>
-      <w:color w:val="000000" w:themeColor="text1"/>
+      <w:color w:val="000000"/>
     </w:rPr>
     <w:tblPr>
       <w:tblStyleRowBandSize w:val="1"/>
@@ -23245,7 +23677,7 @@
       <w:rPr>
         <w:b/>
         <w:bCs/>
-        <w:color w:val="FFFFFF" w:themeColor="background1"/>
+        <w:color w:val="000000"/>
       </w:rPr>
       <w:tblPr/>
       <w:tcPr>
@@ -23257,7 +23689,7 @@
     </w:tblStylePr>
     <w:tblStylePr w:type="firstCol">
       <w:rPr>
-        <w:color w:val="FFFFFF" w:themeColor="background1"/>
+        <w:color w:val="000000"/>
       </w:rPr>
       <w:tblPr/>
       <w:tcPr>
@@ -23274,7 +23706,7 @@
     </w:tblStylePr>
     <w:tblStylePr w:type="lastCol">
       <w:rPr>
-        <w:color w:val="FFFFFF" w:themeColor="background1"/>
+        <w:color w:val="000000"/>
       </w:rPr>
       <w:tblPr/>
       <w:tcPr>
@@ -23303,12 +23735,12 @@
     </w:tblStylePr>
     <w:tblStylePr w:type="neCell">
       <w:rPr>
-        <w:color w:val="000000" w:themeColor="text1"/>
+        <w:color w:val="000000"/>
       </w:rPr>
     </w:tblStylePr>
     <w:tblStylePr w:type="nwCell">
       <w:rPr>
-        <w:color w:val="000000" w:themeColor="text1"/>
+        <w:color w:val="000000"/>
       </w:rPr>
     </w:tblStylePr>
   </w:style>
@@ -23321,7 +23753,7 @@
       <w:spacing w:after="0" w:line="240" w:lineRule="auto"/>
     </w:pPr>
     <w:rPr>
-      <w:color w:val="000000" w:themeColor="text1"/>
+      <w:color w:val="000000"/>
     </w:rPr>
     <w:tblPr>
       <w:tblStyleRowBandSize w:val="1"/>
@@ -23367,7 +23799,7 @@
       <w:rPr>
         <w:b/>
         <w:bCs/>
-        <w:color w:val="FFFFFF" w:themeColor="background1"/>
+        <w:color w:val="000000"/>
       </w:rPr>
       <w:tblPr/>
       <w:tcPr>
@@ -23379,7 +23811,7 @@
     </w:tblStylePr>
     <w:tblStylePr w:type="firstCol">
       <w:rPr>
-        <w:color w:val="FFFFFF" w:themeColor="background1"/>
+        <w:color w:val="000000"/>
       </w:rPr>
       <w:tblPr/>
       <w:tcPr>
@@ -23396,7 +23828,7 @@
     </w:tblStylePr>
     <w:tblStylePr w:type="lastCol">
       <w:rPr>
-        <w:color w:val="FFFFFF" w:themeColor="background1"/>
+        <w:color w:val="000000"/>
       </w:rPr>
       <w:tblPr/>
       <w:tcPr>
@@ -23425,12 +23857,12 @@
     </w:tblStylePr>
     <w:tblStylePr w:type="neCell">
       <w:rPr>
-        <w:color w:val="000000" w:themeColor="text1"/>
+        <w:color w:val="000000"/>
       </w:rPr>
     </w:tblStylePr>
     <w:tblStylePr w:type="nwCell">
       <w:rPr>
-        <w:color w:val="000000" w:themeColor="text1"/>
+        <w:color w:val="000000"/>
       </w:rPr>
     </w:tblStylePr>
   </w:style>
@@ -23443,7 +23875,7 @@
       <w:spacing w:after="0" w:line="240" w:lineRule="auto"/>
     </w:pPr>
     <w:rPr>
-      <w:color w:val="000000" w:themeColor="text1"/>
+      <w:color w:val="000000"/>
     </w:rPr>
     <w:tblPr>
       <w:tblStyleRowBandSize w:val="1"/>
@@ -23463,7 +23895,7 @@
       <w:rPr>
         <w:b/>
         <w:bCs/>
-        <w:color w:val="FFFFFF" w:themeColor="background1"/>
+        <w:color w:val="000000"/>
       </w:rPr>
       <w:tblPr/>
       <w:tcPr>
@@ -23477,7 +23909,7 @@
       <w:rPr>
         <w:b/>
         <w:bCs/>
-        <w:color w:val="9E3A38" w:themeColor="accent2" w:themeShade="CC"/>
+        <w:color w:val="000000"/>
       </w:rPr>
       <w:tblPr/>
       <w:tcPr>
@@ -23529,7 +23961,7 @@
       <w:spacing w:after="0" w:line="240" w:lineRule="auto"/>
     </w:pPr>
     <w:rPr>
-      <w:color w:val="000000" w:themeColor="text1"/>
+      <w:color w:val="000000"/>
     </w:rPr>
     <w:tblPr>
       <w:tblStyleRowBandSize w:val="1"/>
@@ -23549,7 +23981,7 @@
       <w:rPr>
         <w:b/>
         <w:bCs/>
-        <w:color w:val="FFFFFF" w:themeColor="background1"/>
+        <w:color w:val="000000"/>
       </w:rPr>
       <w:tblPr/>
       <w:tcPr>
@@ -23563,7 +23995,7 @@
       <w:rPr>
         <w:b/>
         <w:bCs/>
-        <w:color w:val="9E3A38" w:themeColor="accent2" w:themeShade="CC"/>
+        <w:color w:val="000000"/>
       </w:rPr>
       <w:tblPr/>
       <w:tcPr>
@@ -23615,7 +24047,7 @@
       <w:spacing w:after="0" w:line="240" w:lineRule="auto"/>
     </w:pPr>
     <w:rPr>
-      <w:color w:val="000000" w:themeColor="text1"/>
+      <w:color w:val="000000"/>
     </w:rPr>
     <w:tblPr>
       <w:tblStyleRowBandSize w:val="1"/>
@@ -23635,7 +24067,7 @@
       <w:rPr>
         <w:b/>
         <w:bCs/>
-        <w:color w:val="FFFFFF" w:themeColor="background1"/>
+        <w:color w:val="000000"/>
       </w:rPr>
       <w:tblPr/>
       <w:tcPr>
@@ -23649,7 +24081,7 @@
       <w:rPr>
         <w:b/>
         <w:bCs/>
-        <w:color w:val="9E3A38" w:themeColor="accent2" w:themeShade="CC"/>
+        <w:color w:val="000000"/>
       </w:rPr>
       <w:tblPr/>
       <w:tcPr>
@@ -23701,7 +24133,7 @@
       <w:spacing w:after="0" w:line="240" w:lineRule="auto"/>
     </w:pPr>
     <w:rPr>
-      <w:color w:val="000000" w:themeColor="text1"/>
+      <w:color w:val="000000"/>
     </w:rPr>
     <w:tblPr>
       <w:tblStyleRowBandSize w:val="1"/>
@@ -23721,7 +24153,7 @@
       <w:rPr>
         <w:b/>
         <w:bCs/>
-        <w:color w:val="FFFFFF" w:themeColor="background1"/>
+        <w:color w:val="000000"/>
       </w:rPr>
       <w:tblPr/>
       <w:tcPr>
@@ -23735,7 +24167,7 @@
       <w:rPr>
         <w:b/>
         <w:bCs/>
-        <w:color w:val="664E82" w:themeColor="accent4" w:themeShade="CC"/>
+        <w:color w:val="000000"/>
       </w:rPr>
       <w:tblPr/>
       <w:tcPr>
@@ -23787,7 +24219,7 @@
       <w:spacing w:after="0" w:line="240" w:lineRule="auto"/>
     </w:pPr>
     <w:rPr>
-      <w:color w:val="000000" w:themeColor="text1"/>
+      <w:color w:val="000000"/>
     </w:rPr>
     <w:tblPr>
       <w:tblStyleRowBandSize w:val="1"/>
@@ -23807,7 +24239,7 @@
       <w:rPr>
         <w:b/>
         <w:bCs/>
-        <w:color w:val="FFFFFF" w:themeColor="background1"/>
+        <w:color w:val="000000"/>
       </w:rPr>
       <w:tblPr/>
       <w:tcPr>
@@ -23821,7 +24253,7 @@
       <w:rPr>
         <w:b/>
         <w:bCs/>
-        <w:color w:val="7E9C40" w:themeColor="accent3" w:themeShade="CC"/>
+        <w:color w:val="000000"/>
       </w:rPr>
       <w:tblPr/>
       <w:tcPr>
@@ -23873,7 +24305,7 @@
       <w:spacing w:after="0" w:line="240" w:lineRule="auto"/>
     </w:pPr>
     <w:rPr>
-      <w:color w:val="000000" w:themeColor="text1"/>
+      <w:color w:val="000000"/>
     </w:rPr>
     <w:tblPr>
       <w:tblStyleRowBandSize w:val="1"/>
@@ -23893,7 +24325,7 @@
       <w:rPr>
         <w:b/>
         <w:bCs/>
-        <w:color w:val="FFFFFF" w:themeColor="background1"/>
+        <w:color w:val="000000"/>
       </w:rPr>
       <w:tblPr/>
       <w:tcPr>
@@ -23907,7 +24339,7 @@
       <w:rPr>
         <w:b/>
         <w:bCs/>
-        <w:color w:val="F2730A" w:themeColor="accent6" w:themeShade="CC"/>
+        <w:color w:val="000000"/>
       </w:rPr>
       <w:tblPr/>
       <w:tcPr>
@@ -23959,7 +24391,7 @@
       <w:spacing w:after="0" w:line="240" w:lineRule="auto"/>
     </w:pPr>
     <w:rPr>
-      <w:color w:val="000000" w:themeColor="text1"/>
+      <w:color w:val="000000"/>
     </w:rPr>
     <w:tblPr>
       <w:tblStyleRowBandSize w:val="1"/>
@@ -23979,7 +24411,7 @@
       <w:rPr>
         <w:b/>
         <w:bCs/>
-        <w:color w:val="FFFFFF" w:themeColor="background1"/>
+        <w:color w:val="000000"/>
       </w:rPr>
       <w:tblPr/>
       <w:tcPr>
@@ -23993,7 +24425,7 @@
       <w:rPr>
         <w:b/>
         <w:bCs/>
-        <w:color w:val="348DA5" w:themeColor="accent5" w:themeShade="CC"/>
+        <w:color w:val="000000"/>
       </w:rPr>
       <w:tblPr/>
       <w:tcPr>
@@ -24045,7 +24477,7 @@
       <w:spacing w:after="0" w:line="240" w:lineRule="auto"/>
     </w:pPr>
     <w:rPr>
-      <w:color w:val="000000" w:themeColor="text1"/>
+      <w:color w:val="000000"/>
     </w:rPr>
     <w:tblPr>
       <w:tblStyleRowBandSize w:val="1"/>
@@ -24078,7 +24510,7 @@
       <w:rPr>
         <w:b/>
         <w:bCs/>
-        <w:color w:val="000000" w:themeColor="text1"/>
+        <w:color w:val="000000"/>
       </w:rPr>
       <w:tblPr/>
       <w:tcPr>
@@ -24087,7 +24519,7 @@
     </w:tblStylePr>
     <w:tblStylePr w:type="firstCol">
       <w:rPr>
-        <w:color w:val="FFFFFF" w:themeColor="background1"/>
+        <w:color w:val="000000"/>
       </w:rPr>
       <w:tblPr/>
       <w:tcPr>
@@ -24096,7 +24528,7 @@
     </w:tblStylePr>
     <w:tblStylePr w:type="lastCol">
       <w:rPr>
-        <w:color w:val="FFFFFF" w:themeColor="background1"/>
+        <w:color w:val="000000"/>
       </w:rPr>
       <w:tblPr/>
       <w:tcPr>
@@ -24125,7 +24557,7 @@
       <w:spacing w:after="0" w:line="240" w:lineRule="auto"/>
     </w:pPr>
     <w:rPr>
-      <w:color w:val="000000" w:themeColor="text1"/>
+      <w:color w:val="000000"/>
     </w:rPr>
     <w:tblPr>
       <w:tblStyleRowBandSize w:val="1"/>
@@ -24158,7 +24590,7 @@
       <w:rPr>
         <w:b/>
         <w:bCs/>
-        <w:color w:val="000000" w:themeColor="text1"/>
+        <w:color w:val="000000"/>
       </w:rPr>
       <w:tblPr/>
       <w:tcPr>
@@ -24167,7 +24599,7 @@
     </w:tblStylePr>
     <w:tblStylePr w:type="firstCol">
       <w:rPr>
-        <w:color w:val="FFFFFF" w:themeColor="background1"/>
+        <w:color w:val="000000"/>
       </w:rPr>
       <w:tblPr/>
       <w:tcPr>
@@ -24176,7 +24608,7 @@
     </w:tblStylePr>
     <w:tblStylePr w:type="lastCol">
       <w:rPr>
-        <w:color w:val="FFFFFF" w:themeColor="background1"/>
+        <w:color w:val="000000"/>
       </w:rPr>
       <w:tblPr/>
       <w:tcPr>
@@ -24205,7 +24637,7 @@
       <w:spacing w:after="0" w:line="240" w:lineRule="auto"/>
     </w:pPr>
     <w:rPr>
-      <w:color w:val="000000" w:themeColor="text1"/>
+      <w:color w:val="000000"/>
     </w:rPr>
     <w:tblPr>
       <w:tblStyleRowBandSize w:val="1"/>
@@ -24238,7 +24670,7 @@
       <w:rPr>
         <w:b/>
         <w:bCs/>
-        <w:color w:val="000000" w:themeColor="text1"/>
+        <w:color w:val="000000"/>
       </w:rPr>
       <w:tblPr/>
       <w:tcPr>
@@ -24247,7 +24679,7 @@
     </w:tblStylePr>
     <w:tblStylePr w:type="firstCol">
       <w:rPr>
-        <w:color w:val="FFFFFF" w:themeColor="background1"/>
+        <w:color w:val="000000"/>
       </w:rPr>
       <w:tblPr/>
       <w:tcPr>
@@ -24256,7 +24688,7 @@
     </w:tblStylePr>
     <w:tblStylePr w:type="lastCol">
       <w:rPr>
-        <w:color w:val="FFFFFF" w:themeColor="background1"/>
+        <w:color w:val="000000"/>
       </w:rPr>
       <w:tblPr/>
       <w:tcPr>
@@ -24285,7 +24717,7 @@
       <w:spacing w:after="0" w:line="240" w:lineRule="auto"/>
     </w:pPr>
     <w:rPr>
-      <w:color w:val="000000" w:themeColor="text1"/>
+      <w:color w:val="000000"/>
     </w:rPr>
     <w:tblPr>
       <w:tblStyleRowBandSize w:val="1"/>
@@ -24318,7 +24750,7 @@
       <w:rPr>
         <w:b/>
         <w:bCs/>
-        <w:color w:val="000000" w:themeColor="text1"/>
+        <w:color w:val="000000"/>
       </w:rPr>
       <w:tblPr/>
       <w:tcPr>
@@ -24327,7 +24759,7 @@
     </w:tblStylePr>
     <w:tblStylePr w:type="firstCol">
       <w:rPr>
-        <w:color w:val="FFFFFF" w:themeColor="background1"/>
+        <w:color w:val="000000"/>
       </w:rPr>
       <w:tblPr/>
       <w:tcPr>
@@ -24336,7 +24768,7 @@
     </w:tblStylePr>
     <w:tblStylePr w:type="lastCol">
       <w:rPr>
-        <w:color w:val="FFFFFF" w:themeColor="background1"/>
+        <w:color w:val="000000"/>
       </w:rPr>
       <w:tblPr/>
       <w:tcPr>
@@ -24365,7 +24797,7 @@
       <w:spacing w:after="0" w:line="240" w:lineRule="auto"/>
     </w:pPr>
     <w:rPr>
-      <w:color w:val="000000" w:themeColor="text1"/>
+      <w:color w:val="000000"/>
     </w:rPr>
     <w:tblPr>
       <w:tblStyleRowBandSize w:val="1"/>
@@ -24398,7 +24830,7 @@
       <w:rPr>
         <w:b/>
         <w:bCs/>
-        <w:color w:val="000000" w:themeColor="text1"/>
+        <w:color w:val="000000"/>
       </w:rPr>
       <w:tblPr/>
       <w:tcPr>
@@ -24407,7 +24839,7 @@
     </w:tblStylePr>
     <w:tblStylePr w:type="firstCol">
       <w:rPr>
-        <w:color w:val="FFFFFF" w:themeColor="background1"/>
+        <w:color w:val="000000"/>
       </w:rPr>
       <w:tblPr/>
       <w:tcPr>
@@ -24416,7 +24848,7 @@
     </w:tblStylePr>
     <w:tblStylePr w:type="lastCol">
       <w:rPr>
-        <w:color w:val="FFFFFF" w:themeColor="background1"/>
+        <w:color w:val="000000"/>
       </w:rPr>
       <w:tblPr/>
       <w:tcPr>
@@ -24445,7 +24877,7 @@
       <w:spacing w:after="0" w:line="240" w:lineRule="auto"/>
     </w:pPr>
     <w:rPr>
-      <w:color w:val="000000" w:themeColor="text1"/>
+      <w:color w:val="000000"/>
     </w:rPr>
     <w:tblPr>
       <w:tblStyleRowBandSize w:val="1"/>
@@ -24478,7 +24910,7 @@
       <w:rPr>
         <w:b/>
         <w:bCs/>
-        <w:color w:val="000000" w:themeColor="text1"/>
+        <w:color w:val="000000"/>
       </w:rPr>
       <w:tblPr/>
       <w:tcPr>
@@ -24487,7 +24919,7 @@
     </w:tblStylePr>
     <w:tblStylePr w:type="firstCol">
       <w:rPr>
-        <w:color w:val="FFFFFF" w:themeColor="background1"/>
+        <w:color w:val="000000"/>
       </w:rPr>
       <w:tblPr/>
       <w:tcPr>
@@ -24496,7 +24928,7 @@
     </w:tblStylePr>
     <w:tblStylePr w:type="lastCol">
       <w:rPr>
-        <w:color w:val="FFFFFF" w:themeColor="background1"/>
+        <w:color w:val="000000"/>
       </w:rPr>
       <w:tblPr/>
       <w:tcPr>
@@ -24525,7 +24957,7 @@
       <w:spacing w:after="0" w:line="240" w:lineRule="auto"/>
     </w:pPr>
     <w:rPr>
-      <w:color w:val="000000" w:themeColor="text1"/>
+      <w:color w:val="000000"/>
     </w:rPr>
     <w:tblPr>
       <w:tblStyleRowBandSize w:val="1"/>
@@ -24558,7 +24990,7 @@
       <w:rPr>
         <w:b/>
         <w:bCs/>
-        <w:color w:val="000000" w:themeColor="text1"/>
+        <w:color w:val="000000"/>
       </w:rPr>
       <w:tblPr/>
       <w:tcPr>
@@ -24567,7 +24999,7 @@
     </w:tblStylePr>
     <w:tblStylePr w:type="firstCol">
       <w:rPr>
-        <w:color w:val="FFFFFF" w:themeColor="background1"/>
+        <w:color w:val="000000"/>
       </w:rPr>
       <w:tblPr/>
       <w:tcPr>
@@ -24576,7 +25008,7 @@
     </w:tblStylePr>
     <w:tblStylePr w:type="lastCol">
       <w:rPr>
-        <w:color w:val="FFFFFF" w:themeColor="background1"/>
+        <w:color w:val="000000"/>
       </w:rPr>
       <w:tblPr/>
       <w:tcPr>
